--- a/3k1s/OS3-1/lab06/лаба06.docx
+++ b/3k1s/OS3-1/lab06/лаба06.docx
@@ -491,149 +491,79 @@
     </w:p>
     <w:p>
       <w:r>
-        <w:rPr>
-          <w:lang w:val="en-US"/>
-        </w:rPr>
         <w:t xml:space="preserve"> </w:t>
       </w:r>
       <w:r>
-        <w:t>Текст</w:t>
-      </w:r>
-    </w:p>
-    <w:p/>
-    <w:p/>
-    <w:p>
-      <w:pPr>
-        <w:spacing w:after="0"/>
-      </w:pPr>
-      <w:r>
-        <w:t>текст</w:t>
-      </w:r>
-    </w:p>
-    <w:tbl>
-      <w:tblPr>
-        <w:tblStyle w:val="a5"/>
-        <w:tblW w:w="0" w:type="auto"/>
-        <w:tblLook w:val="04A0" w:firstRow="1" w:lastRow="0" w:firstColumn="1" w:lastColumn="0" w:noHBand="0" w:noVBand="1"/>
-      </w:tblPr>
-      <w:tblGrid>
-        <w:gridCol w:w="9345"/>
-      </w:tblGrid>
-      <w:tr>
-        <w:trPr>
-          <w:trHeight w:val="376"/>
-        </w:trPr>
-        <w:tc>
-          <w:tcPr>
-            <w:tcW w:w="9345" w:type="dxa"/>
-          </w:tcPr>
-          <w:p>
-            <w:pPr>
-              <w:pStyle w:val="afd"/>
-              <w:spacing w:after="0"/>
-              <w:rPr>
-                <w:lang w:val="ru-RU"/>
-              </w:rPr>
-            </w:pPr>
-            <w:r>
-              <w:rPr>
-                <w:lang w:val="ru-RU"/>
-              </w:rPr>
-              <w:t>код</w:t>
-            </w:r>
-          </w:p>
-        </w:tc>
-      </w:tr>
-    </w:tbl>
-    <w:p>
-      <w:pPr>
-        <w:pStyle w:val="af4"/>
-      </w:pPr>
-      <w:r>
-        <w:t>Листинг 2.1.</w:t>
-      </w:r>
-      <w:r>
-        <w:t>1</w:t>
-      </w:r>
-      <w:r>
-        <w:t xml:space="preserve"> – Исходный код приложения lab-06</w:t>
-      </w:r>
-      <w:r>
-        <w:rPr>
-          <w:lang w:val="en-US"/>
-        </w:rPr>
-        <w:t>xxxxxx</w:t>
+        <w:t xml:space="preserve">Цель работы: Получение практических навыков в работе с процессами и потоками по вопросу синхронизации их взаимодействия в OC </w:t>
+      </w:r>
+      <w:proofErr w:type="spellStart"/>
+      <w:r>
+        <w:t>Windows</w:t>
+      </w:r>
+      <w:proofErr w:type="spellEnd"/>
+      <w:r>
+        <w:t xml:space="preserve"> и </w:t>
+      </w:r>
+      <w:proofErr w:type="spellStart"/>
+      <w:r>
+        <w:t>Linux</w:t>
+      </w:r>
+      <w:proofErr w:type="spellEnd"/>
+      <w:r>
+        <w:t>.</w:t>
       </w:r>
     </w:p>
     <w:p>
       <w:r>
-        <w:t>текст</w:t>
+        <w:t>!!!Задания являются накопительными, т.е. для выбранного уровня сложности нужно выполнить также все предыдущие.</w:t>
       </w:r>
     </w:p>
     <w:p>
       <w:pPr>
-        <w:pStyle w:val="af4"/>
-      </w:pPr>
-      <w:r>
-        <w:drawing>
-          <wp:inline distT="0" distB="0" distL="0" distR="0" wp14:anchorId="7B465BC6" wp14:editId="553BC0D3">
-            <wp:extent cx="2331811" cy="571500"/>
-            <wp:effectExtent l="0" t="0" r="0" b="0"/>
-            <wp:docPr id="2" name="Рисунок 2"/>
-            <wp:cNvGraphicFramePr>
-              <a:graphicFrameLocks xmlns:a="http://schemas.openxmlformats.org/drawingml/2006/main" noChangeAspect="1"/>
-            </wp:cNvGraphicFramePr>
-            <a:graphic xmlns:a="http://schemas.openxmlformats.org/drawingml/2006/main">
-              <a:graphicData uri="http://schemas.openxmlformats.org/drawingml/2006/picture">
-                <pic:pic xmlns:pic="http://schemas.openxmlformats.org/drawingml/2006/picture">
-                  <pic:nvPicPr>
-                    <pic:cNvPr id="1" name=""/>
-                    <pic:cNvPicPr/>
-                  </pic:nvPicPr>
-                  <pic:blipFill rotWithShape="1">
-                    <a:blip r:embed="rId8"/>
-                    <a:srcRect l="60747" b="63444"/>
-                    <a:stretch/>
-                  </pic:blipFill>
-                  <pic:spPr bwMode="auto">
-                    <a:xfrm>
-                      <a:off x="0" y="0"/>
-                      <a:ext cx="2331811" cy="571500"/>
-                    </a:xfrm>
-                    <a:prstGeom prst="rect">
-                      <a:avLst/>
-                    </a:prstGeom>
-                    <a:ln>
-                      <a:noFill/>
-                    </a:ln>
-                    <a:extLst>
-                      <a:ext uri="{53640926-AAD7-44D8-BBD7-CCE9431645EC}">
-                        <a14:shadowObscured xmlns:a14="http://schemas.microsoft.com/office/drawing/2010/main"/>
-                      </a:ext>
-                    </a:extLst>
-                  </pic:spPr>
-                </pic:pic>
-              </a:graphicData>
-            </a:graphic>
-          </wp:inline>
-        </w:drawing>
+        <w:spacing w:after="0"/>
+      </w:pPr>
+      <w:r>
+        <w:t>Темы для предварительного изучения:</w:t>
       </w:r>
     </w:p>
     <w:p>
       <w:pPr>
-        <w:pStyle w:val="af4"/>
-      </w:pPr>
-      <w:r>
-        <w:t>Рисунок 2.1. – Результат выполнения приложения lab-0</w:t>
-      </w:r>
-      <w:r>
-        <w:t>6</w:t>
-      </w:r>
-      <w:r>
-        <w:rPr>
-          <w:lang w:val="en-US"/>
-        </w:rPr>
-        <w:t>xxxxx</w:t>
+        <w:pStyle w:val="a"/>
+      </w:pPr>
+      <w:r>
+        <w:t xml:space="preserve">работа с примитивами синхронизации (лекция, </w:t>
+      </w:r>
+      <w:proofErr w:type="spellStart"/>
+      <w:r>
+        <w:t>Linux</w:t>
+      </w:r>
+      <w:proofErr w:type="spellEnd"/>
+      <w:r>
+        <w:t xml:space="preserve">, </w:t>
+      </w:r>
+      <w:proofErr w:type="spellStart"/>
+      <w:r>
+        <w:t>Linux</w:t>
+      </w:r>
+      <w:proofErr w:type="spellEnd"/>
+      <w:r>
+        <w:t xml:space="preserve">, </w:t>
+      </w:r>
+      <w:proofErr w:type="spellStart"/>
+      <w:r>
+        <w:t>Windows</w:t>
+      </w:r>
+      <w:proofErr w:type="spellEnd"/>
+      <w:r>
+        <w:t>);</w:t>
+      </w:r>
+    </w:p>
+    <w:p>
+      <w:pPr>
+        <w:pStyle w:val="a"/>
+      </w:pPr>
+      <w:r>
+        <w:t>работа с взаимоблокировками (лекция, литература).</w:t>
       </w:r>
     </w:p>
     <w:p>
@@ -2513,6 +2443,106 @@
             <wp:extent cx="6372000" cy="2390735"/>
             <wp:effectExtent l="0" t="0" r="0" b="0"/>
             <wp:docPr id="1" name="Рисунок 1"/>
+            <wp:cNvGraphicFramePr>
+              <a:graphicFrameLocks xmlns:a="http://schemas.openxmlformats.org/drawingml/2006/main" noChangeAspect="1"/>
+            </wp:cNvGraphicFramePr>
+            <a:graphic xmlns:a="http://schemas.openxmlformats.org/drawingml/2006/main">
+              <a:graphicData uri="http://schemas.openxmlformats.org/drawingml/2006/picture">
+                <pic:pic xmlns:pic="http://schemas.openxmlformats.org/drawingml/2006/picture">
+                  <pic:nvPicPr>
+                    <pic:cNvPr id="1" name=""/>
+                    <pic:cNvPicPr/>
+                  </pic:nvPicPr>
+                  <pic:blipFill>
+                    <a:blip r:embed="rId8"/>
+                    <a:stretch>
+                      <a:fillRect/>
+                    </a:stretch>
+                  </pic:blipFill>
+                  <pic:spPr>
+                    <a:xfrm>
+                      <a:off x="0" y="0"/>
+                      <a:ext cx="6372000" cy="2390735"/>
+                    </a:xfrm>
+                    <a:prstGeom prst="rect">
+                      <a:avLst/>
+                    </a:prstGeom>
+                  </pic:spPr>
+                </pic:pic>
+              </a:graphicData>
+            </a:graphic>
+          </wp:inline>
+        </w:drawing>
+      </w:r>
+    </w:p>
+    <w:p>
+      <w:pPr>
+        <w:pStyle w:val="af4"/>
+        <w:rPr>
+          <w:lang w:val="en-US"/>
+        </w:rPr>
+      </w:pPr>
+      <w:r>
+        <w:t>Рисунок 2.1.</w:t>
+      </w:r>
+      <w:r>
+        <w:t>1</w:t>
+      </w:r>
+      <w:r>
+        <w:t xml:space="preserve"> – </w:t>
+      </w:r>
+      <w:r>
+        <w:t>Н</w:t>
+      </w:r>
+      <w:r>
+        <w:t>ачал</w:t>
+      </w:r>
+      <w:r>
+        <w:t>о</w:t>
+      </w:r>
+      <w:r>
+        <w:t xml:space="preserve"> </w:t>
+      </w:r>
+      <w:r>
+        <w:t>выполнения приложения lab-0</w:t>
+      </w:r>
+      <w:r>
+        <w:t>6</w:t>
+      </w:r>
+      <w:r>
+        <w:rPr>
+          <w:lang w:val="en-US"/>
+        </w:rPr>
+        <w:t>a</w:t>
+      </w:r>
+    </w:p>
+    <w:p>
+      <w:r>
+        <w:t xml:space="preserve">Перейдем к участку входа потока </w:t>
+      </w:r>
+      <w:r>
+        <w:rPr>
+          <w:lang w:val="en-US"/>
+        </w:rPr>
+        <w:t>B</w:t>
+      </w:r>
+      <w:r>
+        <w:t xml:space="preserve"> </w:t>
+      </w:r>
+      <w:r>
+        <w:t>в критическую секцию.</w:t>
+      </w:r>
+    </w:p>
+    <w:p>
+      <w:pPr>
+        <w:pStyle w:val="af4"/>
+      </w:pPr>
+      <w:r>
+        <w:drawing>
+          <wp:inline distT="0" distB="0" distL="0" distR="0" wp14:anchorId="5356EDFA" wp14:editId="58C575ED">
+            <wp:extent cx="6372225" cy="3914140"/>
+            <wp:effectExtent l="0" t="0" r="9525" b="0"/>
+            <wp:docPr id="8" name="Рисунок 8"/>
             <wp:cNvGraphicFramePr>
               <a:graphicFrameLocks xmlns:a="http://schemas.openxmlformats.org/drawingml/2006/main" noChangeAspect="1"/>
             </wp:cNvGraphicFramePr>
@@ -2532,7 +2562,7 @@
                   <pic:spPr>
                     <a:xfrm>
                       <a:off x="0" y="0"/>
-                      <a:ext cx="6372000" cy="2390735"/>
+                      <a:ext cx="6372225" cy="3914140"/>
                     </a:xfrm>
                     <a:prstGeom prst="rect">
                       <a:avLst/>
@@ -2553,46 +2583,40 @@
         <w:t>Рисунок 2.1.</w:t>
       </w:r>
       <w:r>
-        <w:t>1</w:t>
-      </w:r>
-      <w:r>
-        <w:t xml:space="preserve"> – </w:t>
-      </w:r>
-      <w:r>
-        <w:t>Н</w:t>
-      </w:r>
-      <w:r>
-        <w:t>ачал</w:t>
-      </w:r>
-      <w:r>
-        <w:t>о</w:t>
-      </w:r>
-      <w:r>
-        <w:t xml:space="preserve"> </w:t>
-      </w:r>
-      <w:r>
-        <w:t>выполнения приложения lab-0</w:t>
-      </w:r>
-      <w:r>
-        <w:t>6</w:t>
+        <w:t>2</w:t>
+      </w:r>
+      <w:r>
+        <w:t xml:space="preserve"> – Момент захода потока </w:t>
       </w:r>
       <w:r>
         <w:rPr>
           <w:lang w:val="en-US"/>
         </w:rPr>
-        <w:t>a</w:t>
+        <w:t>B</w:t>
+      </w:r>
+      <w:r>
+        <w:t xml:space="preserve"> </w:t>
+      </w:r>
+      <w:r>
+        <w:t>в критическую секцию</w:t>
       </w:r>
     </w:p>
     <w:p>
+      <w:r>
+        <w:t>Далее, все потоки продолжают получать доступ хаотично.</w:t>
+      </w:r>
+    </w:p>
+    <w:p>
       <w:pPr>
         <w:pStyle w:val="af4"/>
       </w:pPr>
       <w:r>
+        <w:lastRenderedPageBreak/>
         <w:drawing>
-          <wp:inline distT="0" distB="0" distL="0" distR="0" wp14:anchorId="5356EDFA" wp14:editId="58C575ED">
-            <wp:extent cx="6372225" cy="3914140"/>
-            <wp:effectExtent l="0" t="0" r="9525" b="0"/>
-            <wp:docPr id="8" name="Рисунок 8"/>
+          <wp:inline distT="0" distB="0" distL="0" distR="0" wp14:anchorId="7ECA09C5" wp14:editId="42286C5D">
+            <wp:extent cx="6372225" cy="5400675"/>
+            <wp:effectExtent l="0" t="0" r="9525" b="9525"/>
+            <wp:docPr id="9" name="Рисунок 9"/>
             <wp:cNvGraphicFramePr>
               <a:graphicFrameLocks xmlns:a="http://schemas.openxmlformats.org/drawingml/2006/main" noChangeAspect="1"/>
             </wp:cNvGraphicFramePr>
@@ -2612,75 +2636,6 @@
                   <pic:spPr>
                     <a:xfrm>
                       <a:off x="0" y="0"/>
-                      <a:ext cx="6372225" cy="3914140"/>
-                    </a:xfrm>
-                    <a:prstGeom prst="rect">
-                      <a:avLst/>
-                    </a:prstGeom>
-                  </pic:spPr>
-                </pic:pic>
-              </a:graphicData>
-            </a:graphic>
-          </wp:inline>
-        </w:drawing>
-      </w:r>
-    </w:p>
-    <w:p>
-      <w:pPr>
-        <w:pStyle w:val="af4"/>
-      </w:pPr>
-      <w:r>
-        <w:t>Рисунок 2.1.</w:t>
-      </w:r>
-      <w:r>
-        <w:t>2</w:t>
-      </w:r>
-      <w:r>
-        <w:t xml:space="preserve"> – Момент захода потока </w:t>
-      </w:r>
-      <w:r>
-        <w:rPr>
-          <w:lang w:val="en-US"/>
-        </w:rPr>
-        <w:t>B</w:t>
-      </w:r>
-      <w:r>
-        <w:t xml:space="preserve"> </w:t>
-      </w:r>
-      <w:r>
-        <w:t>в критическую секцию</w:t>
-      </w:r>
-    </w:p>
-    <w:p>
-      <w:pPr>
-        <w:pStyle w:val="af4"/>
-      </w:pPr>
-      <w:r>
-        <w:lastRenderedPageBreak/>
-        <w:drawing>
-          <wp:inline distT="0" distB="0" distL="0" distR="0" wp14:anchorId="7ECA09C5" wp14:editId="42286C5D">
-            <wp:extent cx="6372225" cy="5400675"/>
-            <wp:effectExtent l="0" t="0" r="9525" b="9525"/>
-            <wp:docPr id="9" name="Рисунок 9"/>
-            <wp:cNvGraphicFramePr>
-              <a:graphicFrameLocks xmlns:a="http://schemas.openxmlformats.org/drawingml/2006/main" noChangeAspect="1"/>
-            </wp:cNvGraphicFramePr>
-            <a:graphic xmlns:a="http://schemas.openxmlformats.org/drawingml/2006/main">
-              <a:graphicData uri="http://schemas.openxmlformats.org/drawingml/2006/picture">
-                <pic:pic xmlns:pic="http://schemas.openxmlformats.org/drawingml/2006/picture">
-                  <pic:nvPicPr>
-                    <pic:cNvPr id="1" name=""/>
-                    <pic:cNvPicPr/>
-                  </pic:nvPicPr>
-                  <pic:blipFill>
-                    <a:blip r:embed="rId11"/>
-                    <a:stretch>
-                      <a:fillRect/>
-                    </a:stretch>
-                  </pic:blipFill>
-                  <pic:spPr>
-                    <a:xfrm>
-                      <a:off x="0" y="0"/>
                       <a:ext cx="6372225" cy="5400675"/>
                     </a:xfrm>
                     <a:prstGeom prst="rect">
@@ -2699,24 +2654,12 @@
         <w:pStyle w:val="af4"/>
       </w:pPr>
       <w:r>
-        <w:t>Рисунок 2.1.</w:t>
-      </w:r>
-      <w:r>
-        <w:t>3</w:t>
-      </w:r>
-      <w:r>
-        <w:t xml:space="preserve"> – </w:t>
-      </w:r>
-      <w:r>
-        <w:t>Демонстрация возобновление итераций других потоков</w:t>
+        <w:t>Рисунок 2.1.3 – Демонстрация возобновление итераций других потоков</w:t>
       </w:r>
     </w:p>
     <w:p>
       <w:r>
-        <w:t>Приложение корректно демонстри</w:t>
-      </w:r>
-      <w:r>
-        <w:t>рует работу критической секции.</w:t>
+        <w:t>Приложение корректно демонстрирует работу критической секции.</w:t>
       </w:r>
       <w:r>
         <w:t xml:space="preserve"> </w:t>
@@ -2782,15 +2725,13 @@
       </w:r>
       <w:proofErr w:type="spellEnd"/>
       <w:r>
-        <w:t xml:space="preserve">, A, B) выполняют циклы на 90 итераций, выводящие в отдельные консоли имена потоков, номера итераций и одну из букв имени вашего пользователя (то как это было в 4 лабораторной </w:t>
-      </w:r>
-      <w:proofErr w:type="gramStart"/>
-      <w:r>
-        <w:t>работе)  с</w:t>
-      </w:r>
-      <w:proofErr w:type="gramEnd"/>
-      <w:r>
-        <w:t xml:space="preserve"> задержкой в 100 </w:t>
+        <w:t>, A, B) выполняют циклы на 90 итераций, выводящие в отдельные консоли имена потоков, номера итераций и одну из букв имени вашего пользователя (то как это</w:t>
+      </w:r>
+      <w:r>
+        <w:t xml:space="preserve"> было в 4 лабораторной работе) </w:t>
+      </w:r>
+      <w:r>
+        <w:t xml:space="preserve">с задержкой в 100 </w:t>
       </w:r>
       <w:proofErr w:type="spellStart"/>
       <w:r>
@@ -4141,221 +4082,185 @@
             <w:pPr>
               <w:pStyle w:val="afd"/>
               <w:spacing w:after="0"/>
+            </w:pPr>
+            <w:r>
+              <w:t xml:space="preserve">    </w:t>
+            </w:r>
+            <w:proofErr w:type="spellStart"/>
+            <w:proofErr w:type="gramStart"/>
+            <w:r>
+              <w:t>WaitForSingleObject</w:t>
+            </w:r>
+            <w:proofErr w:type="spellEnd"/>
+            <w:r>
+              <w:t>(</w:t>
+            </w:r>
+            <w:proofErr w:type="spellStart"/>
+            <w:proofErr w:type="gramEnd"/>
+            <w:r>
+              <w:t>piA.hProcess</w:t>
+            </w:r>
+            <w:proofErr w:type="spellEnd"/>
+            <w:r>
+              <w:t>, INFINITE);</w:t>
+            </w:r>
+          </w:p>
+          <w:p>
+            <w:pPr>
+              <w:pStyle w:val="afd"/>
+              <w:spacing w:after="0"/>
+            </w:pPr>
+            <w:r>
+              <w:t xml:space="preserve">    </w:t>
+            </w:r>
+            <w:proofErr w:type="spellStart"/>
+            <w:proofErr w:type="gramStart"/>
+            <w:r>
+              <w:t>WaitForSingleObject</w:t>
+            </w:r>
+            <w:proofErr w:type="spellEnd"/>
+            <w:r>
+              <w:t>(</w:t>
+            </w:r>
+            <w:proofErr w:type="spellStart"/>
+            <w:proofErr w:type="gramEnd"/>
+            <w:r>
+              <w:t>piB.hProcess</w:t>
+            </w:r>
+            <w:proofErr w:type="spellEnd"/>
+            <w:r>
+              <w:t>, INFINITE);</w:t>
+            </w:r>
+          </w:p>
+          <w:p>
+            <w:pPr>
+              <w:pStyle w:val="afd"/>
+              <w:spacing w:after="0"/>
+            </w:pPr>
+          </w:p>
+          <w:p>
+            <w:pPr>
+              <w:pStyle w:val="afd"/>
+              <w:spacing w:after="0"/>
+            </w:pPr>
+            <w:r>
+              <w:t xml:space="preserve">    </w:t>
+            </w:r>
+            <w:proofErr w:type="spellStart"/>
+            <w:proofErr w:type="gramStart"/>
+            <w:r>
+              <w:t>CloseHandle</w:t>
+            </w:r>
+            <w:proofErr w:type="spellEnd"/>
+            <w:r>
+              <w:t>(</w:t>
+            </w:r>
+            <w:proofErr w:type="spellStart"/>
+            <w:proofErr w:type="gramEnd"/>
+            <w:r>
+              <w:t>piA.hProcess</w:t>
+            </w:r>
+            <w:proofErr w:type="spellEnd"/>
+            <w:r>
+              <w:t>);</w:t>
+            </w:r>
+          </w:p>
+          <w:p>
+            <w:pPr>
+              <w:pStyle w:val="afd"/>
+              <w:spacing w:after="0"/>
+            </w:pPr>
+            <w:r>
+              <w:t xml:space="preserve">    </w:t>
+            </w:r>
+            <w:proofErr w:type="spellStart"/>
+            <w:proofErr w:type="gramStart"/>
+            <w:r>
+              <w:t>CloseHandle</w:t>
+            </w:r>
+            <w:proofErr w:type="spellEnd"/>
+            <w:r>
+              <w:t>(</w:t>
+            </w:r>
+            <w:proofErr w:type="spellStart"/>
+            <w:proofErr w:type="gramEnd"/>
+            <w:r>
+              <w:t>piA.hThread</w:t>
+            </w:r>
+            <w:proofErr w:type="spellEnd"/>
+            <w:r>
+              <w:t>);</w:t>
+            </w:r>
+          </w:p>
+          <w:p>
+            <w:pPr>
+              <w:pStyle w:val="afd"/>
+              <w:spacing w:after="0"/>
+            </w:pPr>
+            <w:r>
+              <w:t xml:space="preserve">    </w:t>
+            </w:r>
+            <w:proofErr w:type="spellStart"/>
+            <w:proofErr w:type="gramStart"/>
+            <w:r>
+              <w:t>CloseHandle</w:t>
+            </w:r>
+            <w:proofErr w:type="spellEnd"/>
+            <w:r>
+              <w:t>(</w:t>
+            </w:r>
+            <w:proofErr w:type="spellStart"/>
+            <w:proofErr w:type="gramEnd"/>
+            <w:r>
+              <w:t>piB.hProcess</w:t>
+            </w:r>
+            <w:proofErr w:type="spellEnd"/>
+            <w:r>
+              <w:t>);</w:t>
+            </w:r>
+          </w:p>
+          <w:p>
+            <w:pPr>
+              <w:pStyle w:val="afd"/>
+              <w:spacing w:after="0"/>
+            </w:pPr>
+            <w:r>
+              <w:t xml:space="preserve">    </w:t>
+            </w:r>
+            <w:proofErr w:type="spellStart"/>
+            <w:proofErr w:type="gramStart"/>
+            <w:r>
+              <w:t>CloseHandle</w:t>
+            </w:r>
+            <w:proofErr w:type="spellEnd"/>
+            <w:r>
+              <w:t>(</w:t>
+            </w:r>
+            <w:proofErr w:type="spellStart"/>
+            <w:proofErr w:type="gramEnd"/>
+            <w:r>
+              <w:t>piB.hThread</w:t>
+            </w:r>
+            <w:proofErr w:type="spellEnd"/>
+            <w:r>
+              <w:t>);</w:t>
+            </w:r>
+          </w:p>
+          <w:p>
+            <w:pPr>
+              <w:pStyle w:val="afd"/>
+              <w:spacing w:after="0"/>
+            </w:pPr>
+          </w:p>
+          <w:p>
+            <w:pPr>
+              <w:pStyle w:val="afd"/>
+              <w:spacing w:after="0"/>
               <w:rPr>
                 <w:lang w:val="ru-RU"/>
               </w:rPr>
             </w:pPr>
             <w:r>
-              <w:t xml:space="preserve">    </w:t>
-            </w:r>
-            <w:proofErr w:type="spellStart"/>
-            <w:proofErr w:type="gramStart"/>
-            <w:r>
-              <w:rPr>
-                <w:lang w:val="ru-RU"/>
-              </w:rPr>
-              <w:t>WaitForSingleObject</w:t>
-            </w:r>
-            <w:proofErr w:type="spellEnd"/>
-            <w:r>
-              <w:rPr>
-                <w:lang w:val="ru-RU"/>
-              </w:rPr>
-              <w:t>(</w:t>
-            </w:r>
-            <w:proofErr w:type="spellStart"/>
-            <w:proofErr w:type="gramEnd"/>
-            <w:r>
-              <w:rPr>
-                <w:lang w:val="ru-RU"/>
-              </w:rPr>
-              <w:t>piA.hProcess</w:t>
-            </w:r>
-            <w:proofErr w:type="spellEnd"/>
-            <w:r>
-              <w:rPr>
-                <w:lang w:val="ru-RU"/>
-              </w:rPr>
-              <w:t>, INFINITE);</w:t>
-            </w:r>
-          </w:p>
-          <w:p>
-            <w:pPr>
-              <w:pStyle w:val="afd"/>
-              <w:spacing w:after="0"/>
-            </w:pPr>
-            <w:r>
-              <w:t xml:space="preserve">    </w:t>
-            </w:r>
-            <w:proofErr w:type="spellStart"/>
-            <w:proofErr w:type="gramStart"/>
-            <w:r>
-              <w:t>WaitForSingleObject</w:t>
-            </w:r>
-            <w:proofErr w:type="spellEnd"/>
-            <w:r>
-              <w:t>(</w:t>
-            </w:r>
-            <w:proofErr w:type="spellStart"/>
-            <w:proofErr w:type="gramEnd"/>
-            <w:r>
-              <w:t>piB.hProcess</w:t>
-            </w:r>
-            <w:proofErr w:type="spellEnd"/>
-            <w:r>
-              <w:t>, INFINITE);</w:t>
-            </w:r>
-          </w:p>
-          <w:p>
-            <w:pPr>
-              <w:pStyle w:val="afd"/>
-              <w:spacing w:after="0"/>
-            </w:pPr>
-          </w:p>
-          <w:p>
-            <w:pPr>
-              <w:pStyle w:val="afd"/>
-              <w:spacing w:after="0"/>
-            </w:pPr>
-            <w:r>
-              <w:t xml:space="preserve">    </w:t>
-            </w:r>
-            <w:proofErr w:type="spellStart"/>
-            <w:proofErr w:type="gramStart"/>
-            <w:r>
-              <w:t>CloseHandle</w:t>
-            </w:r>
-            <w:proofErr w:type="spellEnd"/>
-            <w:r>
-              <w:t>(</w:t>
-            </w:r>
-            <w:proofErr w:type="spellStart"/>
-            <w:proofErr w:type="gramEnd"/>
-            <w:r>
-              <w:t>piA.hProcess</w:t>
-            </w:r>
-            <w:proofErr w:type="spellEnd"/>
-            <w:r>
-              <w:t>);</w:t>
-            </w:r>
-          </w:p>
-          <w:p>
-            <w:pPr>
-              <w:pStyle w:val="afd"/>
-              <w:spacing w:after="0"/>
-            </w:pPr>
-            <w:r>
-              <w:t xml:space="preserve">    </w:t>
-            </w:r>
-            <w:proofErr w:type="spellStart"/>
-            <w:proofErr w:type="gramStart"/>
-            <w:r>
-              <w:t>CloseHandle</w:t>
-            </w:r>
-            <w:proofErr w:type="spellEnd"/>
-            <w:r>
-              <w:t>(</w:t>
-            </w:r>
-            <w:proofErr w:type="spellStart"/>
-            <w:proofErr w:type="gramEnd"/>
-            <w:r>
-              <w:t>piA.hThread</w:t>
-            </w:r>
-            <w:proofErr w:type="spellEnd"/>
-            <w:r>
-              <w:t>);</w:t>
-            </w:r>
-          </w:p>
-          <w:p>
-            <w:pPr>
-              <w:pStyle w:val="afd"/>
-              <w:spacing w:after="0"/>
-            </w:pPr>
-            <w:r>
-              <w:t xml:space="preserve">    </w:t>
-            </w:r>
-            <w:proofErr w:type="spellStart"/>
-            <w:proofErr w:type="gramStart"/>
-            <w:r>
-              <w:t>CloseHandle</w:t>
-            </w:r>
-            <w:proofErr w:type="spellEnd"/>
-            <w:r>
-              <w:t>(</w:t>
-            </w:r>
-            <w:proofErr w:type="spellStart"/>
-            <w:proofErr w:type="gramEnd"/>
-            <w:r>
-              <w:t>piB.hProcess</w:t>
-            </w:r>
-            <w:proofErr w:type="spellEnd"/>
-            <w:r>
-              <w:t>);</w:t>
-            </w:r>
-          </w:p>
-          <w:p>
-            <w:pPr>
-              <w:pStyle w:val="afd"/>
-              <w:spacing w:after="0"/>
-              <w:rPr>
-                <w:lang w:val="ru-RU"/>
-              </w:rPr>
-            </w:pPr>
-            <w:r>
-              <w:t xml:space="preserve">    </w:t>
-            </w:r>
-            <w:proofErr w:type="spellStart"/>
-            <w:proofErr w:type="gramStart"/>
-            <w:r>
-              <w:rPr>
-                <w:lang w:val="ru-RU"/>
-              </w:rPr>
-              <w:t>CloseHandle</w:t>
-            </w:r>
-            <w:proofErr w:type="spellEnd"/>
-            <w:r>
-              <w:rPr>
-                <w:lang w:val="ru-RU"/>
-              </w:rPr>
-              <w:t>(</w:t>
-            </w:r>
-            <w:proofErr w:type="spellStart"/>
-            <w:proofErr w:type="gramEnd"/>
-            <w:r>
-              <w:rPr>
-                <w:lang w:val="ru-RU"/>
-              </w:rPr>
-              <w:t>piB.hThread</w:t>
-            </w:r>
-            <w:proofErr w:type="spellEnd"/>
-            <w:r>
-              <w:rPr>
-                <w:lang w:val="ru-RU"/>
-              </w:rPr>
-              <w:t>);</w:t>
-            </w:r>
-          </w:p>
-          <w:p>
-            <w:pPr>
-              <w:pStyle w:val="afd"/>
-              <w:spacing w:after="0"/>
-              <w:rPr>
-                <w:lang w:val="ru-RU"/>
-              </w:rPr>
-            </w:pPr>
-          </w:p>
-          <w:p>
-            <w:pPr>
-              <w:pStyle w:val="afd"/>
-              <w:spacing w:after="0"/>
-              <w:rPr>
-                <w:lang w:val="ru-RU"/>
-              </w:rPr>
-            </w:pPr>
-            <w:r>
-              <w:rPr>
-                <w:lang w:val="ru-RU"/>
-              </w:rPr>
               <w:t xml:space="preserve">    </w:t>
             </w:r>
             <w:proofErr w:type="spellStart"/>
@@ -4398,13 +4303,7 @@
       </w:pPr>
       <w:r>
         <w:lastRenderedPageBreak/>
-        <w:t>Листинг 2.1.</w:t>
-      </w:r>
-      <w:r>
-        <w:t>2</w:t>
-      </w:r>
-      <w:r>
-        <w:t xml:space="preserve"> – Исходный код приложения lab-06</w:t>
+        <w:t>Листинг 2.1.2 – Исходный код приложения lab-06</w:t>
       </w:r>
       <w:r>
         <w:rPr>
@@ -4467,8 +4366,8 @@
         <w:lastRenderedPageBreak/>
         <w:drawing>
           <wp:inline distT="0" distB="0" distL="0" distR="0" wp14:anchorId="68CD86E3" wp14:editId="0CC41361">
-            <wp:extent cx="6371524" cy="4318907"/>
-            <wp:effectExtent l="0" t="0" r="0" b="5715"/>
+            <wp:extent cx="6370955" cy="4157158"/>
+            <wp:effectExtent l="0" t="0" r="0" b="0"/>
             <wp:docPr id="10" name="Рисунок 10"/>
             <wp:cNvGraphicFramePr>
               <a:graphicFrameLocks xmlns:a="http://schemas.openxmlformats.org/drawingml/2006/main" noChangeAspect="1"/>
@@ -4480,20 +4379,27 @@
                     <pic:cNvPr id="1" name=""/>
                     <pic:cNvPicPr/>
                   </pic:nvPicPr>
-                  <pic:blipFill>
-                    <a:blip r:embed="rId12"/>
-                    <a:stretch>
-                      <a:fillRect/>
-                    </a:stretch>
+                  <pic:blipFill rotWithShape="1">
+                    <a:blip r:embed="rId11"/>
+                    <a:srcRect t="3737"/>
+                    <a:stretch/>
                   </pic:blipFill>
-                  <pic:spPr>
+                  <pic:spPr bwMode="auto">
                     <a:xfrm>
                       <a:off x="0" y="0"/>
-                      <a:ext cx="6392791" cy="4333323"/>
+                      <a:ext cx="6392791" cy="4171406"/>
                     </a:xfrm>
                     <a:prstGeom prst="rect">
                       <a:avLst/>
                     </a:prstGeom>
+                    <a:ln>
+                      <a:noFill/>
+                    </a:ln>
+                    <a:extLst>
+                      <a:ext uri="{53640926-AAD7-44D8-BBD7-CCE9431645EC}">
+                        <a14:shadowObscured xmlns:a14="http://schemas.microsoft.com/office/drawing/2010/main"/>
+                      </a:ext>
+                    </a:extLst>
                   </pic:spPr>
                 </pic:pic>
               </a:graphicData>
@@ -4507,28 +4413,135 @@
         <w:pStyle w:val="af4"/>
       </w:pPr>
       <w:r>
-        <w:t>Рисунок 2.1.</w:t>
-      </w:r>
-      <w:r>
-        <w:t>4</w:t>
-      </w:r>
-      <w:r>
-        <w:t xml:space="preserve"> – </w:t>
-      </w:r>
-      <w:r>
-        <w:t>Демонстрация остановки дочерних процессов</w:t>
+        <w:t>Рисунок 2.1.4 – Демонстрация остановки дочерних процессов</w:t>
       </w:r>
     </w:p>
     <w:p>
+      <w:r>
+        <w:t xml:space="preserve">Когда процесс </w:t>
+      </w:r>
+      <w:r>
+        <w:rPr>
+          <w:lang w:val="en-US"/>
+        </w:rPr>
+        <w:t>Main</w:t>
+      </w:r>
+      <w:r>
+        <w:t xml:space="preserve"> </w:t>
+      </w:r>
+      <w:r>
+        <w:t xml:space="preserve">освободил </w:t>
+      </w:r>
+      <w:proofErr w:type="spellStart"/>
+      <w:r>
+        <w:t>Мютекс</w:t>
+      </w:r>
+      <w:proofErr w:type="spellEnd"/>
+      <w:r>
+        <w:t>, процесс А продолжает итерацию.</w:t>
+      </w:r>
+    </w:p>
+    <w:p>
       <w:pPr>
         <w:pStyle w:val="af4"/>
       </w:pPr>
       <w:r>
         <w:drawing>
           <wp:inline distT="0" distB="0" distL="0" distR="0" wp14:anchorId="1C111955" wp14:editId="5740AB27">
-            <wp:extent cx="6372225" cy="3976007"/>
-            <wp:effectExtent l="0" t="0" r="0" b="5715"/>
+            <wp:extent cx="6371789" cy="3653006"/>
+            <wp:effectExtent l="0" t="0" r="0" b="5080"/>
             <wp:docPr id="11" name="Рисунок 11"/>
+            <wp:cNvGraphicFramePr>
+              <a:graphicFrameLocks xmlns:a="http://schemas.openxmlformats.org/drawingml/2006/main" noChangeAspect="1"/>
+            </wp:cNvGraphicFramePr>
+            <a:graphic xmlns:a="http://schemas.openxmlformats.org/drawingml/2006/main">
+              <a:graphicData uri="http://schemas.openxmlformats.org/drawingml/2006/picture">
+                <pic:pic xmlns:pic="http://schemas.openxmlformats.org/drawingml/2006/picture">
+                  <pic:nvPicPr>
+                    <pic:cNvPr id="1" name=""/>
+                    <pic:cNvPicPr/>
+                  </pic:nvPicPr>
+                  <pic:blipFill rotWithShape="1">
+                    <a:blip r:embed="rId12"/>
+                    <a:srcRect t="8117"/>
+                    <a:stretch/>
+                  </pic:blipFill>
+                  <pic:spPr bwMode="auto">
+                    <a:xfrm>
+                      <a:off x="0" y="0"/>
+                      <a:ext cx="6390032" cy="3663465"/>
+                    </a:xfrm>
+                    <a:prstGeom prst="rect">
+                      <a:avLst/>
+                    </a:prstGeom>
+                    <a:ln>
+                      <a:noFill/>
+                    </a:ln>
+                    <a:extLst>
+                      <a:ext uri="{53640926-AAD7-44D8-BBD7-CCE9431645EC}">
+                        <a14:shadowObscured xmlns:a14="http://schemas.microsoft.com/office/drawing/2010/main"/>
+                      </a:ext>
+                    </a:extLst>
+                  </pic:spPr>
+                </pic:pic>
+              </a:graphicData>
+            </a:graphic>
+          </wp:inline>
+        </w:drawing>
+      </w:r>
+    </w:p>
+    <w:p>
+      <w:pPr>
+        <w:pStyle w:val="af4"/>
+      </w:pPr>
+      <w:r>
+        <w:t>Рисунок 2.1.5 – Демонстрация возобновление итераций процесса А</w:t>
+      </w:r>
+    </w:p>
+    <w:p>
+      <w:r>
+        <w:lastRenderedPageBreak/>
+        <w:t xml:space="preserve">Когда процесс </w:t>
+      </w:r>
+      <w:r>
+        <w:t>А</w:t>
+      </w:r>
+      <w:r>
+        <w:t xml:space="preserve"> </w:t>
+      </w:r>
+      <w:r>
+        <w:t xml:space="preserve">освободил </w:t>
+      </w:r>
+      <w:proofErr w:type="spellStart"/>
+      <w:r>
+        <w:t>Мютекс</w:t>
+      </w:r>
+      <w:proofErr w:type="spellEnd"/>
+      <w:r>
+        <w:t xml:space="preserve">, процесс </w:t>
+      </w:r>
+      <w:proofErr w:type="gramStart"/>
+      <w:r>
+        <w:t>В</w:t>
+      </w:r>
+      <w:r>
+        <w:t xml:space="preserve"> продолжает</w:t>
+      </w:r>
+      <w:proofErr w:type="gramEnd"/>
+      <w:r>
+        <w:t xml:space="preserve"> итерацию.</w:t>
+      </w:r>
+    </w:p>
+    <w:p>
+      <w:pPr>
+        <w:pStyle w:val="af4"/>
+      </w:pPr>
+      <w:r>
+        <w:drawing>
+          <wp:inline distT="0" distB="0" distL="0" distR="0" wp14:anchorId="6AE6C106" wp14:editId="5630C145">
+            <wp:extent cx="6372225" cy="4110355"/>
+            <wp:effectExtent l="0" t="0" r="9525" b="4445"/>
+            <wp:docPr id="12" name="Рисунок 12"/>
             <wp:cNvGraphicFramePr>
               <a:graphicFrameLocks xmlns:a="http://schemas.openxmlformats.org/drawingml/2006/main" noChangeAspect="1"/>
             </wp:cNvGraphicFramePr>
@@ -4548,66 +4561,6 @@
                   <pic:spPr>
                     <a:xfrm>
                       <a:off x="0" y="0"/>
-                      <a:ext cx="6390032" cy="3987118"/>
-                    </a:xfrm>
-                    <a:prstGeom prst="rect">
-                      <a:avLst/>
-                    </a:prstGeom>
-                  </pic:spPr>
-                </pic:pic>
-              </a:graphicData>
-            </a:graphic>
-          </wp:inline>
-        </w:drawing>
-      </w:r>
-    </w:p>
-    <w:p>
-      <w:pPr>
-        <w:pStyle w:val="af4"/>
-      </w:pPr>
-      <w:r>
-        <w:t>Рисунок 2.1.</w:t>
-      </w:r>
-      <w:r>
-        <w:t>5</w:t>
-      </w:r>
-      <w:r>
-        <w:t xml:space="preserve"> – Демонстрация возобновление итераций </w:t>
-      </w:r>
-      <w:r>
-        <w:t>процесса А</w:t>
-      </w:r>
-    </w:p>
-    <w:p>
-      <w:pPr>
-        <w:pStyle w:val="af4"/>
-      </w:pPr>
-      <w:r>
-        <w:lastRenderedPageBreak/>
-        <w:drawing>
-          <wp:inline distT="0" distB="0" distL="0" distR="0" wp14:anchorId="6AE6C106" wp14:editId="5630C145">
-            <wp:extent cx="6372225" cy="4110355"/>
-            <wp:effectExtent l="0" t="0" r="9525" b="4445"/>
-            <wp:docPr id="12" name="Рисунок 12"/>
-            <wp:cNvGraphicFramePr>
-              <a:graphicFrameLocks xmlns:a="http://schemas.openxmlformats.org/drawingml/2006/main" noChangeAspect="1"/>
-            </wp:cNvGraphicFramePr>
-            <a:graphic xmlns:a="http://schemas.openxmlformats.org/drawingml/2006/main">
-              <a:graphicData uri="http://schemas.openxmlformats.org/drawingml/2006/picture">
-                <pic:pic xmlns:pic="http://schemas.openxmlformats.org/drawingml/2006/picture">
-                  <pic:nvPicPr>
-                    <pic:cNvPr id="1" name=""/>
-                    <pic:cNvPicPr/>
-                  </pic:nvPicPr>
-                  <pic:blipFill>
-                    <a:blip r:embed="rId14"/>
-                    <a:stretch>
-                      <a:fillRect/>
-                    </a:stretch>
-                  </pic:blipFill>
-                  <pic:spPr>
-                    <a:xfrm>
-                      <a:off x="0" y="0"/>
                       <a:ext cx="6372225" cy="4110355"/>
                     </a:xfrm>
                     <a:prstGeom prst="rect">
@@ -4626,16 +4579,7 @@
         <w:pStyle w:val="af4"/>
       </w:pPr>
       <w:r>
-        <w:t>Рисунок 2.1.</w:t>
-      </w:r>
-      <w:r>
-        <w:t>6</w:t>
-      </w:r>
-      <w:r>
-        <w:t xml:space="preserve"> – Демонстрация возобновление итераций процесса </w:t>
-      </w:r>
-      <w:r>
-        <w:t>В, после 60 итерации процесса А</w:t>
+        <w:t>Рисунок 2.1.6 – Демонстрация возобновление итераций процесса В, после 60 итерации процесса А</w:t>
       </w:r>
     </w:p>
     <w:p>
@@ -4648,13 +4592,7 @@
       </w:r>
       <w:proofErr w:type="spellEnd"/>
       <w:r>
-        <w:t xml:space="preserve"> обеспечивает эксклюзивный доступ к разделяемому ресурсу для процес</w:t>
-      </w:r>
-      <w:r>
-        <w:t xml:space="preserve">сов в диапазоне 30–60 итераций. </w:t>
-      </w:r>
-      <w:r>
-        <w:t>Все консольные процессы работают корректно.</w:t>
+        <w:t xml:space="preserve"> обеспечивает эксклюзивный доступ к разделяемому ресурсу для процессов в диапазоне 30–60 итераций. Все консольные процессы работают корректно.</w:t>
       </w:r>
     </w:p>
     <w:p>
@@ -4931,6 +4869,7 @@
               <w:spacing w:after="0"/>
             </w:pPr>
             <w:r>
+              <w:lastRenderedPageBreak/>
               <w:t xml:space="preserve">    for (</w:t>
             </w:r>
             <w:proofErr w:type="spellStart"/>
@@ -5007,806 +4946,901 @@
               <w:spacing w:after="0"/>
             </w:pPr>
             <w:r>
+              <w:t xml:space="preserve">            </w:t>
+            </w:r>
+            <w:proofErr w:type="spellStart"/>
+            <w:r>
+              <w:t>v.push_back</w:t>
+            </w:r>
+            <w:proofErr w:type="spellEnd"/>
+            <w:r>
+              <w:t>(name[</w:t>
+            </w:r>
+            <w:proofErr w:type="spellStart"/>
+            <w:r>
+              <w:t>i</w:t>
+            </w:r>
+            <w:proofErr w:type="spellEnd"/>
+            <w:r>
+              <w:t>]);</w:t>
+            </w:r>
+          </w:p>
+          <w:p>
+            <w:pPr>
+              <w:pStyle w:val="afd"/>
+              <w:spacing w:after="0"/>
+            </w:pPr>
+          </w:p>
+          <w:p>
+            <w:pPr>
+              <w:pStyle w:val="afd"/>
+              <w:spacing w:after="0"/>
+            </w:pPr>
+            <w:r>
+              <w:t xml:space="preserve">    if (</w:t>
+            </w:r>
+            <w:proofErr w:type="spellStart"/>
+            <w:proofErr w:type="gramStart"/>
+            <w:r>
+              <w:t>v.empty</w:t>
+            </w:r>
+            <w:proofErr w:type="spellEnd"/>
+            <w:proofErr w:type="gramEnd"/>
+            <w:r>
+              <w:t xml:space="preserve">()) </w:t>
+            </w:r>
+            <w:proofErr w:type="spellStart"/>
+            <w:r>
+              <w:t>v.push_back</w:t>
+            </w:r>
+            <w:proofErr w:type="spellEnd"/>
+            <w:r>
+              <w:t>('X');</w:t>
+            </w:r>
+          </w:p>
+          <w:p>
+            <w:pPr>
+              <w:pStyle w:val="afd"/>
+              <w:spacing w:after="0"/>
+            </w:pPr>
+            <w:r>
+              <w:t xml:space="preserve">    return v;</w:t>
+            </w:r>
+          </w:p>
+          <w:p>
+            <w:pPr>
+              <w:pStyle w:val="afd"/>
+              <w:spacing w:after="0"/>
+            </w:pPr>
+            <w:r>
+              <w:t>}</w:t>
+            </w:r>
+          </w:p>
+          <w:p>
+            <w:pPr>
+              <w:pStyle w:val="afd"/>
+              <w:spacing w:after="0"/>
+            </w:pPr>
+          </w:p>
+          <w:p>
+            <w:pPr>
+              <w:pStyle w:val="afd"/>
+              <w:spacing w:after="0"/>
+            </w:pPr>
+            <w:proofErr w:type="spellStart"/>
+            <w:r>
+              <w:t>int</w:t>
+            </w:r>
+            <w:proofErr w:type="spellEnd"/>
+            <w:r>
+              <w:t xml:space="preserve"> </w:t>
+            </w:r>
+            <w:proofErr w:type="spellStart"/>
+            <w:r>
+              <w:t>run_</w:t>
+            </w:r>
+            <w:proofErr w:type="gramStart"/>
+            <w:r>
+              <w:t>loop</w:t>
+            </w:r>
+            <w:proofErr w:type="spellEnd"/>
+            <w:r>
+              <w:t>(</w:t>
+            </w:r>
+            <w:proofErr w:type="spellStart"/>
+            <w:proofErr w:type="gramEnd"/>
+            <w:r>
+              <w:t>const</w:t>
+            </w:r>
+            <w:proofErr w:type="spellEnd"/>
+            <w:r>
+              <w:t xml:space="preserve"> char* </w:t>
+            </w:r>
+            <w:proofErr w:type="spellStart"/>
+            <w:r>
+              <w:t>procName</w:t>
+            </w:r>
+            <w:proofErr w:type="spellEnd"/>
+            <w:r>
+              <w:t>) {</w:t>
+            </w:r>
+          </w:p>
+          <w:p>
+            <w:pPr>
+              <w:pStyle w:val="afd"/>
+              <w:spacing w:after="0"/>
+            </w:pPr>
+            <w:r>
+              <w:t xml:space="preserve">    auto letters = </w:t>
+            </w:r>
+            <w:proofErr w:type="spellStart"/>
+            <w:r>
+              <w:t>extract_</w:t>
+            </w:r>
+            <w:proofErr w:type="gramStart"/>
+            <w:r>
+              <w:t>letters</w:t>
+            </w:r>
+            <w:proofErr w:type="spellEnd"/>
+            <w:r>
+              <w:t>(</w:t>
+            </w:r>
+            <w:proofErr w:type="gramEnd"/>
+            <w:r>
+              <w:t>);</w:t>
+            </w:r>
+          </w:p>
+          <w:p>
+            <w:pPr>
+              <w:pStyle w:val="afd"/>
+              <w:spacing w:after="0"/>
+            </w:pPr>
+            <w:r>
+              <w:t xml:space="preserve">    </w:t>
+            </w:r>
+            <w:proofErr w:type="spellStart"/>
+            <w:r>
+              <w:t>int</w:t>
+            </w:r>
+            <w:proofErr w:type="spellEnd"/>
+            <w:r>
+              <w:t xml:space="preserve"> L = </w:t>
+            </w:r>
+            <w:proofErr w:type="spellStart"/>
+            <w:proofErr w:type="gramStart"/>
+            <w:r>
+              <w:t>letters.size</w:t>
+            </w:r>
+            <w:proofErr w:type="spellEnd"/>
+            <w:proofErr w:type="gramEnd"/>
+            <w:r>
+              <w:t>();</w:t>
+            </w:r>
+          </w:p>
+          <w:p>
+            <w:pPr>
+              <w:pStyle w:val="afd"/>
+              <w:spacing w:after="0"/>
+            </w:pPr>
+          </w:p>
+          <w:p>
+            <w:pPr>
+              <w:pStyle w:val="afd"/>
+              <w:spacing w:after="0"/>
+            </w:pPr>
+            <w:r>
+              <w:t xml:space="preserve">    HANDLE </w:t>
+            </w:r>
+            <w:proofErr w:type="spellStart"/>
+            <w:r>
+              <w:t>hSem</w:t>
+            </w:r>
+            <w:proofErr w:type="spellEnd"/>
+            <w:r>
+              <w:t xml:space="preserve"> = </w:t>
+            </w:r>
+            <w:proofErr w:type="spellStart"/>
+            <w:proofErr w:type="gramStart"/>
+            <w:r>
+              <w:t>OpenSemaphoreA</w:t>
+            </w:r>
+            <w:proofErr w:type="spellEnd"/>
+            <w:r>
+              <w:t>(</w:t>
+            </w:r>
+            <w:proofErr w:type="gramEnd"/>
+            <w:r>
+              <w:t>SEMAPHORE_ALL_ACCESS, FALSE, "Global\\LAB06_SEM");</w:t>
+            </w:r>
+          </w:p>
+          <w:p>
+            <w:pPr>
+              <w:pStyle w:val="afd"/>
+              <w:spacing w:after="0"/>
+            </w:pPr>
+            <w:r>
+              <w:t xml:space="preserve">    if </w:t>
+            </w:r>
+            <w:proofErr w:type="gramStart"/>
+            <w:r>
+              <w:t>(!</w:t>
+            </w:r>
+            <w:proofErr w:type="spellStart"/>
+            <w:r>
+              <w:t>hSem</w:t>
+            </w:r>
+            <w:proofErr w:type="spellEnd"/>
+            <w:proofErr w:type="gramEnd"/>
+            <w:r>
+              <w:t>)</w:t>
+            </w:r>
+          </w:p>
+          <w:p>
+            <w:pPr>
+              <w:pStyle w:val="afd"/>
+              <w:spacing w:after="0"/>
+            </w:pPr>
+            <w:r>
+              <w:t xml:space="preserve">        </w:t>
+            </w:r>
+            <w:proofErr w:type="spellStart"/>
+            <w:r>
+              <w:t>hSem</w:t>
+            </w:r>
+            <w:proofErr w:type="spellEnd"/>
+            <w:r>
+              <w:t xml:space="preserve"> = </w:t>
+            </w:r>
+            <w:proofErr w:type="spellStart"/>
+            <w:proofErr w:type="gramStart"/>
+            <w:r>
+              <w:t>CreateSemaphoreA</w:t>
+            </w:r>
+            <w:proofErr w:type="spellEnd"/>
+            <w:r>
+              <w:t>(</w:t>
+            </w:r>
+            <w:proofErr w:type="gramEnd"/>
+            <w:r>
+              <w:t>NULL, 1, 1, "Global\\LAB06_SEM");</w:t>
+            </w:r>
+          </w:p>
+          <w:p>
+            <w:pPr>
+              <w:pStyle w:val="afd"/>
+              <w:spacing w:after="0"/>
+            </w:pPr>
+          </w:p>
+          <w:p>
+            <w:pPr>
+              <w:pStyle w:val="afd"/>
+              <w:spacing w:after="0"/>
+            </w:pPr>
+            <w:r>
+              <w:t xml:space="preserve">    for (</w:t>
+            </w:r>
+            <w:proofErr w:type="spellStart"/>
+            <w:r>
+              <w:t>int</w:t>
+            </w:r>
+            <w:proofErr w:type="spellEnd"/>
+            <w:r>
+              <w:t xml:space="preserve"> </w:t>
+            </w:r>
+            <w:proofErr w:type="spellStart"/>
+            <w:r>
+              <w:t>i</w:t>
+            </w:r>
+            <w:proofErr w:type="spellEnd"/>
+            <w:r>
+              <w:t xml:space="preserve"> = 1; </w:t>
+            </w:r>
+            <w:proofErr w:type="spellStart"/>
+            <w:r>
+              <w:t>i</w:t>
+            </w:r>
+            <w:proofErr w:type="spellEnd"/>
+            <w:r>
+              <w:t xml:space="preserve"> &lt;= 90; </w:t>
+            </w:r>
+            <w:proofErr w:type="spellStart"/>
+            <w:r>
+              <w:t>i</w:t>
+            </w:r>
+            <w:proofErr w:type="spellEnd"/>
+            <w:r>
+              <w:t>++) {</w:t>
+            </w:r>
+          </w:p>
+          <w:p>
+            <w:pPr>
+              <w:pStyle w:val="afd"/>
+              <w:spacing w:after="0"/>
+            </w:pPr>
+          </w:p>
+          <w:p>
+            <w:pPr>
+              <w:pStyle w:val="afd"/>
+              <w:spacing w:after="0"/>
+            </w:pPr>
+            <w:r>
+              <w:t xml:space="preserve">        if (</w:t>
+            </w:r>
+            <w:proofErr w:type="spellStart"/>
+            <w:r>
+              <w:t>i</w:t>
+            </w:r>
+            <w:proofErr w:type="spellEnd"/>
+            <w:r>
+              <w:t xml:space="preserve"> == 30)</w:t>
+            </w:r>
+          </w:p>
+          <w:p>
+            <w:pPr>
+              <w:pStyle w:val="afd"/>
+              <w:spacing w:after="0"/>
+            </w:pPr>
+            <w:r>
+              <w:t xml:space="preserve">            </w:t>
+            </w:r>
+            <w:proofErr w:type="spellStart"/>
+            <w:proofErr w:type="gramStart"/>
+            <w:r>
+              <w:t>WaitForSingleObject</w:t>
+            </w:r>
+            <w:proofErr w:type="spellEnd"/>
+            <w:r>
+              <w:t>(</w:t>
+            </w:r>
+            <w:proofErr w:type="spellStart"/>
+            <w:proofErr w:type="gramEnd"/>
+            <w:r>
+              <w:t>hSem</w:t>
+            </w:r>
+            <w:proofErr w:type="spellEnd"/>
+            <w:r>
+              <w:t>, INFINITE);</w:t>
+            </w:r>
+          </w:p>
+          <w:p>
+            <w:pPr>
+              <w:pStyle w:val="afd"/>
+              <w:spacing w:after="0"/>
+            </w:pPr>
+          </w:p>
+          <w:p>
+            <w:pPr>
+              <w:pStyle w:val="afd"/>
+              <w:spacing w:after="0"/>
+            </w:pPr>
+            <w:r>
+              <w:t xml:space="preserve">        char c = </w:t>
+            </w:r>
+            <w:proofErr w:type="gramStart"/>
+            <w:r>
+              <w:t>letters[</w:t>
+            </w:r>
+            <w:proofErr w:type="gramEnd"/>
+            <w:r>
+              <w:t>(</w:t>
+            </w:r>
+            <w:proofErr w:type="spellStart"/>
+            <w:r>
+              <w:t>i</w:t>
+            </w:r>
+            <w:proofErr w:type="spellEnd"/>
+            <w:r>
+              <w:t xml:space="preserve"> - 1) % L];</w:t>
+            </w:r>
+          </w:p>
+          <w:p>
+            <w:pPr>
+              <w:pStyle w:val="afd"/>
+              <w:spacing w:after="0"/>
+            </w:pPr>
+            <w:r>
+              <w:t xml:space="preserve">        </w:t>
+            </w:r>
+            <w:proofErr w:type="spellStart"/>
+            <w:proofErr w:type="gramStart"/>
+            <w:r>
+              <w:t>std</w:t>
+            </w:r>
+            <w:proofErr w:type="spellEnd"/>
+            <w:r>
+              <w:t>::</w:t>
+            </w:r>
+            <w:proofErr w:type="spellStart"/>
+            <w:proofErr w:type="gramEnd"/>
+            <w:r>
+              <w:t>cout</w:t>
+            </w:r>
+            <w:proofErr w:type="spellEnd"/>
+            <w:r>
+              <w:t xml:space="preserve"> &lt;&lt; "[" &lt;&lt; </w:t>
+            </w:r>
+            <w:proofErr w:type="spellStart"/>
+            <w:r>
+              <w:t>procName</w:t>
+            </w:r>
+            <w:proofErr w:type="spellEnd"/>
+            <w:r>
+              <w:t xml:space="preserve"> &lt;&lt; "] Iteration " &lt;&lt; </w:t>
+            </w:r>
+            <w:proofErr w:type="spellStart"/>
+            <w:r>
+              <w:t>i</w:t>
+            </w:r>
+            <w:proofErr w:type="spellEnd"/>
+          </w:p>
+          <w:p>
+            <w:pPr>
+              <w:pStyle w:val="afd"/>
+              <w:spacing w:after="0"/>
+            </w:pPr>
+            <w:r>
+              <w:t xml:space="preserve">            &lt;&lt; " Char: " &lt;&lt; c &lt;&lt; </w:t>
+            </w:r>
+            <w:proofErr w:type="spellStart"/>
+            <w:proofErr w:type="gramStart"/>
+            <w:r>
+              <w:t>std</w:t>
+            </w:r>
+            <w:proofErr w:type="spellEnd"/>
+            <w:r>
+              <w:t>::</w:t>
+            </w:r>
+            <w:proofErr w:type="spellStart"/>
+            <w:proofErr w:type="gramEnd"/>
+            <w:r>
+              <w:t>endl</w:t>
+            </w:r>
+            <w:proofErr w:type="spellEnd"/>
+            <w:r>
+              <w:t>;</w:t>
+            </w:r>
+          </w:p>
+          <w:p>
+            <w:pPr>
+              <w:pStyle w:val="afd"/>
+              <w:spacing w:after="0"/>
+            </w:pPr>
+          </w:p>
+          <w:p>
+            <w:pPr>
+              <w:pStyle w:val="afd"/>
+              <w:spacing w:after="0"/>
+            </w:pPr>
+            <w:r>
+              <w:t xml:space="preserve">        if (</w:t>
+            </w:r>
+            <w:proofErr w:type="spellStart"/>
+            <w:r>
+              <w:t>i</w:t>
+            </w:r>
+            <w:proofErr w:type="spellEnd"/>
+            <w:r>
+              <w:t xml:space="preserve"> == 60)</w:t>
+            </w:r>
+          </w:p>
+          <w:p>
+            <w:pPr>
+              <w:pStyle w:val="afd"/>
+              <w:spacing w:after="0"/>
+            </w:pPr>
+            <w:r>
+              <w:t xml:space="preserve">            </w:t>
+            </w:r>
+            <w:proofErr w:type="spellStart"/>
+            <w:proofErr w:type="gramStart"/>
+            <w:r>
+              <w:t>ReleaseSemaphore</w:t>
+            </w:r>
+            <w:proofErr w:type="spellEnd"/>
+            <w:r>
+              <w:t>(</w:t>
+            </w:r>
+            <w:proofErr w:type="spellStart"/>
+            <w:proofErr w:type="gramEnd"/>
+            <w:r>
+              <w:t>hSem</w:t>
+            </w:r>
+            <w:proofErr w:type="spellEnd"/>
+            <w:r>
+              <w:t>, 1, NULL);</w:t>
+            </w:r>
+          </w:p>
+          <w:p>
+            <w:pPr>
+              <w:pStyle w:val="afd"/>
+              <w:spacing w:after="0"/>
+            </w:pPr>
+          </w:p>
+          <w:p>
+            <w:pPr>
+              <w:pStyle w:val="afd"/>
+              <w:spacing w:after="0"/>
+            </w:pPr>
+            <w:r>
+              <w:t xml:space="preserve">        </w:t>
+            </w:r>
+            <w:proofErr w:type="gramStart"/>
+            <w:r>
+              <w:t>Sleep(</w:t>
+            </w:r>
+            <w:proofErr w:type="gramEnd"/>
+            <w:r>
+              <w:t>100);</w:t>
+            </w:r>
+          </w:p>
+          <w:p>
+            <w:pPr>
+              <w:pStyle w:val="afd"/>
+              <w:spacing w:after="0"/>
+            </w:pPr>
+            <w:r>
+              <w:t xml:space="preserve">    }</w:t>
+            </w:r>
+          </w:p>
+          <w:p>
+            <w:pPr>
+              <w:pStyle w:val="afd"/>
+              <w:spacing w:after="0"/>
+            </w:pPr>
+          </w:p>
+          <w:p>
+            <w:pPr>
+              <w:pStyle w:val="afd"/>
+              <w:spacing w:after="0"/>
+            </w:pPr>
+            <w:r>
+              <w:t xml:space="preserve">    return 0;</w:t>
+            </w:r>
+          </w:p>
+          <w:p>
+            <w:pPr>
+              <w:pStyle w:val="afd"/>
+              <w:spacing w:after="0"/>
+            </w:pPr>
+            <w:r>
+              <w:t>}</w:t>
+            </w:r>
+          </w:p>
+          <w:p>
+            <w:pPr>
+              <w:pStyle w:val="afd"/>
+              <w:spacing w:after="0"/>
+            </w:pPr>
+          </w:p>
+          <w:p>
+            <w:pPr>
+              <w:pStyle w:val="afd"/>
+              <w:spacing w:after="0"/>
+            </w:pPr>
+            <w:proofErr w:type="spellStart"/>
+            <w:r>
+              <w:t>int</w:t>
+            </w:r>
+            <w:proofErr w:type="spellEnd"/>
+            <w:r>
+              <w:t xml:space="preserve"> </w:t>
+            </w:r>
+            <w:proofErr w:type="gramStart"/>
+            <w:r>
+              <w:t>main(</w:t>
+            </w:r>
+            <w:proofErr w:type="spellStart"/>
+            <w:proofErr w:type="gramEnd"/>
+            <w:r>
+              <w:t>int</w:t>
+            </w:r>
+            <w:proofErr w:type="spellEnd"/>
+            <w:r>
+              <w:t xml:space="preserve"> </w:t>
+            </w:r>
+            <w:proofErr w:type="spellStart"/>
+            <w:r>
+              <w:t>argc</w:t>
+            </w:r>
+            <w:proofErr w:type="spellEnd"/>
+            <w:r>
+              <w:t xml:space="preserve">, char* </w:t>
+            </w:r>
+            <w:proofErr w:type="spellStart"/>
+            <w:r>
+              <w:t>argv</w:t>
+            </w:r>
+            <w:proofErr w:type="spellEnd"/>
+            <w:r>
+              <w:t>[]) {</w:t>
+            </w:r>
+          </w:p>
+          <w:p>
+            <w:pPr>
+              <w:pStyle w:val="afd"/>
+              <w:spacing w:after="0"/>
+            </w:pPr>
+          </w:p>
+          <w:p>
+            <w:pPr>
+              <w:pStyle w:val="afd"/>
+              <w:spacing w:after="0"/>
+            </w:pPr>
+            <w:r>
+              <w:t xml:space="preserve">    if (</w:t>
+            </w:r>
+            <w:proofErr w:type="spellStart"/>
+            <w:r>
+              <w:t>argc</w:t>
+            </w:r>
+            <w:proofErr w:type="spellEnd"/>
+            <w:r>
+              <w:t xml:space="preserve"> &gt; 1) {</w:t>
+            </w:r>
+          </w:p>
+          <w:p>
+            <w:pPr>
+              <w:pStyle w:val="afd"/>
+              <w:spacing w:after="0"/>
+            </w:pPr>
+            <w:r>
+              <w:t xml:space="preserve">        return </w:t>
+            </w:r>
+            <w:proofErr w:type="spellStart"/>
+            <w:r>
+              <w:t>run_loop</w:t>
+            </w:r>
+            <w:proofErr w:type="spellEnd"/>
+            <w:r>
+              <w:t>(</w:t>
+            </w:r>
+            <w:proofErr w:type="spellStart"/>
+            <w:proofErr w:type="gramStart"/>
+            <w:r>
+              <w:t>argv</w:t>
+            </w:r>
+            <w:proofErr w:type="spellEnd"/>
+            <w:r>
+              <w:t>[</w:t>
+            </w:r>
+            <w:proofErr w:type="gramEnd"/>
+            <w:r>
+              <w:t>1]);</w:t>
+            </w:r>
+          </w:p>
+          <w:p>
+            <w:pPr>
+              <w:pStyle w:val="afd"/>
+              <w:spacing w:after="0"/>
+            </w:pPr>
+            <w:r>
+              <w:t xml:space="preserve">    }</w:t>
+            </w:r>
+          </w:p>
+          <w:p>
+            <w:pPr>
+              <w:pStyle w:val="afd"/>
+              <w:spacing w:after="0"/>
+            </w:pPr>
+            <w:r>
+              <w:t xml:space="preserve">    STARTUPINFOA </w:t>
+            </w:r>
+            <w:proofErr w:type="spellStart"/>
+            <w:proofErr w:type="gramStart"/>
+            <w:r>
+              <w:t>si</w:t>
+            </w:r>
+            <w:proofErr w:type="spellEnd"/>
+            <w:r>
+              <w:t>{</w:t>
+            </w:r>
+            <w:proofErr w:type="gramEnd"/>
+            <w:r>
+              <w:t>};</w:t>
+            </w:r>
+          </w:p>
+          <w:p>
+            <w:pPr>
+              <w:pStyle w:val="afd"/>
+              <w:spacing w:after="0"/>
+            </w:pPr>
+            <w:r>
+              <w:t xml:space="preserve">    PROCESS_INFORMATION </w:t>
+            </w:r>
+            <w:proofErr w:type="spellStart"/>
+            <w:proofErr w:type="gramStart"/>
+            <w:r>
+              <w:t>piA</w:t>
+            </w:r>
+            <w:proofErr w:type="spellEnd"/>
+            <w:r>
+              <w:t>{</w:t>
+            </w:r>
+            <w:proofErr w:type="gramEnd"/>
+            <w:r>
+              <w:t xml:space="preserve">}, </w:t>
+            </w:r>
+            <w:proofErr w:type="spellStart"/>
+            <w:r>
+              <w:t>piB</w:t>
+            </w:r>
+            <w:proofErr w:type="spellEnd"/>
+            <w:r>
+              <w:t>{};</w:t>
+            </w:r>
+          </w:p>
+          <w:p>
+            <w:pPr>
+              <w:pStyle w:val="afd"/>
+              <w:spacing w:after="0"/>
+            </w:pPr>
+            <w:r>
+              <w:t xml:space="preserve">    </w:t>
+            </w:r>
+            <w:proofErr w:type="spellStart"/>
+            <w:proofErr w:type="gramStart"/>
+            <w:r>
+              <w:t>si.cb</w:t>
+            </w:r>
+            <w:proofErr w:type="spellEnd"/>
+            <w:proofErr w:type="gramEnd"/>
+            <w:r>
+              <w:t xml:space="preserve"> = </w:t>
+            </w:r>
+            <w:proofErr w:type="spellStart"/>
+            <w:r>
+              <w:t>sizeof</w:t>
+            </w:r>
+            <w:proofErr w:type="spellEnd"/>
+            <w:r>
+              <w:t>(</w:t>
+            </w:r>
+            <w:proofErr w:type="spellStart"/>
+            <w:r>
+              <w:t>si</w:t>
+            </w:r>
+            <w:proofErr w:type="spellEnd"/>
+            <w:r>
+              <w:t>);</w:t>
+            </w:r>
+          </w:p>
+          <w:p>
+            <w:pPr>
+              <w:pStyle w:val="afd"/>
+              <w:spacing w:after="0"/>
+            </w:pPr>
+          </w:p>
+          <w:p>
+            <w:pPr>
+              <w:pStyle w:val="afd"/>
+              <w:spacing w:after="0"/>
+            </w:pPr>
+            <w:r>
+              <w:t xml:space="preserve">    </w:t>
+            </w:r>
+            <w:proofErr w:type="spellStart"/>
+            <w:proofErr w:type="gramStart"/>
+            <w:r>
+              <w:t>CreateProcessA</w:t>
+            </w:r>
+            <w:proofErr w:type="spellEnd"/>
+            <w:r>
+              <w:t>(</w:t>
+            </w:r>
+            <w:proofErr w:type="gramEnd"/>
+          </w:p>
+          <w:p>
+            <w:pPr>
+              <w:pStyle w:val="afd"/>
+              <w:spacing w:after="0"/>
+            </w:pPr>
+            <w:r>
+              <w:t xml:space="preserve">        NULL,</w:t>
+            </w:r>
+          </w:p>
+          <w:p>
+            <w:pPr>
+              <w:pStyle w:val="afd"/>
+              <w:spacing w:after="0"/>
+            </w:pPr>
+            <w:r>
+              <w:t xml:space="preserve">        (LPSTR)"Lab-06c.exe A",</w:t>
+            </w:r>
+          </w:p>
+          <w:p>
+            <w:pPr>
+              <w:pStyle w:val="afd"/>
+              <w:spacing w:after="0"/>
+            </w:pPr>
+            <w:r>
+              <w:t xml:space="preserve">        NULL, NULL, FALSE,</w:t>
+            </w:r>
+          </w:p>
+          <w:p>
+            <w:pPr>
+              <w:pStyle w:val="afd"/>
+              <w:spacing w:after="0"/>
+            </w:pPr>
+            <w:r>
+              <w:t xml:space="preserve">        CREATE_NEW_CONSOLE,</w:t>
+            </w:r>
+          </w:p>
+          <w:p>
+            <w:pPr>
+              <w:pStyle w:val="afd"/>
+              <w:spacing w:after="0"/>
+            </w:pPr>
+            <w:r>
+              <w:t xml:space="preserve">        NULL, NULL,</w:t>
+            </w:r>
+          </w:p>
+          <w:p>
+            <w:pPr>
+              <w:pStyle w:val="afd"/>
+              <w:spacing w:after="0"/>
+            </w:pPr>
+            <w:r>
+              <w:t xml:space="preserve">        &amp;</w:t>
+            </w:r>
+            <w:proofErr w:type="spellStart"/>
+            <w:r>
+              <w:t>si</w:t>
+            </w:r>
+            <w:proofErr w:type="spellEnd"/>
+            <w:r>
+              <w:t>, &amp;</w:t>
+            </w:r>
+            <w:proofErr w:type="spellStart"/>
+            <w:r>
+              <w:t>piA</w:t>
+            </w:r>
+            <w:proofErr w:type="spellEnd"/>
+          </w:p>
+          <w:p>
+            <w:pPr>
+              <w:pStyle w:val="afd"/>
+              <w:spacing w:after="0"/>
+            </w:pPr>
+            <w:r>
+              <w:t xml:space="preserve">    );</w:t>
+            </w:r>
+          </w:p>
+          <w:p>
+            <w:pPr>
+              <w:pStyle w:val="afd"/>
+              <w:spacing w:after="0"/>
+            </w:pPr>
+            <w:r>
+              <w:t xml:space="preserve">    </w:t>
+            </w:r>
+            <w:proofErr w:type="spellStart"/>
+            <w:proofErr w:type="gramStart"/>
+            <w:r>
+              <w:t>CreateProcessA</w:t>
+            </w:r>
+            <w:proofErr w:type="spellEnd"/>
+            <w:r>
+              <w:t>(</w:t>
+            </w:r>
+            <w:proofErr w:type="gramEnd"/>
+          </w:p>
+          <w:p>
+            <w:pPr>
+              <w:pStyle w:val="afd"/>
+              <w:spacing w:after="0"/>
+            </w:pPr>
+            <w:r>
+              <w:t xml:space="preserve">        NULL,</w:t>
+            </w:r>
+          </w:p>
+          <w:p>
+            <w:pPr>
+              <w:pStyle w:val="afd"/>
+              <w:spacing w:after="0"/>
+            </w:pPr>
+            <w:r>
               <w:lastRenderedPageBreak/>
-              <w:t xml:space="preserve">            </w:t>
-            </w:r>
-            <w:proofErr w:type="spellStart"/>
-            <w:r>
-              <w:t>v.push_back</w:t>
-            </w:r>
-            <w:proofErr w:type="spellEnd"/>
-            <w:r>
-              <w:t>(name[</w:t>
-            </w:r>
-            <w:proofErr w:type="spellStart"/>
-            <w:r>
-              <w:t>i</w:t>
-            </w:r>
-            <w:proofErr w:type="spellEnd"/>
-            <w:r>
-              <w:t>]);</w:t>
-            </w:r>
-          </w:p>
-          <w:p>
-            <w:pPr>
-              <w:pStyle w:val="afd"/>
-              <w:spacing w:after="0"/>
-            </w:pPr>
-          </w:p>
-          <w:p>
-            <w:pPr>
-              <w:pStyle w:val="afd"/>
-              <w:spacing w:after="0"/>
-            </w:pPr>
-            <w:r>
-              <w:t xml:space="preserve">    if (</w:t>
-            </w:r>
-            <w:proofErr w:type="spellStart"/>
-            <w:proofErr w:type="gramStart"/>
-            <w:r>
-              <w:t>v.empty</w:t>
-            </w:r>
-            <w:proofErr w:type="spellEnd"/>
-            <w:proofErr w:type="gramEnd"/>
-            <w:r>
-              <w:t xml:space="preserve">()) </w:t>
-            </w:r>
-            <w:proofErr w:type="spellStart"/>
-            <w:r>
-              <w:t>v.push_back</w:t>
-            </w:r>
-            <w:proofErr w:type="spellEnd"/>
-            <w:r>
-              <w:t>('X');</w:t>
-            </w:r>
-          </w:p>
-          <w:p>
-            <w:pPr>
-              <w:pStyle w:val="afd"/>
-              <w:spacing w:after="0"/>
-            </w:pPr>
-            <w:r>
-              <w:t xml:space="preserve">    return v;</w:t>
-            </w:r>
-          </w:p>
-          <w:p>
-            <w:pPr>
-              <w:pStyle w:val="afd"/>
-              <w:spacing w:after="0"/>
-            </w:pPr>
-            <w:r>
-              <w:t>}</w:t>
-            </w:r>
-          </w:p>
-          <w:p>
-            <w:pPr>
-              <w:pStyle w:val="afd"/>
-              <w:spacing w:after="0"/>
-            </w:pPr>
-          </w:p>
-          <w:p>
-            <w:pPr>
-              <w:pStyle w:val="afd"/>
-              <w:spacing w:after="0"/>
-            </w:pPr>
-            <w:proofErr w:type="spellStart"/>
-            <w:r>
-              <w:t>int</w:t>
-            </w:r>
-            <w:proofErr w:type="spellEnd"/>
-            <w:r>
-              <w:t xml:space="preserve"> </w:t>
-            </w:r>
-            <w:proofErr w:type="spellStart"/>
-            <w:r>
-              <w:t>run_</w:t>
-            </w:r>
-            <w:proofErr w:type="gramStart"/>
-            <w:r>
-              <w:t>loop</w:t>
-            </w:r>
-            <w:proofErr w:type="spellEnd"/>
-            <w:r>
-              <w:t>(</w:t>
-            </w:r>
-            <w:proofErr w:type="spellStart"/>
-            <w:proofErr w:type="gramEnd"/>
-            <w:r>
-              <w:t>const</w:t>
-            </w:r>
-            <w:proofErr w:type="spellEnd"/>
-            <w:r>
-              <w:t xml:space="preserve"> char* </w:t>
-            </w:r>
-            <w:proofErr w:type="spellStart"/>
-            <w:r>
-              <w:t>procName</w:t>
-            </w:r>
-            <w:proofErr w:type="spellEnd"/>
-            <w:r>
-              <w:t>) {</w:t>
-            </w:r>
-          </w:p>
-          <w:p>
-            <w:pPr>
-              <w:pStyle w:val="afd"/>
-              <w:spacing w:after="0"/>
-            </w:pPr>
-            <w:r>
-              <w:t xml:space="preserve">    auto letters = </w:t>
-            </w:r>
-            <w:proofErr w:type="spellStart"/>
-            <w:r>
-              <w:t>extract_</w:t>
-            </w:r>
-            <w:proofErr w:type="gramStart"/>
-            <w:r>
-              <w:t>letters</w:t>
-            </w:r>
-            <w:proofErr w:type="spellEnd"/>
-            <w:r>
-              <w:t>(</w:t>
-            </w:r>
-            <w:proofErr w:type="gramEnd"/>
-            <w:r>
-              <w:t>);</w:t>
-            </w:r>
-          </w:p>
-          <w:p>
-            <w:pPr>
-              <w:pStyle w:val="afd"/>
-              <w:spacing w:after="0"/>
-            </w:pPr>
-            <w:r>
-              <w:t xml:space="preserve">    </w:t>
-            </w:r>
-            <w:proofErr w:type="spellStart"/>
-            <w:r>
-              <w:t>int</w:t>
-            </w:r>
-            <w:proofErr w:type="spellEnd"/>
-            <w:r>
-              <w:t xml:space="preserve"> L = </w:t>
-            </w:r>
-            <w:proofErr w:type="spellStart"/>
-            <w:proofErr w:type="gramStart"/>
-            <w:r>
-              <w:t>letters.size</w:t>
-            </w:r>
-            <w:proofErr w:type="spellEnd"/>
-            <w:proofErr w:type="gramEnd"/>
-            <w:r>
-              <w:t>();</w:t>
-            </w:r>
-          </w:p>
-          <w:p>
-            <w:pPr>
-              <w:pStyle w:val="afd"/>
-              <w:spacing w:after="0"/>
-            </w:pPr>
-          </w:p>
-          <w:p>
-            <w:pPr>
-              <w:pStyle w:val="afd"/>
-              <w:spacing w:after="0"/>
-            </w:pPr>
-            <w:r>
-              <w:t xml:space="preserve">    HANDLE </w:t>
-            </w:r>
-            <w:proofErr w:type="spellStart"/>
-            <w:r>
-              <w:t>hSem</w:t>
-            </w:r>
-            <w:proofErr w:type="spellEnd"/>
-            <w:r>
-              <w:t xml:space="preserve"> = </w:t>
-            </w:r>
-            <w:proofErr w:type="spellStart"/>
-            <w:proofErr w:type="gramStart"/>
-            <w:r>
-              <w:t>OpenSemaphoreA</w:t>
-            </w:r>
-            <w:proofErr w:type="spellEnd"/>
-            <w:r>
-              <w:t>(</w:t>
-            </w:r>
-            <w:proofErr w:type="gramEnd"/>
-            <w:r>
-              <w:t>SEMAPHORE_ALL_ACCESS, FALSE, "Global\\LAB06_SEM");</w:t>
-            </w:r>
-          </w:p>
-          <w:p>
-            <w:pPr>
-              <w:pStyle w:val="afd"/>
-              <w:spacing w:after="0"/>
-            </w:pPr>
-            <w:r>
-              <w:t xml:space="preserve">    if </w:t>
-            </w:r>
-            <w:proofErr w:type="gramStart"/>
-            <w:r>
-              <w:t>(!</w:t>
-            </w:r>
-            <w:proofErr w:type="spellStart"/>
-            <w:r>
-              <w:t>hSem</w:t>
-            </w:r>
-            <w:proofErr w:type="spellEnd"/>
-            <w:proofErr w:type="gramEnd"/>
-            <w:r>
-              <w:t>)</w:t>
-            </w:r>
-          </w:p>
-          <w:p>
-            <w:pPr>
-              <w:pStyle w:val="afd"/>
-              <w:spacing w:after="0"/>
-            </w:pPr>
-            <w:r>
-              <w:t xml:space="preserve">        </w:t>
-            </w:r>
-            <w:proofErr w:type="spellStart"/>
-            <w:r>
-              <w:t>hSem</w:t>
-            </w:r>
-            <w:proofErr w:type="spellEnd"/>
-            <w:r>
-              <w:t xml:space="preserve"> = </w:t>
-            </w:r>
-            <w:proofErr w:type="spellStart"/>
-            <w:proofErr w:type="gramStart"/>
-            <w:r>
-              <w:t>CreateSemaphoreA</w:t>
-            </w:r>
-            <w:proofErr w:type="spellEnd"/>
-            <w:r>
-              <w:t>(</w:t>
-            </w:r>
-            <w:proofErr w:type="gramEnd"/>
-            <w:r>
-              <w:t>NULL, 1, 1, "Global\\LAB06_SEM");</w:t>
-            </w:r>
-          </w:p>
-          <w:p>
-            <w:pPr>
-              <w:pStyle w:val="afd"/>
-              <w:spacing w:after="0"/>
-            </w:pPr>
-          </w:p>
-          <w:p>
-            <w:pPr>
-              <w:pStyle w:val="afd"/>
-              <w:spacing w:after="0"/>
-            </w:pPr>
-            <w:r>
-              <w:t xml:space="preserve">    for (</w:t>
-            </w:r>
-            <w:proofErr w:type="spellStart"/>
-            <w:r>
-              <w:t>int</w:t>
-            </w:r>
-            <w:proofErr w:type="spellEnd"/>
-            <w:r>
-              <w:t xml:space="preserve"> </w:t>
-            </w:r>
-            <w:proofErr w:type="spellStart"/>
-            <w:r>
-              <w:t>i</w:t>
-            </w:r>
-            <w:proofErr w:type="spellEnd"/>
-            <w:r>
-              <w:t xml:space="preserve"> = 1; </w:t>
-            </w:r>
-            <w:proofErr w:type="spellStart"/>
-            <w:r>
-              <w:t>i</w:t>
-            </w:r>
-            <w:proofErr w:type="spellEnd"/>
-            <w:r>
-              <w:t xml:space="preserve"> &lt;= 90; </w:t>
-            </w:r>
-            <w:proofErr w:type="spellStart"/>
-            <w:r>
-              <w:t>i</w:t>
-            </w:r>
-            <w:proofErr w:type="spellEnd"/>
-            <w:r>
-              <w:t>++) {</w:t>
-            </w:r>
-          </w:p>
-          <w:p>
-            <w:pPr>
-              <w:pStyle w:val="afd"/>
-              <w:spacing w:after="0"/>
-            </w:pPr>
-          </w:p>
-          <w:p>
-            <w:pPr>
-              <w:pStyle w:val="afd"/>
-              <w:spacing w:after="0"/>
-            </w:pPr>
-            <w:r>
-              <w:t xml:space="preserve">        if (</w:t>
-            </w:r>
-            <w:proofErr w:type="spellStart"/>
-            <w:r>
-              <w:t>i</w:t>
-            </w:r>
-            <w:proofErr w:type="spellEnd"/>
-            <w:r>
-              <w:t xml:space="preserve"> == 30)</w:t>
-            </w:r>
-          </w:p>
-          <w:p>
-            <w:pPr>
-              <w:pStyle w:val="afd"/>
-              <w:spacing w:after="0"/>
-            </w:pPr>
-            <w:r>
-              <w:t xml:space="preserve">            </w:t>
-            </w:r>
-            <w:proofErr w:type="spellStart"/>
-            <w:proofErr w:type="gramStart"/>
-            <w:r>
-              <w:t>WaitForSingleObject</w:t>
-            </w:r>
-            <w:proofErr w:type="spellEnd"/>
-            <w:r>
-              <w:t>(</w:t>
-            </w:r>
-            <w:proofErr w:type="spellStart"/>
-            <w:proofErr w:type="gramEnd"/>
-            <w:r>
-              <w:t>hSem</w:t>
-            </w:r>
-            <w:proofErr w:type="spellEnd"/>
-            <w:r>
-              <w:t>, INFINITE);</w:t>
-            </w:r>
-          </w:p>
-          <w:p>
-            <w:pPr>
-              <w:pStyle w:val="afd"/>
-              <w:spacing w:after="0"/>
-            </w:pPr>
-          </w:p>
-          <w:p>
-            <w:pPr>
-              <w:pStyle w:val="afd"/>
-              <w:spacing w:after="0"/>
-            </w:pPr>
-            <w:r>
-              <w:t xml:space="preserve">        char c = </w:t>
-            </w:r>
-            <w:proofErr w:type="gramStart"/>
-            <w:r>
-              <w:t>letters[</w:t>
-            </w:r>
-            <w:proofErr w:type="gramEnd"/>
-            <w:r>
-              <w:t>(</w:t>
-            </w:r>
-            <w:proofErr w:type="spellStart"/>
-            <w:r>
-              <w:t>i</w:t>
-            </w:r>
-            <w:proofErr w:type="spellEnd"/>
-            <w:r>
-              <w:t xml:space="preserve"> - 1) % L];</w:t>
-            </w:r>
-          </w:p>
-          <w:p>
-            <w:pPr>
-              <w:pStyle w:val="afd"/>
-              <w:spacing w:after="0"/>
-            </w:pPr>
-            <w:r>
-              <w:t xml:space="preserve">        </w:t>
-            </w:r>
-            <w:proofErr w:type="spellStart"/>
-            <w:proofErr w:type="gramStart"/>
-            <w:r>
-              <w:t>std</w:t>
-            </w:r>
-            <w:proofErr w:type="spellEnd"/>
-            <w:r>
-              <w:t>::</w:t>
-            </w:r>
-            <w:proofErr w:type="spellStart"/>
-            <w:proofErr w:type="gramEnd"/>
-            <w:r>
-              <w:t>cout</w:t>
-            </w:r>
-            <w:proofErr w:type="spellEnd"/>
-            <w:r>
-              <w:t xml:space="preserve"> &lt;&lt; "[" &lt;&lt; </w:t>
-            </w:r>
-            <w:proofErr w:type="spellStart"/>
-            <w:r>
-              <w:t>procName</w:t>
-            </w:r>
-            <w:proofErr w:type="spellEnd"/>
-            <w:r>
-              <w:t xml:space="preserve"> &lt;&lt; "] Iteration " &lt;&lt; </w:t>
-            </w:r>
-            <w:proofErr w:type="spellStart"/>
-            <w:r>
-              <w:t>i</w:t>
-            </w:r>
-            <w:proofErr w:type="spellEnd"/>
-          </w:p>
-          <w:p>
-            <w:pPr>
-              <w:pStyle w:val="afd"/>
-              <w:spacing w:after="0"/>
-            </w:pPr>
-            <w:r>
-              <w:t xml:space="preserve">            &lt;&lt; " Char: " &lt;&lt; c &lt;&lt; </w:t>
-            </w:r>
-            <w:proofErr w:type="spellStart"/>
-            <w:proofErr w:type="gramStart"/>
-            <w:r>
-              <w:t>std</w:t>
-            </w:r>
-            <w:proofErr w:type="spellEnd"/>
-            <w:r>
-              <w:t>::</w:t>
-            </w:r>
-            <w:proofErr w:type="spellStart"/>
-            <w:proofErr w:type="gramEnd"/>
-            <w:r>
-              <w:t>endl</w:t>
-            </w:r>
-            <w:proofErr w:type="spellEnd"/>
-            <w:r>
-              <w:t>;</w:t>
-            </w:r>
-          </w:p>
-          <w:p>
-            <w:pPr>
-              <w:pStyle w:val="afd"/>
-              <w:spacing w:after="0"/>
-            </w:pPr>
-          </w:p>
-          <w:p>
-            <w:pPr>
-              <w:pStyle w:val="afd"/>
-              <w:spacing w:after="0"/>
-            </w:pPr>
-            <w:r>
-              <w:t xml:space="preserve">        if (</w:t>
-            </w:r>
-            <w:proofErr w:type="spellStart"/>
-            <w:r>
-              <w:t>i</w:t>
-            </w:r>
-            <w:proofErr w:type="spellEnd"/>
-            <w:r>
-              <w:t xml:space="preserve"> == 60)</w:t>
-            </w:r>
-          </w:p>
-          <w:p>
-            <w:pPr>
-              <w:pStyle w:val="afd"/>
-              <w:spacing w:after="0"/>
-            </w:pPr>
-            <w:r>
-              <w:t xml:space="preserve">            </w:t>
-            </w:r>
-            <w:proofErr w:type="spellStart"/>
-            <w:proofErr w:type="gramStart"/>
-            <w:r>
-              <w:t>ReleaseSemaphore</w:t>
-            </w:r>
-            <w:proofErr w:type="spellEnd"/>
-            <w:r>
-              <w:t>(</w:t>
-            </w:r>
-            <w:proofErr w:type="spellStart"/>
-            <w:proofErr w:type="gramEnd"/>
-            <w:r>
-              <w:t>hSem</w:t>
-            </w:r>
-            <w:proofErr w:type="spellEnd"/>
-            <w:r>
-              <w:t>, 1, NULL);</w:t>
-            </w:r>
-          </w:p>
-          <w:p>
-            <w:pPr>
-              <w:pStyle w:val="afd"/>
-              <w:spacing w:after="0"/>
-            </w:pPr>
-          </w:p>
-          <w:p>
-            <w:pPr>
-              <w:pStyle w:val="afd"/>
-              <w:spacing w:after="0"/>
-            </w:pPr>
-            <w:r>
-              <w:t xml:space="preserve">        </w:t>
-            </w:r>
-            <w:proofErr w:type="gramStart"/>
-            <w:r>
-              <w:t>Sleep(</w:t>
-            </w:r>
-            <w:proofErr w:type="gramEnd"/>
-            <w:r>
-              <w:t>100);</w:t>
-            </w:r>
-          </w:p>
-          <w:p>
-            <w:pPr>
-              <w:pStyle w:val="afd"/>
-              <w:spacing w:after="0"/>
-            </w:pPr>
-            <w:r>
-              <w:t xml:space="preserve">    }</w:t>
-            </w:r>
-          </w:p>
-          <w:p>
-            <w:pPr>
-              <w:pStyle w:val="afd"/>
-              <w:spacing w:after="0"/>
-            </w:pPr>
-          </w:p>
-          <w:p>
-            <w:pPr>
-              <w:pStyle w:val="afd"/>
-              <w:spacing w:after="0"/>
-            </w:pPr>
-            <w:r>
-              <w:t xml:space="preserve">    return 0;</w:t>
-            </w:r>
-          </w:p>
-          <w:p>
-            <w:pPr>
-              <w:pStyle w:val="afd"/>
-              <w:spacing w:after="0"/>
-            </w:pPr>
-            <w:r>
-              <w:t>}</w:t>
-            </w:r>
-          </w:p>
-          <w:p>
-            <w:pPr>
-              <w:pStyle w:val="afd"/>
-              <w:spacing w:after="0"/>
-            </w:pPr>
-          </w:p>
-          <w:p>
-            <w:pPr>
-              <w:pStyle w:val="afd"/>
-              <w:spacing w:after="0"/>
-            </w:pPr>
-            <w:proofErr w:type="spellStart"/>
-            <w:r>
-              <w:t>int</w:t>
-            </w:r>
-            <w:proofErr w:type="spellEnd"/>
-            <w:r>
-              <w:t xml:space="preserve"> </w:t>
-            </w:r>
-            <w:proofErr w:type="gramStart"/>
-            <w:r>
-              <w:t>main(</w:t>
-            </w:r>
-            <w:proofErr w:type="spellStart"/>
-            <w:proofErr w:type="gramEnd"/>
-            <w:r>
-              <w:t>int</w:t>
-            </w:r>
-            <w:proofErr w:type="spellEnd"/>
-            <w:r>
-              <w:t xml:space="preserve"> </w:t>
-            </w:r>
-            <w:proofErr w:type="spellStart"/>
-            <w:r>
-              <w:t>argc</w:t>
-            </w:r>
-            <w:proofErr w:type="spellEnd"/>
-            <w:r>
-              <w:t xml:space="preserve">, char* </w:t>
-            </w:r>
-            <w:proofErr w:type="spellStart"/>
-            <w:r>
-              <w:t>argv</w:t>
-            </w:r>
-            <w:proofErr w:type="spellEnd"/>
-            <w:r>
-              <w:t>[]) {</w:t>
-            </w:r>
-          </w:p>
-          <w:p>
-            <w:pPr>
-              <w:pStyle w:val="afd"/>
-              <w:spacing w:after="0"/>
-            </w:pPr>
-          </w:p>
-          <w:p>
-            <w:pPr>
-              <w:pStyle w:val="afd"/>
-              <w:spacing w:after="0"/>
-            </w:pPr>
-            <w:r>
-              <w:t xml:space="preserve">    if (</w:t>
-            </w:r>
-            <w:proofErr w:type="spellStart"/>
-            <w:r>
-              <w:t>argc</w:t>
-            </w:r>
-            <w:proofErr w:type="spellEnd"/>
-            <w:r>
-              <w:t xml:space="preserve"> &gt; 1) {</w:t>
-            </w:r>
-          </w:p>
-          <w:p>
-            <w:pPr>
-              <w:pStyle w:val="afd"/>
-              <w:spacing w:after="0"/>
-            </w:pPr>
-            <w:r>
-              <w:t xml:space="preserve">        return </w:t>
-            </w:r>
-            <w:proofErr w:type="spellStart"/>
-            <w:r>
-              <w:t>run_loop</w:t>
-            </w:r>
-            <w:proofErr w:type="spellEnd"/>
-            <w:r>
-              <w:t>(</w:t>
-            </w:r>
-            <w:proofErr w:type="spellStart"/>
-            <w:proofErr w:type="gramStart"/>
-            <w:r>
-              <w:t>argv</w:t>
-            </w:r>
-            <w:proofErr w:type="spellEnd"/>
-            <w:r>
-              <w:t>[</w:t>
-            </w:r>
-            <w:proofErr w:type="gramEnd"/>
-            <w:r>
-              <w:t>1]);</w:t>
-            </w:r>
-          </w:p>
-          <w:p>
-            <w:pPr>
-              <w:pStyle w:val="afd"/>
-              <w:spacing w:after="0"/>
-            </w:pPr>
-            <w:r>
-              <w:t xml:space="preserve">    }</w:t>
-            </w:r>
-          </w:p>
-          <w:p>
-            <w:pPr>
-              <w:pStyle w:val="afd"/>
-              <w:spacing w:after="0"/>
-            </w:pPr>
-            <w:r>
-              <w:t xml:space="preserve">    STARTUPINFOA </w:t>
-            </w:r>
-            <w:proofErr w:type="spellStart"/>
-            <w:proofErr w:type="gramStart"/>
-            <w:r>
-              <w:t>si</w:t>
-            </w:r>
-            <w:proofErr w:type="spellEnd"/>
-            <w:r>
-              <w:t>{</w:t>
-            </w:r>
-            <w:proofErr w:type="gramEnd"/>
-            <w:r>
-              <w:t>};</w:t>
-            </w:r>
-          </w:p>
-          <w:p>
-            <w:pPr>
-              <w:pStyle w:val="afd"/>
-              <w:spacing w:after="0"/>
-            </w:pPr>
-            <w:r>
-              <w:t xml:space="preserve">    PROCESS_INFORMATION </w:t>
-            </w:r>
-            <w:proofErr w:type="spellStart"/>
-            <w:proofErr w:type="gramStart"/>
-            <w:r>
-              <w:t>piA</w:t>
-            </w:r>
-            <w:proofErr w:type="spellEnd"/>
-            <w:r>
-              <w:t>{</w:t>
-            </w:r>
-            <w:proofErr w:type="gramEnd"/>
-            <w:r>
-              <w:t xml:space="preserve">}, </w:t>
-            </w:r>
-            <w:proofErr w:type="spellStart"/>
-            <w:r>
-              <w:t>piB</w:t>
-            </w:r>
-            <w:proofErr w:type="spellEnd"/>
-            <w:r>
-              <w:t>{};</w:t>
-            </w:r>
-          </w:p>
-          <w:p>
-            <w:pPr>
-              <w:pStyle w:val="afd"/>
-              <w:spacing w:after="0"/>
-            </w:pPr>
-            <w:r>
-              <w:t xml:space="preserve">    </w:t>
-            </w:r>
-            <w:proofErr w:type="spellStart"/>
-            <w:proofErr w:type="gramStart"/>
-            <w:r>
-              <w:t>si.cb</w:t>
-            </w:r>
-            <w:proofErr w:type="spellEnd"/>
-            <w:proofErr w:type="gramEnd"/>
-            <w:r>
-              <w:t xml:space="preserve"> = </w:t>
-            </w:r>
-            <w:proofErr w:type="spellStart"/>
-            <w:r>
-              <w:t>sizeof</w:t>
-            </w:r>
-            <w:proofErr w:type="spellEnd"/>
-            <w:r>
-              <w:t>(</w:t>
-            </w:r>
-            <w:proofErr w:type="spellStart"/>
-            <w:r>
-              <w:t>si</w:t>
-            </w:r>
-            <w:proofErr w:type="spellEnd"/>
-            <w:r>
-              <w:t>);</w:t>
-            </w:r>
-          </w:p>
-          <w:p>
-            <w:pPr>
-              <w:pStyle w:val="afd"/>
-              <w:spacing w:after="0"/>
-            </w:pPr>
-          </w:p>
-          <w:p>
-            <w:pPr>
-              <w:pStyle w:val="afd"/>
-              <w:spacing w:after="0"/>
-            </w:pPr>
-            <w:r>
-              <w:t xml:space="preserve">    </w:t>
-            </w:r>
-            <w:proofErr w:type="spellStart"/>
-            <w:proofErr w:type="gramStart"/>
-            <w:r>
-              <w:t>CreateProcessA</w:t>
-            </w:r>
-            <w:proofErr w:type="spellEnd"/>
-            <w:r>
-              <w:t>(</w:t>
-            </w:r>
-            <w:proofErr w:type="gramEnd"/>
-          </w:p>
-          <w:p>
-            <w:pPr>
-              <w:pStyle w:val="afd"/>
-              <w:spacing w:after="0"/>
-            </w:pPr>
-            <w:r>
-              <w:t xml:space="preserve">        NULL,</w:t>
-            </w:r>
-          </w:p>
-          <w:p>
-            <w:pPr>
-              <w:pStyle w:val="afd"/>
-              <w:spacing w:after="0"/>
-            </w:pPr>
-            <w:r>
-              <w:t xml:space="preserve">        (LPSTR)"Lab-06c.exe A",</w:t>
+              <w:t xml:space="preserve">        (LPSTR)"Lab-06c.exe B",</w:t>
             </w:r>
           </w:p>
           <w:p>
@@ -5824,102 +5858,6 @@
               <w:spacing w:after="0"/>
             </w:pPr>
             <w:r>
-              <w:t xml:space="preserve">        CREATE_NEW_CONSOLE,</w:t>
-            </w:r>
-          </w:p>
-          <w:p>
-            <w:pPr>
-              <w:pStyle w:val="afd"/>
-              <w:spacing w:after="0"/>
-            </w:pPr>
-            <w:r>
-              <w:t xml:space="preserve">        NULL, NULL,</w:t>
-            </w:r>
-          </w:p>
-          <w:p>
-            <w:pPr>
-              <w:pStyle w:val="afd"/>
-              <w:spacing w:after="0"/>
-            </w:pPr>
-            <w:r>
-              <w:t xml:space="preserve">        &amp;</w:t>
-            </w:r>
-            <w:proofErr w:type="spellStart"/>
-            <w:r>
-              <w:t>si</w:t>
-            </w:r>
-            <w:proofErr w:type="spellEnd"/>
-            <w:r>
-              <w:t>, &amp;</w:t>
-            </w:r>
-            <w:proofErr w:type="spellStart"/>
-            <w:r>
-              <w:t>piA</w:t>
-            </w:r>
-            <w:proofErr w:type="spellEnd"/>
-          </w:p>
-          <w:p>
-            <w:pPr>
-              <w:pStyle w:val="afd"/>
-              <w:spacing w:after="0"/>
-            </w:pPr>
-            <w:r>
-              <w:t xml:space="preserve">    );</w:t>
-            </w:r>
-          </w:p>
-          <w:p>
-            <w:pPr>
-              <w:pStyle w:val="afd"/>
-              <w:spacing w:after="0"/>
-            </w:pPr>
-            <w:r>
-              <w:t xml:space="preserve">    </w:t>
-            </w:r>
-            <w:proofErr w:type="spellStart"/>
-            <w:proofErr w:type="gramStart"/>
-            <w:r>
-              <w:t>CreateProcessA</w:t>
-            </w:r>
-            <w:proofErr w:type="spellEnd"/>
-            <w:r>
-              <w:t>(</w:t>
-            </w:r>
-            <w:proofErr w:type="gramEnd"/>
-          </w:p>
-          <w:p>
-            <w:pPr>
-              <w:pStyle w:val="afd"/>
-              <w:spacing w:after="0"/>
-            </w:pPr>
-            <w:r>
-              <w:t xml:space="preserve">        NULL,</w:t>
-            </w:r>
-          </w:p>
-          <w:p>
-            <w:pPr>
-              <w:pStyle w:val="afd"/>
-              <w:spacing w:after="0"/>
-            </w:pPr>
-            <w:r>
-              <w:t xml:space="preserve">        (LPSTR)"Lab-06c.exe B",</w:t>
-            </w:r>
-          </w:p>
-          <w:p>
-            <w:pPr>
-              <w:pStyle w:val="afd"/>
-              <w:spacing w:after="0"/>
-            </w:pPr>
-            <w:r>
-              <w:t xml:space="preserve">        NULL, NULL, FALSE,</w:t>
-            </w:r>
-          </w:p>
-          <w:p>
-            <w:pPr>
-              <w:pStyle w:val="afd"/>
-              <w:spacing w:after="0"/>
-            </w:pPr>
-            <w:r>
-              <w:lastRenderedPageBreak/>
               <w:t xml:space="preserve">        CREATE_NEW_CONSOLE,</w:t>
             </w:r>
           </w:p>
@@ -6211,13 +6149,7 @@
       </w:pPr>
       <w:r>
         <w:lastRenderedPageBreak/>
-        <w:t>Листинг 2.1.</w:t>
-      </w:r>
-      <w:r>
-        <w:t>3</w:t>
-      </w:r>
-      <w:r>
-        <w:t xml:space="preserve"> – Исходный код приложения lab-06</w:t>
+        <w:t>Листинг 2.1.3 – Исходный код приложения lab-06</w:t>
       </w:r>
       <w:r>
         <w:rPr>
@@ -6246,8 +6178,8 @@
       <w:r>
         <w:drawing>
           <wp:inline distT="0" distB="0" distL="0" distR="0" wp14:anchorId="5FEED984" wp14:editId="744C4EFB">
-            <wp:extent cx="6372225" cy="4246245"/>
-            <wp:effectExtent l="0" t="0" r="9525" b="1905"/>
+            <wp:extent cx="6372225" cy="3883174"/>
+            <wp:effectExtent l="0" t="0" r="0" b="3175"/>
             <wp:docPr id="13" name="Рисунок 13"/>
             <wp:cNvGraphicFramePr>
               <a:graphicFrameLocks xmlns:a="http://schemas.openxmlformats.org/drawingml/2006/main" noChangeAspect="1"/>
@@ -6259,131 +6191,15 @@
                     <pic:cNvPr id="1" name=""/>
                     <pic:cNvPicPr/>
                   </pic:nvPicPr>
-                  <pic:blipFill>
-                    <a:blip r:embed="rId15"/>
-                    <a:stretch>
-                      <a:fillRect/>
-                    </a:stretch>
-                  </pic:blipFill>
-                  <pic:spPr>
-                    <a:xfrm>
-                      <a:off x="0" y="0"/>
-                      <a:ext cx="6372225" cy="4246245"/>
-                    </a:xfrm>
-                    <a:prstGeom prst="rect">
-                      <a:avLst/>
-                    </a:prstGeom>
-                  </pic:spPr>
-                </pic:pic>
-              </a:graphicData>
-            </a:graphic>
-          </wp:inline>
-        </w:drawing>
-      </w:r>
-    </w:p>
-    <w:p>
-      <w:pPr>
-        <w:pStyle w:val="af4"/>
-      </w:pPr>
-      <w:r>
-        <w:t>Рисунок 2.1.</w:t>
-      </w:r>
-      <w:r>
-        <w:t>7</w:t>
-      </w:r>
-      <w:r>
-        <w:t xml:space="preserve"> – Демонстрация остановки дочерних процессов</w:t>
-      </w:r>
-    </w:p>
-    <w:p>
-      <w:pPr>
-        <w:pStyle w:val="af4"/>
-      </w:pPr>
-      <w:r>
-        <w:lastRenderedPageBreak/>
-        <w:drawing>
-          <wp:inline distT="0" distB="0" distL="0" distR="0" wp14:anchorId="295A7426" wp14:editId="77ACB4C1">
-            <wp:extent cx="6372225" cy="4281170"/>
-            <wp:effectExtent l="0" t="0" r="9525" b="5080"/>
-            <wp:docPr id="14" name="Рисунок 14"/>
-            <wp:cNvGraphicFramePr>
-              <a:graphicFrameLocks xmlns:a="http://schemas.openxmlformats.org/drawingml/2006/main" noChangeAspect="1"/>
-            </wp:cNvGraphicFramePr>
-            <a:graphic xmlns:a="http://schemas.openxmlformats.org/drawingml/2006/main">
-              <a:graphicData uri="http://schemas.openxmlformats.org/drawingml/2006/picture">
-                <pic:pic xmlns:pic="http://schemas.openxmlformats.org/drawingml/2006/picture">
-                  <pic:nvPicPr>
-                    <pic:cNvPr id="1" name=""/>
-                    <pic:cNvPicPr/>
-                  </pic:nvPicPr>
-                  <pic:blipFill>
-                    <a:blip r:embed="rId16"/>
-                    <a:stretch>
-                      <a:fillRect/>
-                    </a:stretch>
-                  </pic:blipFill>
-                  <pic:spPr>
-                    <a:xfrm>
-                      <a:off x="0" y="0"/>
-                      <a:ext cx="6372225" cy="4281170"/>
-                    </a:xfrm>
-                    <a:prstGeom prst="rect">
-                      <a:avLst/>
-                    </a:prstGeom>
-                  </pic:spPr>
-                </pic:pic>
-              </a:graphicData>
-            </a:graphic>
-          </wp:inline>
-        </w:drawing>
-      </w:r>
-    </w:p>
-    <w:p>
-      <w:pPr>
-        <w:pStyle w:val="af4"/>
-      </w:pPr>
-      <w:r>
-        <w:t>Рисунок 2.1.</w:t>
-      </w:r>
-      <w:r>
-        <w:t>8</w:t>
-      </w:r>
-      <w:r>
-        <w:t xml:space="preserve"> – Демонстрация возобновление итераций процесса </w:t>
-      </w:r>
-      <w:r>
-        <w:t>В</w:t>
-      </w:r>
-    </w:p>
-    <w:p>
-      <w:pPr>
-        <w:pStyle w:val="af4"/>
-      </w:pPr>
-      <w:r>
-        <w:drawing>
-          <wp:inline distT="0" distB="0" distL="0" distR="0" wp14:anchorId="7C9CE80C" wp14:editId="0682B637">
-            <wp:extent cx="6371674" cy="3722551"/>
-            <wp:effectExtent l="0" t="0" r="0" b="0"/>
-            <wp:docPr id="16" name="Рисунок 16"/>
-            <wp:cNvGraphicFramePr>
-              <a:graphicFrameLocks xmlns:a="http://schemas.openxmlformats.org/drawingml/2006/main" noChangeAspect="1"/>
-            </wp:cNvGraphicFramePr>
-            <a:graphic xmlns:a="http://schemas.openxmlformats.org/drawingml/2006/main">
-              <a:graphicData uri="http://schemas.openxmlformats.org/drawingml/2006/picture">
-                <pic:pic xmlns:pic="http://schemas.openxmlformats.org/drawingml/2006/picture">
-                  <pic:nvPicPr>
-                    <pic:cNvPr id="1" name=""/>
-                    <pic:cNvPicPr/>
-                  </pic:nvPicPr>
                   <pic:blipFill rotWithShape="1">
-                    <a:blip r:embed="rId17"/>
-                    <a:srcRect t="11016" b="2384"/>
+                    <a:blip r:embed="rId14"/>
+                    <a:srcRect t="8551"/>
                     <a:stretch/>
                   </pic:blipFill>
                   <pic:spPr bwMode="auto">
                     <a:xfrm>
                       <a:off x="0" y="0"/>
-                      <a:ext cx="6372225" cy="3722873"/>
+                      <a:ext cx="6372225" cy="3883174"/>
                     </a:xfrm>
                     <a:prstGeom prst="rect">
                       <a:avLst/>
@@ -6409,34 +6225,203 @@
         <w:pStyle w:val="af4"/>
       </w:pPr>
       <w:r>
-        <w:t>Рисунок 2.1.</w:t>
-      </w:r>
-      <w:r>
-        <w:t>9</w:t>
-      </w:r>
-      <w:r>
-        <w:t xml:space="preserve"> – Демонстрация возобновление итераций процесса </w:t>
-      </w:r>
-      <w:r>
-        <w:t>А</w:t>
-      </w:r>
-      <w:r>
-        <w:t xml:space="preserve">, после 60 итерации процесса </w:t>
-      </w:r>
-      <w:r>
-        <w:t>В</w:t>
+        <w:t>Рисунок 2.1.7 – Демонстрация остановки дочерних процессов</w:t>
       </w:r>
     </w:p>
     <w:p>
       <w:r>
+        <w:t xml:space="preserve">Когда процесс </w:t>
+      </w:r>
+      <w:r>
+        <w:rPr>
+          <w:lang w:val="en-US"/>
+        </w:rPr>
+        <w:t>Main</w:t>
+      </w:r>
+      <w:r>
+        <w:t xml:space="preserve"> </w:t>
+      </w:r>
+      <w:r>
+        <w:t>закончил 60 итерацию</w:t>
+      </w:r>
+      <w:r>
+        <w:t xml:space="preserve">, </w:t>
+      </w:r>
+      <w:r>
+        <w:t>семафор пускает процесс В</w:t>
+      </w:r>
+      <w:r>
+        <w:t>.</w:t>
+      </w:r>
+    </w:p>
+    <w:p>
+      <w:pPr>
+        <w:pStyle w:val="af4"/>
+      </w:pPr>
+      <w:r>
         <w:lastRenderedPageBreak/>
-        <w:t>Семафор корректно обеспечивает эксклюзивный</w:t>
-      </w:r>
-      <w:r>
-        <w:t xml:space="preserve"> доступ к разделяемому ресурсу. </w:t>
-      </w:r>
-      <w:r>
-        <w:t>Поведение приложения полностью соответствует требуемой модели синхронизации.</w:t>
+        <w:drawing>
+          <wp:inline distT="0" distB="0" distL="0" distR="0" wp14:anchorId="295A7426" wp14:editId="77ACB4C1">
+            <wp:extent cx="6372225" cy="3810523"/>
+            <wp:effectExtent l="0" t="0" r="0" b="0"/>
+            <wp:docPr id="14" name="Рисунок 14"/>
+            <wp:cNvGraphicFramePr>
+              <a:graphicFrameLocks xmlns:a="http://schemas.openxmlformats.org/drawingml/2006/main" noChangeAspect="1"/>
+            </wp:cNvGraphicFramePr>
+            <a:graphic xmlns:a="http://schemas.openxmlformats.org/drawingml/2006/main">
+              <a:graphicData uri="http://schemas.openxmlformats.org/drawingml/2006/picture">
+                <pic:pic xmlns:pic="http://schemas.openxmlformats.org/drawingml/2006/picture">
+                  <pic:nvPicPr>
+                    <pic:cNvPr id="1" name=""/>
+                    <pic:cNvPicPr/>
+                  </pic:nvPicPr>
+                  <pic:blipFill rotWithShape="1">
+                    <a:blip r:embed="rId15"/>
+                    <a:srcRect t="10994"/>
+                    <a:stretch/>
+                  </pic:blipFill>
+                  <pic:spPr bwMode="auto">
+                    <a:xfrm>
+                      <a:off x="0" y="0"/>
+                      <a:ext cx="6372225" cy="3810523"/>
+                    </a:xfrm>
+                    <a:prstGeom prst="rect">
+                      <a:avLst/>
+                    </a:prstGeom>
+                    <a:ln>
+                      <a:noFill/>
+                    </a:ln>
+                    <a:extLst>
+                      <a:ext uri="{53640926-AAD7-44D8-BBD7-CCE9431645EC}">
+                        <a14:shadowObscured xmlns:a14="http://schemas.microsoft.com/office/drawing/2010/main"/>
+                      </a:ext>
+                    </a:extLst>
+                  </pic:spPr>
+                </pic:pic>
+              </a:graphicData>
+            </a:graphic>
+          </wp:inline>
+        </w:drawing>
+      </w:r>
+    </w:p>
+    <w:p>
+      <w:pPr>
+        <w:pStyle w:val="af4"/>
+      </w:pPr>
+      <w:r>
+        <w:t>Рисунок 2.1.</w:t>
+      </w:r>
+      <w:r>
+        <w:t>8</w:t>
+      </w:r>
+      <w:r>
+        <w:t xml:space="preserve"> – Демонстрация возобновление итераций процесса </w:t>
+      </w:r>
+      <w:r>
+        <w:t>В</w:t>
+      </w:r>
+    </w:p>
+    <w:p>
+      <w:r>
+        <w:t xml:space="preserve">Когда процесс </w:t>
+      </w:r>
+      <w:proofErr w:type="gramStart"/>
+      <w:r>
+        <w:t>В</w:t>
+      </w:r>
+      <w:r>
+        <w:t xml:space="preserve"> </w:t>
+      </w:r>
+      <w:r>
+        <w:t>закончил</w:t>
+      </w:r>
+      <w:proofErr w:type="gramEnd"/>
+      <w:r>
+        <w:t xml:space="preserve"> 60 итерацию, семафор пускает процесс </w:t>
+      </w:r>
+      <w:r>
+        <w:t>А</w:t>
+      </w:r>
+      <w:r>
+        <w:t>.</w:t>
+      </w:r>
+    </w:p>
+    <w:p>
+      <w:pPr>
+        <w:pStyle w:val="af4"/>
+      </w:pPr>
+      <w:r>
+        <w:drawing>
+          <wp:inline distT="0" distB="0" distL="0" distR="0" wp14:anchorId="7C9CE80C" wp14:editId="0682B637">
+            <wp:extent cx="6371364" cy="3540834"/>
+            <wp:effectExtent l="0" t="0" r="0" b="2540"/>
+            <wp:docPr id="16" name="Рисунок 16"/>
+            <wp:cNvGraphicFramePr>
+              <a:graphicFrameLocks xmlns:a="http://schemas.openxmlformats.org/drawingml/2006/main" noChangeAspect="1"/>
+            </wp:cNvGraphicFramePr>
+            <a:graphic xmlns:a="http://schemas.openxmlformats.org/drawingml/2006/main">
+              <a:graphicData uri="http://schemas.openxmlformats.org/drawingml/2006/picture">
+                <pic:pic xmlns:pic="http://schemas.openxmlformats.org/drawingml/2006/picture">
+                  <pic:nvPicPr>
+                    <pic:cNvPr id="1" name=""/>
+                    <pic:cNvPicPr/>
+                  </pic:nvPicPr>
+                  <pic:blipFill rotWithShape="1">
+                    <a:blip r:embed="rId16"/>
+                    <a:srcRect t="15239" b="2384"/>
+                    <a:stretch/>
+                  </pic:blipFill>
+                  <pic:spPr bwMode="auto">
+                    <a:xfrm>
+                      <a:off x="0" y="0"/>
+                      <a:ext cx="6372225" cy="3541312"/>
+                    </a:xfrm>
+                    <a:prstGeom prst="rect">
+                      <a:avLst/>
+                    </a:prstGeom>
+                    <a:ln>
+                      <a:noFill/>
+                    </a:ln>
+                    <a:extLst>
+                      <a:ext uri="{53640926-AAD7-44D8-BBD7-CCE9431645EC}">
+                        <a14:shadowObscured xmlns:a14="http://schemas.microsoft.com/office/drawing/2010/main"/>
+                      </a:ext>
+                    </a:extLst>
+                  </pic:spPr>
+                </pic:pic>
+              </a:graphicData>
+            </a:graphic>
+          </wp:inline>
+        </w:drawing>
+      </w:r>
+    </w:p>
+    <w:p>
+      <w:pPr>
+        <w:pStyle w:val="af4"/>
+      </w:pPr>
+      <w:r>
+        <w:t>Рисунок 2.1.</w:t>
+      </w:r>
+      <w:r>
+        <w:t>9</w:t>
+      </w:r>
+      <w:r>
+        <w:t xml:space="preserve"> – Демонстрация возобновление итераций процесса </w:t>
+      </w:r>
+      <w:r>
+        <w:t>А</w:t>
+      </w:r>
+      <w:r>
+        <w:t xml:space="preserve">, после 60 итерации процесса </w:t>
+      </w:r>
+      <w:r>
+        <w:t>В</w:t>
+      </w:r>
+    </w:p>
+    <w:p>
+      <w:r>
+        <w:lastRenderedPageBreak/>
+        <w:t>Семафор корректно обеспечивает эксклюзивный доступ к разделяемому ресурсу. Поведение приложения полностью соответствует требуемой модели синхронизации.</w:t>
       </w:r>
     </w:p>
     <w:p>
@@ -9385,19 +9370,10 @@
       <w:pPr>
         <w:pStyle w:val="af4"/>
         <w:spacing w:before="120"/>
-        <w:rPr>
-          <w:lang w:val="en-US"/>
-        </w:rPr>
       </w:pPr>
       <w:r>
         <w:lastRenderedPageBreak/>
-        <w:t>Листинг 2.1.</w:t>
-      </w:r>
-      <w:r>
-        <w:t>4</w:t>
-      </w:r>
-      <w:r>
-        <w:t xml:space="preserve"> – Исходный код приложения lab-06</w:t>
+        <w:t>Листинг 2.1.4 – Исходный код приложения lab-06</w:t>
       </w:r>
       <w:r>
         <w:rPr>
@@ -9416,10 +9392,7 @@
         <w:pStyle w:val="a"/>
       </w:pPr>
       <w:r>
-        <w:t>сначала работает только г</w:t>
-      </w:r>
-      <w:r>
-        <w:t>лавный процесс (итерации 1–15),</w:t>
+        <w:t>сначала работает только главный процесс (итерации 1–15),</w:t>
       </w:r>
     </w:p>
     <w:p>
@@ -9427,10 +9400,7 @@
         <w:pStyle w:val="a"/>
       </w:pPr>
       <w:r>
-        <w:t>процессы A и B начинают выво</w:t>
-      </w:r>
-      <w:r>
-        <w:t>д только после сигнала события,</w:t>
+        <w:t>процессы A и B начинают вывод только после сигнала события,</w:t>
       </w:r>
     </w:p>
     <w:p>
@@ -9451,6 +9421,78 @@
             <wp:extent cx="6372225" cy="4474845"/>
             <wp:effectExtent l="0" t="0" r="9525" b="1905"/>
             <wp:docPr id="17" name="Рисунок 17"/>
+            <wp:cNvGraphicFramePr>
+              <a:graphicFrameLocks xmlns:a="http://schemas.openxmlformats.org/drawingml/2006/main" noChangeAspect="1"/>
+            </wp:cNvGraphicFramePr>
+            <a:graphic xmlns:a="http://schemas.openxmlformats.org/drawingml/2006/main">
+              <a:graphicData uri="http://schemas.openxmlformats.org/drawingml/2006/picture">
+                <pic:pic xmlns:pic="http://schemas.openxmlformats.org/drawingml/2006/picture">
+                  <pic:nvPicPr>
+                    <pic:cNvPr id="1" name=""/>
+                    <pic:cNvPicPr/>
+                  </pic:nvPicPr>
+                  <pic:blipFill>
+                    <a:blip r:embed="rId17"/>
+                    <a:stretch>
+                      <a:fillRect/>
+                    </a:stretch>
+                  </pic:blipFill>
+                  <pic:spPr>
+                    <a:xfrm>
+                      <a:off x="0" y="0"/>
+                      <a:ext cx="6372225" cy="4474845"/>
+                    </a:xfrm>
+                    <a:prstGeom prst="rect">
+                      <a:avLst/>
+                    </a:prstGeom>
+                  </pic:spPr>
+                </pic:pic>
+              </a:graphicData>
+            </a:graphic>
+          </wp:inline>
+        </w:drawing>
+      </w:r>
+    </w:p>
+    <w:p>
+      <w:pPr>
+        <w:pStyle w:val="af4"/>
+      </w:pPr>
+      <w:r>
+        <w:t>Рисунок 2.1.</w:t>
+      </w:r>
+      <w:r>
+        <w:t>10</w:t>
+      </w:r>
+      <w:r>
+        <w:t xml:space="preserve"> – Демонстрация </w:t>
+      </w:r>
+      <w:r>
+        <w:t>ожидания</w:t>
+      </w:r>
+      <w:r>
+        <w:t xml:space="preserve"> дочерних процессов</w:t>
+      </w:r>
+      <w:r>
+        <w:t xml:space="preserve"> 15 итерации в процессе </w:t>
+      </w:r>
+      <w:r>
+        <w:rPr>
+          <w:lang w:val="en-US"/>
+        </w:rPr>
+        <w:t>Main</w:t>
+      </w:r>
+    </w:p>
+    <w:p>
+      <w:pPr>
+        <w:pStyle w:val="af4"/>
+      </w:pPr>
+      <w:r>
+        <w:lastRenderedPageBreak/>
+        <w:drawing>
+          <wp:inline distT="0" distB="0" distL="0" distR="0" wp14:anchorId="4DA85AE6" wp14:editId="62380191">
+            <wp:extent cx="6372225" cy="4342765"/>
+            <wp:effectExtent l="0" t="0" r="9525" b="635"/>
+            <wp:docPr id="18" name="Рисунок 18"/>
             <wp:cNvGraphicFramePr>
               <a:graphicFrameLocks xmlns:a="http://schemas.openxmlformats.org/drawingml/2006/main" noChangeAspect="1"/>
             </wp:cNvGraphicFramePr>
@@ -9470,7 +9512,7 @@
                   <pic:spPr>
                     <a:xfrm>
                       <a:off x="0" y="0"/>
-                      <a:ext cx="6372225" cy="4474845"/>
+                      <a:ext cx="6372225" cy="4342765"/>
                     </a:xfrm>
                     <a:prstGeom prst="rect">
                       <a:avLst/>
@@ -9491,19 +9533,10 @@
         <w:t>Рисунок 2.1.</w:t>
       </w:r>
       <w:r>
-        <w:t>10</w:t>
-      </w:r>
-      <w:r>
-        <w:t xml:space="preserve"> – Демонстрация </w:t>
-      </w:r>
-      <w:r>
-        <w:t>ожидания</w:t>
-      </w:r>
-      <w:r>
-        <w:t xml:space="preserve"> дочерних процессов</w:t>
-      </w:r>
-      <w:r>
-        <w:t xml:space="preserve"> 15 итерации в процессе </w:t>
+        <w:t xml:space="preserve">11 – </w:t>
+      </w:r>
+      <w:r>
+        <w:t xml:space="preserve">Начало интераций процессов А и В после 15 итерации в процессе </w:t>
       </w:r>
       <w:r>
         <w:rPr>
@@ -9513,16 +9546,1799 @@
       </w:r>
     </w:p>
     <w:p>
+      <w:r>
+        <w:t>Объект события корректно реализует механизм синхронизации запуска.</w:t>
+      </w:r>
+      <w:r>
+        <w:t xml:space="preserve"> </w:t>
+      </w:r>
+      <w:r>
+        <w:t>Дочерние процессы ожидают сигнал и начинают выполнение строго после 16-й итерации главного процесса.</w:t>
+      </w:r>
+    </w:p>
+    <w:p>
+      <w:pPr>
+        <w:pStyle w:val="2"/>
+      </w:pPr>
+      <w:r>
+        <w:t>2.</w:t>
+      </w:r>
+      <w:r>
+        <w:t>2</w:t>
+      </w:r>
+      <w:r>
+        <w:t xml:space="preserve"> Выполнение заданий для </w:t>
+      </w:r>
+      <w:r>
+        <w:rPr>
+          <w:lang w:val="en-US"/>
+        </w:rPr>
+        <w:t>Linux</w:t>
+      </w:r>
+    </w:p>
+    <w:p>
+      <w:pPr>
+        <w:pStyle w:val="3"/>
+      </w:pPr>
+      <w:r>
+        <w:t>2.</w:t>
+      </w:r>
+      <w:r>
+        <w:t>2</w:t>
+      </w:r>
+      <w:r>
+        <w:t>.</w:t>
+      </w:r>
+      <w:r>
+        <w:t>1</w:t>
+      </w:r>
+      <w:r>
+        <w:t xml:space="preserve"> </w:t>
+      </w:r>
+      <w:r>
+        <w:rPr>
+          <w:rFonts w:cs="Times New Roman"/>
+          <w:bCs/>
+          <w:szCs w:val="28"/>
+        </w:rPr>
+        <w:t>Приложение Lab-06</w:t>
+      </w:r>
+      <w:r>
+        <w:rPr>
+          <w:rFonts w:cs="Times New Roman"/>
+          <w:bCs/>
+          <w:szCs w:val="28"/>
+        </w:rPr>
+        <w:t>a</w:t>
+      </w:r>
+    </w:p>
+    <w:p>
+      <w:pPr>
+        <w:spacing w:after="100" w:afterAutospacing="1"/>
+      </w:pPr>
+      <w:r>
+        <w:t xml:space="preserve"> </w:t>
+      </w:r>
+      <w:r>
+        <w:t xml:space="preserve">Является полным аналогом приложения из </w:t>
+      </w:r>
+      <w:proofErr w:type="spellStart"/>
+      <w:r>
+        <w:t>Windows</w:t>
+      </w:r>
+      <w:proofErr w:type="spellEnd"/>
+      <w:r>
+        <w:t xml:space="preserve">, но вместо секции должен использоваться </w:t>
+      </w:r>
+      <w:proofErr w:type="spellStart"/>
+      <w:r>
+        <w:t>мьютекс</w:t>
+      </w:r>
+      <w:proofErr w:type="spellEnd"/>
+      <w:r>
+        <w:t xml:space="preserve">. </w:t>
+      </w:r>
+    </w:p>
+    <w:tbl>
+      <w:tblPr>
+        <w:tblStyle w:val="a5"/>
+        <w:tblW w:w="10060" w:type="dxa"/>
+        <w:tblLook w:val="04A0" w:firstRow="1" w:lastRow="0" w:firstColumn="1" w:lastColumn="0" w:noHBand="0" w:noVBand="1"/>
+      </w:tblPr>
+      <w:tblGrid>
+        <w:gridCol w:w="10060"/>
+      </w:tblGrid>
+      <w:tr>
+        <w:trPr>
+          <w:trHeight w:val="376"/>
+        </w:trPr>
+        <w:tc>
+          <w:tcPr>
+            <w:tcW w:w="10060" w:type="dxa"/>
+          </w:tcPr>
+          <w:p>
+            <w:pPr>
+              <w:pStyle w:val="afd"/>
+              <w:spacing w:after="0"/>
+            </w:pPr>
+            <w:r>
+              <w:t>#include &lt;</w:t>
+            </w:r>
+            <w:proofErr w:type="spellStart"/>
+            <w:r>
+              <w:t>iostream</w:t>
+            </w:r>
+            <w:proofErr w:type="spellEnd"/>
+            <w:r>
+              <w:t>&gt;</w:t>
+            </w:r>
+          </w:p>
+          <w:p>
+            <w:pPr>
+              <w:pStyle w:val="afd"/>
+              <w:spacing w:after="0"/>
+            </w:pPr>
+            <w:r>
+              <w:t>#include &lt;vector&gt;</w:t>
+            </w:r>
+          </w:p>
+          <w:p>
+            <w:pPr>
+              <w:pStyle w:val="afd"/>
+              <w:spacing w:after="0"/>
+            </w:pPr>
+            <w:r>
+              <w:t>#include &lt;string&gt;</w:t>
+            </w:r>
+          </w:p>
+          <w:p>
+            <w:pPr>
+              <w:pStyle w:val="afd"/>
+              <w:spacing w:after="0"/>
+            </w:pPr>
+            <w:r>
+              <w:t>#include &lt;</w:t>
+            </w:r>
+            <w:proofErr w:type="spellStart"/>
+            <w:r>
+              <w:t>cctype</w:t>
+            </w:r>
+            <w:proofErr w:type="spellEnd"/>
+            <w:r>
+              <w:t>&gt;</w:t>
+            </w:r>
+          </w:p>
+          <w:p>
+            <w:pPr>
+              <w:pStyle w:val="afd"/>
+              <w:spacing w:after="0"/>
+            </w:pPr>
+            <w:r>
+              <w:t>#include &lt;</w:t>
+            </w:r>
+            <w:proofErr w:type="spellStart"/>
+            <w:r>
+              <w:t>cstdlib</w:t>
+            </w:r>
+            <w:proofErr w:type="spellEnd"/>
+            <w:r>
+              <w:t>&gt;</w:t>
+            </w:r>
+          </w:p>
+          <w:p>
+            <w:pPr>
+              <w:pStyle w:val="afd"/>
+              <w:spacing w:after="0"/>
+            </w:pPr>
+            <w:r>
+              <w:t>#include &lt;</w:t>
+            </w:r>
+            <w:proofErr w:type="spellStart"/>
+            <w:r>
+              <w:t>pthread.h</w:t>
+            </w:r>
+            <w:proofErr w:type="spellEnd"/>
+            <w:r>
+              <w:t>&gt;</w:t>
+            </w:r>
+          </w:p>
+          <w:p>
+            <w:pPr>
+              <w:pStyle w:val="afd"/>
+              <w:spacing w:after="0"/>
+            </w:pPr>
+            <w:r>
+              <w:t>#include &lt;</w:t>
+            </w:r>
+            <w:proofErr w:type="spellStart"/>
+            <w:r>
+              <w:t>unistd.h</w:t>
+            </w:r>
+            <w:proofErr w:type="spellEnd"/>
+            <w:r>
+              <w:t>&gt;</w:t>
+            </w:r>
+          </w:p>
+          <w:p>
+            <w:pPr>
+              <w:pStyle w:val="afd"/>
+              <w:spacing w:after="0"/>
+            </w:pPr>
+          </w:p>
+          <w:p>
+            <w:pPr>
+              <w:pStyle w:val="afd"/>
+              <w:spacing w:after="0"/>
+            </w:pPr>
+            <w:proofErr w:type="spellStart"/>
+            <w:r>
+              <w:t>pthread_mutex_t</w:t>
+            </w:r>
+            <w:proofErr w:type="spellEnd"/>
+            <w:r>
+              <w:t xml:space="preserve"> mutex1;</w:t>
+            </w:r>
+          </w:p>
+          <w:p>
+            <w:pPr>
+              <w:pStyle w:val="afd"/>
+              <w:spacing w:after="0"/>
+            </w:pPr>
+          </w:p>
+          <w:p>
+            <w:pPr>
+              <w:pStyle w:val="afd"/>
+              <w:spacing w:after="0"/>
+            </w:pPr>
+            <w:proofErr w:type="spellStart"/>
+            <w:proofErr w:type="gramStart"/>
+            <w:r>
+              <w:t>std</w:t>
+            </w:r>
+            <w:proofErr w:type="spellEnd"/>
+            <w:r>
+              <w:t>::</w:t>
+            </w:r>
+            <w:proofErr w:type="gramEnd"/>
+            <w:r>
+              <w:t xml:space="preserve">vector&lt;char&gt; </w:t>
+            </w:r>
+            <w:proofErr w:type="spellStart"/>
+            <w:r>
+              <w:t>extract_letters_from_username</w:t>
+            </w:r>
+            <w:proofErr w:type="spellEnd"/>
+            <w:r>
+              <w:t>() {</w:t>
+            </w:r>
+          </w:p>
+          <w:p>
+            <w:pPr>
+              <w:pStyle w:val="afd"/>
+              <w:spacing w:after="0"/>
+            </w:pPr>
+            <w:r>
+              <w:t xml:space="preserve">    </w:t>
+            </w:r>
+            <w:proofErr w:type="spellStart"/>
+            <w:r>
+              <w:t>const</w:t>
+            </w:r>
+            <w:proofErr w:type="spellEnd"/>
+            <w:r>
+              <w:t xml:space="preserve"> char* name = </w:t>
+            </w:r>
+            <w:proofErr w:type="spellStart"/>
+            <w:proofErr w:type="gramStart"/>
+            <w:r>
+              <w:t>std</w:t>
+            </w:r>
+            <w:proofErr w:type="spellEnd"/>
+            <w:r>
+              <w:t>::</w:t>
+            </w:r>
+            <w:proofErr w:type="spellStart"/>
+            <w:proofErr w:type="gramEnd"/>
+            <w:r>
+              <w:t>getenv</w:t>
+            </w:r>
+            <w:proofErr w:type="spellEnd"/>
+            <w:r>
+              <w:t>("USER");</w:t>
+            </w:r>
+          </w:p>
+          <w:p>
+            <w:pPr>
+              <w:pStyle w:val="afd"/>
+              <w:spacing w:after="0"/>
+            </w:pPr>
+            <w:r>
+              <w:lastRenderedPageBreak/>
+              <w:t xml:space="preserve">    if </w:t>
+            </w:r>
+            <w:proofErr w:type="gramStart"/>
+            <w:r>
+              <w:t>(!name</w:t>
+            </w:r>
+            <w:proofErr w:type="gramEnd"/>
+            <w:r>
+              <w:t>) name = "Unknown";</w:t>
+            </w:r>
+          </w:p>
+          <w:p>
+            <w:pPr>
+              <w:pStyle w:val="afd"/>
+              <w:spacing w:after="0"/>
+            </w:pPr>
+          </w:p>
+          <w:p>
+            <w:pPr>
+              <w:pStyle w:val="afd"/>
+              <w:spacing w:after="0"/>
+            </w:pPr>
+            <w:r>
+              <w:t xml:space="preserve">    </w:t>
+            </w:r>
+            <w:proofErr w:type="spellStart"/>
+            <w:proofErr w:type="gramStart"/>
+            <w:r>
+              <w:t>std</w:t>
+            </w:r>
+            <w:proofErr w:type="spellEnd"/>
+            <w:r>
+              <w:t>::</w:t>
+            </w:r>
+            <w:proofErr w:type="gramEnd"/>
+            <w:r>
+              <w:t>vector&lt;char&gt; letters;</w:t>
+            </w:r>
+          </w:p>
+          <w:p>
+            <w:pPr>
+              <w:pStyle w:val="afd"/>
+              <w:spacing w:after="0"/>
+            </w:pPr>
+            <w:r>
+              <w:t xml:space="preserve">    for (</w:t>
+            </w:r>
+            <w:proofErr w:type="spellStart"/>
+            <w:r>
+              <w:t>int</w:t>
+            </w:r>
+            <w:proofErr w:type="spellEnd"/>
+            <w:r>
+              <w:t xml:space="preserve"> </w:t>
+            </w:r>
+            <w:proofErr w:type="spellStart"/>
+            <w:r>
+              <w:t>i</w:t>
+            </w:r>
+            <w:proofErr w:type="spellEnd"/>
+            <w:r>
+              <w:t xml:space="preserve"> = 0; name[</w:t>
+            </w:r>
+            <w:proofErr w:type="spellStart"/>
+            <w:r>
+              <w:t>i</w:t>
+            </w:r>
+            <w:proofErr w:type="spellEnd"/>
+            <w:r>
+              <w:t xml:space="preserve">]; </w:t>
+            </w:r>
+            <w:proofErr w:type="spellStart"/>
+            <w:r>
+              <w:t>i</w:t>
+            </w:r>
+            <w:proofErr w:type="spellEnd"/>
+            <w:r>
+              <w:t>++) {</w:t>
+            </w:r>
+          </w:p>
+          <w:p>
+            <w:pPr>
+              <w:pStyle w:val="afd"/>
+              <w:spacing w:after="0"/>
+            </w:pPr>
+            <w:r>
+              <w:t xml:space="preserve">        if (</w:t>
+            </w:r>
+            <w:proofErr w:type="spellStart"/>
+            <w:proofErr w:type="gramStart"/>
+            <w:r>
+              <w:t>std</w:t>
+            </w:r>
+            <w:proofErr w:type="spellEnd"/>
+            <w:r>
+              <w:t>::</w:t>
+            </w:r>
+            <w:proofErr w:type="spellStart"/>
+            <w:proofErr w:type="gramEnd"/>
+            <w:r>
+              <w:t>isalpha</w:t>
+            </w:r>
+            <w:proofErr w:type="spellEnd"/>
+            <w:r>
+              <w:t>((unsigned char)name[</w:t>
+            </w:r>
+            <w:proofErr w:type="spellStart"/>
+            <w:r>
+              <w:t>i</w:t>
+            </w:r>
+            <w:proofErr w:type="spellEnd"/>
+            <w:r>
+              <w:t>]))</w:t>
+            </w:r>
+          </w:p>
+          <w:p>
+            <w:pPr>
+              <w:pStyle w:val="afd"/>
+              <w:spacing w:after="0"/>
+            </w:pPr>
+            <w:r>
+              <w:t xml:space="preserve">            </w:t>
+            </w:r>
+            <w:proofErr w:type="spellStart"/>
+            <w:proofErr w:type="gramStart"/>
+            <w:r>
+              <w:t>letters.push</w:t>
+            </w:r>
+            <w:proofErr w:type="gramEnd"/>
+            <w:r>
+              <w:t>_back</w:t>
+            </w:r>
+            <w:proofErr w:type="spellEnd"/>
+            <w:r>
+              <w:t>(name[</w:t>
+            </w:r>
+            <w:proofErr w:type="spellStart"/>
+            <w:r>
+              <w:t>i</w:t>
+            </w:r>
+            <w:proofErr w:type="spellEnd"/>
+            <w:r>
+              <w:t>]);</w:t>
+            </w:r>
+          </w:p>
+          <w:p>
+            <w:pPr>
+              <w:pStyle w:val="afd"/>
+              <w:spacing w:after="0"/>
+            </w:pPr>
+            <w:r>
+              <w:t xml:space="preserve">    }</w:t>
+            </w:r>
+          </w:p>
+          <w:p>
+            <w:pPr>
+              <w:pStyle w:val="afd"/>
+              <w:spacing w:after="0"/>
+            </w:pPr>
+            <w:r>
+              <w:t xml:space="preserve">    if (</w:t>
+            </w:r>
+            <w:proofErr w:type="spellStart"/>
+            <w:proofErr w:type="gramStart"/>
+            <w:r>
+              <w:t>letters.empty</w:t>
+            </w:r>
+            <w:proofErr w:type="spellEnd"/>
+            <w:proofErr w:type="gramEnd"/>
+            <w:r>
+              <w:t xml:space="preserve">()) </w:t>
+            </w:r>
+            <w:proofErr w:type="spellStart"/>
+            <w:r>
+              <w:t>letters.push_back</w:t>
+            </w:r>
+            <w:proofErr w:type="spellEnd"/>
+            <w:r>
+              <w:t>('X');</w:t>
+            </w:r>
+          </w:p>
+          <w:p>
+            <w:pPr>
+              <w:pStyle w:val="afd"/>
+              <w:spacing w:after="0"/>
+            </w:pPr>
+            <w:r>
+              <w:t xml:space="preserve">    return letters;</w:t>
+            </w:r>
+          </w:p>
+          <w:p>
+            <w:pPr>
+              <w:pStyle w:val="afd"/>
+              <w:spacing w:after="0"/>
+            </w:pPr>
+            <w:r>
+              <w:t>}</w:t>
+            </w:r>
+          </w:p>
+          <w:p>
+            <w:pPr>
+              <w:pStyle w:val="afd"/>
+              <w:spacing w:after="0"/>
+            </w:pPr>
+          </w:p>
+          <w:p>
+            <w:pPr>
+              <w:pStyle w:val="afd"/>
+              <w:spacing w:after="0"/>
+            </w:pPr>
+            <w:proofErr w:type="spellStart"/>
+            <w:r>
+              <w:t>struct</w:t>
+            </w:r>
+            <w:proofErr w:type="spellEnd"/>
+            <w:r>
+              <w:t xml:space="preserve"> </w:t>
+            </w:r>
+            <w:proofErr w:type="spellStart"/>
+            <w:r>
+              <w:t>ThreadParam</w:t>
+            </w:r>
+            <w:proofErr w:type="spellEnd"/>
+            <w:r>
+              <w:t xml:space="preserve"> {</w:t>
+            </w:r>
+          </w:p>
+          <w:p>
+            <w:pPr>
+              <w:pStyle w:val="afd"/>
+              <w:spacing w:after="0"/>
+            </w:pPr>
+            <w:r>
+              <w:t xml:space="preserve">    </w:t>
+            </w:r>
+            <w:proofErr w:type="spellStart"/>
+            <w:r>
+              <w:t>const</w:t>
+            </w:r>
+            <w:proofErr w:type="spellEnd"/>
+            <w:r>
+              <w:t xml:space="preserve"> char* name;</w:t>
+            </w:r>
+          </w:p>
+          <w:p>
+            <w:pPr>
+              <w:pStyle w:val="afd"/>
+              <w:spacing w:after="0"/>
+            </w:pPr>
+            <w:r>
+              <w:t xml:space="preserve">    </w:t>
+            </w:r>
+            <w:proofErr w:type="spellStart"/>
+            <w:proofErr w:type="gramStart"/>
+            <w:r>
+              <w:t>std</w:t>
+            </w:r>
+            <w:proofErr w:type="spellEnd"/>
+            <w:r>
+              <w:t>::</w:t>
+            </w:r>
+            <w:proofErr w:type="gramEnd"/>
+            <w:r>
+              <w:t>vector&lt;char&gt;* letters;</w:t>
+            </w:r>
+          </w:p>
+          <w:p>
+            <w:pPr>
+              <w:pStyle w:val="afd"/>
+              <w:spacing w:after="0"/>
+            </w:pPr>
+            <w:r>
+              <w:t>};</w:t>
+            </w:r>
+          </w:p>
+          <w:p>
+            <w:pPr>
+              <w:pStyle w:val="afd"/>
+              <w:spacing w:after="0"/>
+            </w:pPr>
+          </w:p>
+          <w:p>
+            <w:pPr>
+              <w:pStyle w:val="afd"/>
+              <w:spacing w:after="0"/>
+            </w:pPr>
+            <w:r>
+              <w:t xml:space="preserve">void* </w:t>
+            </w:r>
+            <w:proofErr w:type="spellStart"/>
+            <w:r>
+              <w:t>thread_</w:t>
+            </w:r>
+            <w:proofErr w:type="gramStart"/>
+            <w:r>
+              <w:t>func</w:t>
+            </w:r>
+            <w:proofErr w:type="spellEnd"/>
+            <w:r>
+              <w:t>(</w:t>
+            </w:r>
+            <w:proofErr w:type="gramEnd"/>
+            <w:r>
+              <w:t xml:space="preserve">void* </w:t>
+            </w:r>
+            <w:proofErr w:type="spellStart"/>
+            <w:r>
+              <w:t>arg</w:t>
+            </w:r>
+            <w:proofErr w:type="spellEnd"/>
+            <w:r>
+              <w:t>) {</w:t>
+            </w:r>
+          </w:p>
+          <w:p>
+            <w:pPr>
+              <w:pStyle w:val="afd"/>
+              <w:spacing w:after="0"/>
+            </w:pPr>
+            <w:r>
+              <w:t xml:space="preserve">    </w:t>
+            </w:r>
+            <w:proofErr w:type="spellStart"/>
+            <w:r>
+              <w:t>ThreadParam</w:t>
+            </w:r>
+            <w:proofErr w:type="spellEnd"/>
+            <w:r>
+              <w:t>* p = (</w:t>
+            </w:r>
+            <w:proofErr w:type="spellStart"/>
+            <w:r>
+              <w:t>ThreadParam</w:t>
+            </w:r>
+            <w:proofErr w:type="spellEnd"/>
+            <w:proofErr w:type="gramStart"/>
+            <w:r>
+              <w:t>*)</w:t>
+            </w:r>
+            <w:proofErr w:type="spellStart"/>
+            <w:r>
+              <w:t>arg</w:t>
+            </w:r>
+            <w:proofErr w:type="spellEnd"/>
+            <w:proofErr w:type="gramEnd"/>
+            <w:r>
+              <w:t>;</w:t>
+            </w:r>
+          </w:p>
+          <w:p>
+            <w:pPr>
+              <w:pStyle w:val="afd"/>
+              <w:spacing w:after="0"/>
+            </w:pPr>
+            <w:r>
+              <w:t xml:space="preserve">    </w:t>
+            </w:r>
+            <w:proofErr w:type="spellStart"/>
+            <w:r>
+              <w:t>const</w:t>
+            </w:r>
+            <w:proofErr w:type="spellEnd"/>
+            <w:r>
+              <w:t xml:space="preserve"> char* </w:t>
+            </w:r>
+            <w:proofErr w:type="spellStart"/>
+            <w:r>
+              <w:t>tname</w:t>
+            </w:r>
+            <w:proofErr w:type="spellEnd"/>
+            <w:r>
+              <w:t xml:space="preserve"> = p-&gt;name;</w:t>
+            </w:r>
+          </w:p>
+          <w:p>
+            <w:pPr>
+              <w:pStyle w:val="afd"/>
+              <w:spacing w:after="0"/>
+            </w:pPr>
+            <w:r>
+              <w:t xml:space="preserve">    auto&amp; letters = *p-&gt;letters;</w:t>
+            </w:r>
+          </w:p>
+          <w:p>
+            <w:pPr>
+              <w:pStyle w:val="afd"/>
+              <w:spacing w:after="0"/>
+            </w:pPr>
+            <w:r>
+              <w:t xml:space="preserve">    </w:t>
+            </w:r>
+            <w:proofErr w:type="spellStart"/>
+            <w:r>
+              <w:t>int</w:t>
+            </w:r>
+            <w:proofErr w:type="spellEnd"/>
+            <w:r>
+              <w:t xml:space="preserve"> L = </w:t>
+            </w:r>
+            <w:proofErr w:type="spellStart"/>
+            <w:proofErr w:type="gramStart"/>
+            <w:r>
+              <w:t>letters.size</w:t>
+            </w:r>
+            <w:proofErr w:type="spellEnd"/>
+            <w:proofErr w:type="gramEnd"/>
+            <w:r>
+              <w:t>();</w:t>
+            </w:r>
+          </w:p>
+          <w:p>
+            <w:pPr>
+              <w:pStyle w:val="afd"/>
+              <w:spacing w:after="0"/>
+            </w:pPr>
+          </w:p>
+          <w:p>
+            <w:pPr>
+              <w:pStyle w:val="afd"/>
+              <w:spacing w:after="0"/>
+            </w:pPr>
+            <w:r>
+              <w:t xml:space="preserve">    for (</w:t>
+            </w:r>
+            <w:proofErr w:type="spellStart"/>
+            <w:r>
+              <w:t>int</w:t>
+            </w:r>
+            <w:proofErr w:type="spellEnd"/>
+            <w:r>
+              <w:t xml:space="preserve"> </w:t>
+            </w:r>
+            <w:proofErr w:type="spellStart"/>
+            <w:r>
+              <w:t>i</w:t>
+            </w:r>
+            <w:proofErr w:type="spellEnd"/>
+            <w:r>
+              <w:t xml:space="preserve"> = 1; </w:t>
+            </w:r>
+            <w:proofErr w:type="spellStart"/>
+            <w:r>
+              <w:t>i</w:t>
+            </w:r>
+            <w:proofErr w:type="spellEnd"/>
+            <w:r>
+              <w:t xml:space="preserve"> &lt;= 90; </w:t>
+            </w:r>
+            <w:proofErr w:type="spellStart"/>
+            <w:r>
+              <w:t>i</w:t>
+            </w:r>
+            <w:proofErr w:type="spellEnd"/>
+            <w:r>
+              <w:t>++) {</w:t>
+            </w:r>
+          </w:p>
+          <w:p>
+            <w:pPr>
+              <w:pStyle w:val="afd"/>
+              <w:spacing w:after="0"/>
+            </w:pPr>
+          </w:p>
+          <w:p>
+            <w:pPr>
+              <w:pStyle w:val="afd"/>
+              <w:spacing w:after="0"/>
+            </w:pPr>
+            <w:r>
+              <w:t xml:space="preserve">        if (</w:t>
+            </w:r>
+            <w:proofErr w:type="spellStart"/>
+            <w:r>
+              <w:t>i</w:t>
+            </w:r>
+            <w:proofErr w:type="spellEnd"/>
+            <w:r>
+              <w:t xml:space="preserve"> == 30)</w:t>
+            </w:r>
+          </w:p>
+          <w:p>
+            <w:pPr>
+              <w:pStyle w:val="afd"/>
+              <w:spacing w:after="0"/>
+            </w:pPr>
+            <w:r>
+              <w:t xml:space="preserve">            </w:t>
+            </w:r>
+            <w:proofErr w:type="spellStart"/>
+            <w:r>
+              <w:t>pthread_mutex_lock</w:t>
+            </w:r>
+            <w:proofErr w:type="spellEnd"/>
+            <w:r>
+              <w:t>(&amp;mutex1);</w:t>
+            </w:r>
+          </w:p>
+          <w:p>
+            <w:pPr>
+              <w:pStyle w:val="afd"/>
+              <w:spacing w:after="0"/>
+            </w:pPr>
+          </w:p>
+          <w:p>
+            <w:pPr>
+              <w:pStyle w:val="afd"/>
+              <w:spacing w:after="0"/>
+            </w:pPr>
+            <w:r>
+              <w:t xml:space="preserve">        char </w:t>
+            </w:r>
+            <w:proofErr w:type="spellStart"/>
+            <w:r>
+              <w:t>ch</w:t>
+            </w:r>
+            <w:proofErr w:type="spellEnd"/>
+            <w:r>
+              <w:t xml:space="preserve"> = </w:t>
+            </w:r>
+            <w:proofErr w:type="gramStart"/>
+            <w:r>
+              <w:t>letters[</w:t>
+            </w:r>
+            <w:proofErr w:type="gramEnd"/>
+            <w:r>
+              <w:t>(</w:t>
+            </w:r>
+            <w:proofErr w:type="spellStart"/>
+            <w:r>
+              <w:t>i</w:t>
+            </w:r>
+            <w:proofErr w:type="spellEnd"/>
+            <w:r>
+              <w:t xml:space="preserve"> - 1) % L];</w:t>
+            </w:r>
+          </w:p>
+          <w:p>
+            <w:pPr>
+              <w:pStyle w:val="afd"/>
+              <w:spacing w:after="0"/>
+            </w:pPr>
+            <w:r>
+              <w:t xml:space="preserve">        </w:t>
+            </w:r>
+            <w:proofErr w:type="spellStart"/>
+            <w:proofErr w:type="gramStart"/>
+            <w:r>
+              <w:t>std</w:t>
+            </w:r>
+            <w:proofErr w:type="spellEnd"/>
+            <w:r>
+              <w:t>::</w:t>
+            </w:r>
+            <w:proofErr w:type="spellStart"/>
+            <w:proofErr w:type="gramEnd"/>
+            <w:r>
+              <w:t>cout</w:t>
+            </w:r>
+            <w:proofErr w:type="spellEnd"/>
+            <w:r>
+              <w:t xml:space="preserve"> &lt;&lt; "[" &lt;&lt; </w:t>
+            </w:r>
+            <w:proofErr w:type="spellStart"/>
+            <w:r>
+              <w:t>tname</w:t>
+            </w:r>
+            <w:proofErr w:type="spellEnd"/>
+            <w:r>
+              <w:t xml:space="preserve"> &lt;&lt; "] Iteration "</w:t>
+            </w:r>
+          </w:p>
+          <w:p>
+            <w:pPr>
+              <w:pStyle w:val="afd"/>
+              <w:spacing w:after="0"/>
+            </w:pPr>
+            <w:r>
+              <w:t xml:space="preserve">            &lt;&lt; </w:t>
+            </w:r>
+            <w:proofErr w:type="spellStart"/>
+            <w:r>
+              <w:t>i</w:t>
+            </w:r>
+            <w:proofErr w:type="spellEnd"/>
+            <w:r>
+              <w:t xml:space="preserve"> &lt;&lt; " Char: " &lt;&lt; </w:t>
+            </w:r>
+            <w:proofErr w:type="spellStart"/>
+            <w:r>
+              <w:t>ch</w:t>
+            </w:r>
+            <w:proofErr w:type="spellEnd"/>
+            <w:r>
+              <w:t xml:space="preserve"> &lt;&lt; </w:t>
+            </w:r>
+            <w:proofErr w:type="spellStart"/>
+            <w:proofErr w:type="gramStart"/>
+            <w:r>
+              <w:t>std</w:t>
+            </w:r>
+            <w:proofErr w:type="spellEnd"/>
+            <w:r>
+              <w:t>::</w:t>
+            </w:r>
+            <w:proofErr w:type="spellStart"/>
+            <w:proofErr w:type="gramEnd"/>
+            <w:r>
+              <w:t>endl</w:t>
+            </w:r>
+            <w:proofErr w:type="spellEnd"/>
+            <w:r>
+              <w:t>;</w:t>
+            </w:r>
+          </w:p>
+          <w:p>
+            <w:pPr>
+              <w:pStyle w:val="afd"/>
+              <w:spacing w:after="0"/>
+            </w:pPr>
+          </w:p>
+          <w:p>
+            <w:pPr>
+              <w:pStyle w:val="afd"/>
+              <w:spacing w:after="0"/>
+            </w:pPr>
+            <w:r>
+              <w:t xml:space="preserve">        if (</w:t>
+            </w:r>
+            <w:proofErr w:type="spellStart"/>
+            <w:r>
+              <w:t>i</w:t>
+            </w:r>
+            <w:proofErr w:type="spellEnd"/>
+            <w:r>
+              <w:t xml:space="preserve"> == 60)</w:t>
+            </w:r>
+          </w:p>
+          <w:p>
+            <w:pPr>
+              <w:pStyle w:val="afd"/>
+              <w:spacing w:after="0"/>
+            </w:pPr>
+            <w:r>
+              <w:t xml:space="preserve">            </w:t>
+            </w:r>
+            <w:proofErr w:type="spellStart"/>
+            <w:r>
+              <w:t>pthread_mutex_unlock</w:t>
+            </w:r>
+            <w:proofErr w:type="spellEnd"/>
+            <w:r>
+              <w:t>(&amp;mutex1);</w:t>
+            </w:r>
+          </w:p>
+          <w:p>
+            <w:pPr>
+              <w:pStyle w:val="afd"/>
+              <w:spacing w:after="0"/>
+            </w:pPr>
+          </w:p>
+          <w:p>
+            <w:pPr>
+              <w:pStyle w:val="afd"/>
+              <w:spacing w:after="0"/>
+            </w:pPr>
+            <w:r>
+              <w:t xml:space="preserve">        </w:t>
+            </w:r>
+            <w:proofErr w:type="spellStart"/>
+            <w:proofErr w:type="gramStart"/>
+            <w:r>
+              <w:t>usleep</w:t>
+            </w:r>
+            <w:proofErr w:type="spellEnd"/>
+            <w:r>
+              <w:t>(</w:t>
+            </w:r>
+            <w:proofErr w:type="gramEnd"/>
+            <w:r>
+              <w:t>100000);</w:t>
+            </w:r>
+          </w:p>
+          <w:p>
+            <w:pPr>
+              <w:pStyle w:val="afd"/>
+              <w:spacing w:after="0"/>
+            </w:pPr>
+            <w:r>
+              <w:t xml:space="preserve">    }</w:t>
+            </w:r>
+          </w:p>
+          <w:p>
+            <w:pPr>
+              <w:pStyle w:val="afd"/>
+              <w:spacing w:after="0"/>
+            </w:pPr>
+          </w:p>
+          <w:p>
+            <w:pPr>
+              <w:pStyle w:val="afd"/>
+              <w:spacing w:after="0"/>
+            </w:pPr>
+            <w:r>
+              <w:t xml:space="preserve">    return </w:t>
+            </w:r>
+            <w:proofErr w:type="spellStart"/>
+            <w:r>
+              <w:t>nullptr</w:t>
+            </w:r>
+            <w:proofErr w:type="spellEnd"/>
+            <w:r>
+              <w:t>;</w:t>
+            </w:r>
+          </w:p>
+          <w:p>
+            <w:pPr>
+              <w:pStyle w:val="afd"/>
+              <w:spacing w:after="0"/>
+            </w:pPr>
+            <w:r>
+              <w:t>}</w:t>
+            </w:r>
+          </w:p>
+          <w:p>
+            <w:pPr>
+              <w:pStyle w:val="afd"/>
+              <w:spacing w:after="0"/>
+            </w:pPr>
+          </w:p>
+          <w:p>
+            <w:pPr>
+              <w:pStyle w:val="afd"/>
+              <w:spacing w:after="0"/>
+            </w:pPr>
+            <w:proofErr w:type="spellStart"/>
+            <w:r>
+              <w:t>int</w:t>
+            </w:r>
+            <w:proofErr w:type="spellEnd"/>
+            <w:r>
+              <w:t xml:space="preserve"> </w:t>
+            </w:r>
+            <w:proofErr w:type="gramStart"/>
+            <w:r>
+              <w:t>main(</w:t>
+            </w:r>
+            <w:proofErr w:type="gramEnd"/>
+            <w:r>
+              <w:t>) {</w:t>
+            </w:r>
+          </w:p>
+          <w:p>
+            <w:pPr>
+              <w:pStyle w:val="afd"/>
+              <w:spacing w:after="0"/>
+            </w:pPr>
+            <w:r>
+              <w:t xml:space="preserve">    </w:t>
+            </w:r>
+            <w:proofErr w:type="spellStart"/>
+            <w:r>
+              <w:t>pthread_mutex_</w:t>
+            </w:r>
+            <w:proofErr w:type="gramStart"/>
+            <w:r>
+              <w:t>init</w:t>
+            </w:r>
+            <w:proofErr w:type="spellEnd"/>
+            <w:r>
+              <w:t>(</w:t>
+            </w:r>
+            <w:proofErr w:type="gramEnd"/>
+            <w:r>
+              <w:t xml:space="preserve">&amp;mutex1, </w:t>
+            </w:r>
+            <w:proofErr w:type="spellStart"/>
+            <w:r>
+              <w:t>nullptr</w:t>
+            </w:r>
+            <w:proofErr w:type="spellEnd"/>
+            <w:r>
+              <w:t>);</w:t>
+            </w:r>
+          </w:p>
+          <w:p>
+            <w:pPr>
+              <w:pStyle w:val="afd"/>
+              <w:spacing w:after="0"/>
+            </w:pPr>
+          </w:p>
+          <w:p>
+            <w:pPr>
+              <w:pStyle w:val="afd"/>
+              <w:spacing w:after="0"/>
+            </w:pPr>
+            <w:r>
+              <w:t xml:space="preserve">    auto letters = </w:t>
+            </w:r>
+            <w:proofErr w:type="spellStart"/>
+            <w:r>
+              <w:t>extract_letters_from_</w:t>
+            </w:r>
+            <w:proofErr w:type="gramStart"/>
+            <w:r>
+              <w:t>username</w:t>
+            </w:r>
+            <w:proofErr w:type="spellEnd"/>
+            <w:r>
+              <w:t>(</w:t>
+            </w:r>
+            <w:proofErr w:type="gramEnd"/>
+            <w:r>
+              <w:t>);</w:t>
+            </w:r>
+          </w:p>
+          <w:p>
+            <w:pPr>
+              <w:pStyle w:val="afd"/>
+              <w:spacing w:after="0"/>
+            </w:pPr>
+          </w:p>
+          <w:p>
+            <w:pPr>
+              <w:pStyle w:val="afd"/>
+              <w:spacing w:after="0"/>
+            </w:pPr>
+            <w:r>
+              <w:t xml:space="preserve">    </w:t>
+            </w:r>
+            <w:proofErr w:type="spellStart"/>
+            <w:r>
+              <w:t>ThreadParam</w:t>
+            </w:r>
+            <w:proofErr w:type="spellEnd"/>
+            <w:r>
+              <w:t xml:space="preserve"> </w:t>
+            </w:r>
+            <w:proofErr w:type="gramStart"/>
+            <w:r>
+              <w:t>A{ "</w:t>
+            </w:r>
+            <w:proofErr w:type="gramEnd"/>
+            <w:r>
+              <w:t>Thread-A", &amp;letters };</w:t>
+            </w:r>
+          </w:p>
+          <w:p>
+            <w:pPr>
+              <w:pStyle w:val="afd"/>
+              <w:spacing w:after="0"/>
+            </w:pPr>
+            <w:r>
+              <w:t xml:space="preserve">    </w:t>
+            </w:r>
+            <w:proofErr w:type="spellStart"/>
+            <w:r>
+              <w:t>ThreadParam</w:t>
+            </w:r>
+            <w:proofErr w:type="spellEnd"/>
+            <w:r>
+              <w:t xml:space="preserve"> </w:t>
+            </w:r>
+            <w:proofErr w:type="gramStart"/>
+            <w:r>
+              <w:t>B{ "</w:t>
+            </w:r>
+            <w:proofErr w:type="gramEnd"/>
+            <w:r>
+              <w:t>Thread-B", &amp;letters };</w:t>
+            </w:r>
+          </w:p>
+          <w:p>
+            <w:pPr>
+              <w:pStyle w:val="afd"/>
+              <w:spacing w:after="0"/>
+            </w:pPr>
+          </w:p>
+          <w:p>
+            <w:pPr>
+              <w:pStyle w:val="afd"/>
+              <w:spacing w:after="0"/>
+            </w:pPr>
+            <w:r>
+              <w:t xml:space="preserve">    </w:t>
+            </w:r>
+            <w:proofErr w:type="spellStart"/>
+            <w:r>
+              <w:t>pthread_t</w:t>
+            </w:r>
+            <w:proofErr w:type="spellEnd"/>
+            <w:r>
+              <w:t xml:space="preserve"> </w:t>
+            </w:r>
+            <w:proofErr w:type="spellStart"/>
+            <w:r>
+              <w:t>tA</w:t>
+            </w:r>
+            <w:proofErr w:type="spellEnd"/>
+            <w:r>
+              <w:t xml:space="preserve">, </w:t>
+            </w:r>
+            <w:proofErr w:type="spellStart"/>
+            <w:r>
+              <w:t>tB</w:t>
+            </w:r>
+            <w:proofErr w:type="spellEnd"/>
+            <w:r>
+              <w:t>;</w:t>
+            </w:r>
+          </w:p>
+          <w:p>
+            <w:pPr>
+              <w:pStyle w:val="afd"/>
+              <w:spacing w:after="0"/>
+            </w:pPr>
+          </w:p>
+          <w:p>
+            <w:pPr>
+              <w:pStyle w:val="afd"/>
+              <w:spacing w:after="0"/>
+            </w:pPr>
+            <w:r>
+              <w:t xml:space="preserve">    </w:t>
+            </w:r>
+            <w:proofErr w:type="spellStart"/>
+            <w:r>
+              <w:t>pthread_</w:t>
+            </w:r>
+            <w:proofErr w:type="gramStart"/>
+            <w:r>
+              <w:t>create</w:t>
+            </w:r>
+            <w:proofErr w:type="spellEnd"/>
+            <w:r>
+              <w:t>(</w:t>
+            </w:r>
+            <w:proofErr w:type="gramEnd"/>
+            <w:r>
+              <w:t>&amp;</w:t>
+            </w:r>
+            <w:proofErr w:type="spellStart"/>
+            <w:r>
+              <w:t>tA</w:t>
+            </w:r>
+            <w:proofErr w:type="spellEnd"/>
+            <w:r>
+              <w:t xml:space="preserve">, </w:t>
+            </w:r>
+            <w:proofErr w:type="spellStart"/>
+            <w:r>
+              <w:t>nullptr</w:t>
+            </w:r>
+            <w:proofErr w:type="spellEnd"/>
+            <w:r>
+              <w:t xml:space="preserve">, </w:t>
+            </w:r>
+            <w:proofErr w:type="spellStart"/>
+            <w:r>
+              <w:t>thread_func</w:t>
+            </w:r>
+            <w:proofErr w:type="spellEnd"/>
+            <w:r>
+              <w:t>, &amp;A);</w:t>
+            </w:r>
+          </w:p>
+          <w:p>
+            <w:pPr>
+              <w:pStyle w:val="afd"/>
+              <w:spacing w:after="0"/>
+            </w:pPr>
+            <w:r>
+              <w:t xml:space="preserve">    </w:t>
+            </w:r>
+            <w:proofErr w:type="spellStart"/>
+            <w:r>
+              <w:t>pthread_</w:t>
+            </w:r>
+            <w:proofErr w:type="gramStart"/>
+            <w:r>
+              <w:t>create</w:t>
+            </w:r>
+            <w:proofErr w:type="spellEnd"/>
+            <w:r>
+              <w:t>(</w:t>
+            </w:r>
+            <w:proofErr w:type="gramEnd"/>
+            <w:r>
+              <w:t>&amp;</w:t>
+            </w:r>
+            <w:proofErr w:type="spellStart"/>
+            <w:r>
+              <w:t>tB</w:t>
+            </w:r>
+            <w:proofErr w:type="spellEnd"/>
+            <w:r>
+              <w:t xml:space="preserve">, </w:t>
+            </w:r>
+            <w:proofErr w:type="spellStart"/>
+            <w:r>
+              <w:t>nullptr</w:t>
+            </w:r>
+            <w:proofErr w:type="spellEnd"/>
+            <w:r>
+              <w:t xml:space="preserve">, </w:t>
+            </w:r>
+            <w:proofErr w:type="spellStart"/>
+            <w:r>
+              <w:t>thread_func</w:t>
+            </w:r>
+            <w:proofErr w:type="spellEnd"/>
+            <w:r>
+              <w:t>, &amp;B);</w:t>
+            </w:r>
+          </w:p>
+          <w:p>
+            <w:pPr>
+              <w:pStyle w:val="afd"/>
+              <w:spacing w:after="0"/>
+            </w:pPr>
+          </w:p>
+          <w:p>
+            <w:pPr>
+              <w:pStyle w:val="afd"/>
+              <w:spacing w:after="0"/>
+            </w:pPr>
+            <w:r>
+              <w:t xml:space="preserve">    </w:t>
+            </w:r>
+            <w:proofErr w:type="spellStart"/>
+            <w:r>
+              <w:t>int</w:t>
+            </w:r>
+            <w:proofErr w:type="spellEnd"/>
+            <w:r>
+              <w:t xml:space="preserve"> L = </w:t>
+            </w:r>
+            <w:proofErr w:type="spellStart"/>
+            <w:proofErr w:type="gramStart"/>
+            <w:r>
+              <w:t>letters.size</w:t>
+            </w:r>
+            <w:proofErr w:type="spellEnd"/>
+            <w:proofErr w:type="gramEnd"/>
+            <w:r>
+              <w:t>();</w:t>
+            </w:r>
+          </w:p>
+          <w:p>
+            <w:pPr>
+              <w:pStyle w:val="afd"/>
+              <w:spacing w:after="0"/>
+            </w:pPr>
+          </w:p>
+          <w:p>
+            <w:pPr>
+              <w:pStyle w:val="afd"/>
+              <w:spacing w:after="0"/>
+            </w:pPr>
+            <w:r>
+              <w:t xml:space="preserve">    for (</w:t>
+            </w:r>
+            <w:proofErr w:type="spellStart"/>
+            <w:r>
+              <w:t>int</w:t>
+            </w:r>
+            <w:proofErr w:type="spellEnd"/>
+            <w:r>
+              <w:t xml:space="preserve"> </w:t>
+            </w:r>
+            <w:proofErr w:type="spellStart"/>
+            <w:r>
+              <w:t>i</w:t>
+            </w:r>
+            <w:proofErr w:type="spellEnd"/>
+            <w:r>
+              <w:t xml:space="preserve"> = 1; </w:t>
+            </w:r>
+            <w:proofErr w:type="spellStart"/>
+            <w:r>
+              <w:t>i</w:t>
+            </w:r>
+            <w:proofErr w:type="spellEnd"/>
+            <w:r>
+              <w:t xml:space="preserve"> &lt;= 90; </w:t>
+            </w:r>
+            <w:proofErr w:type="spellStart"/>
+            <w:r>
+              <w:t>i</w:t>
+            </w:r>
+            <w:proofErr w:type="spellEnd"/>
+            <w:r>
+              <w:t>++) {</w:t>
+            </w:r>
+          </w:p>
+          <w:p>
+            <w:pPr>
+              <w:pStyle w:val="afd"/>
+              <w:spacing w:after="0"/>
+            </w:pPr>
+            <w:r>
+              <w:t xml:space="preserve">        if (</w:t>
+            </w:r>
+            <w:proofErr w:type="spellStart"/>
+            <w:r>
+              <w:t>i</w:t>
+            </w:r>
+            <w:proofErr w:type="spellEnd"/>
+            <w:r>
+              <w:t xml:space="preserve"> == 30)</w:t>
+            </w:r>
+          </w:p>
+          <w:p>
+            <w:pPr>
+              <w:pStyle w:val="afd"/>
+              <w:spacing w:after="0"/>
+            </w:pPr>
+            <w:r>
+              <w:t xml:space="preserve">            </w:t>
+            </w:r>
+            <w:proofErr w:type="spellStart"/>
+            <w:r>
+              <w:t>pthread_mutex_lock</w:t>
+            </w:r>
+            <w:proofErr w:type="spellEnd"/>
+            <w:r>
+              <w:t>(&amp;mutex1);</w:t>
+            </w:r>
+          </w:p>
+          <w:p>
+            <w:pPr>
+              <w:pStyle w:val="afd"/>
+              <w:spacing w:after="0"/>
+            </w:pPr>
+          </w:p>
+          <w:p>
+            <w:pPr>
+              <w:pStyle w:val="afd"/>
+              <w:spacing w:after="0"/>
+            </w:pPr>
+            <w:r>
+              <w:t xml:space="preserve">        char </w:t>
+            </w:r>
+            <w:proofErr w:type="spellStart"/>
+            <w:r>
+              <w:t>ch</w:t>
+            </w:r>
+            <w:proofErr w:type="spellEnd"/>
+            <w:r>
+              <w:t xml:space="preserve"> = </w:t>
+            </w:r>
+            <w:proofErr w:type="gramStart"/>
+            <w:r>
+              <w:t>letters[</w:t>
+            </w:r>
+            <w:proofErr w:type="gramEnd"/>
+            <w:r>
+              <w:t>(</w:t>
+            </w:r>
+            <w:proofErr w:type="spellStart"/>
+            <w:r>
+              <w:t>i</w:t>
+            </w:r>
+            <w:proofErr w:type="spellEnd"/>
+            <w:r>
+              <w:t xml:space="preserve"> - 1) % L];</w:t>
+            </w:r>
+          </w:p>
+          <w:p>
+            <w:pPr>
+              <w:pStyle w:val="afd"/>
+              <w:spacing w:after="0"/>
+            </w:pPr>
+            <w:r>
+              <w:t xml:space="preserve">        </w:t>
+            </w:r>
+            <w:proofErr w:type="spellStart"/>
+            <w:proofErr w:type="gramStart"/>
+            <w:r>
+              <w:t>std</w:t>
+            </w:r>
+            <w:proofErr w:type="spellEnd"/>
+            <w:r>
+              <w:t>::</w:t>
+            </w:r>
+            <w:proofErr w:type="spellStart"/>
+            <w:proofErr w:type="gramEnd"/>
+            <w:r>
+              <w:t>cout</w:t>
+            </w:r>
+            <w:proofErr w:type="spellEnd"/>
+            <w:r>
+              <w:t xml:space="preserve"> &lt;&lt; "[Main] Iteration "</w:t>
+            </w:r>
+          </w:p>
+          <w:p>
+            <w:pPr>
+              <w:pStyle w:val="afd"/>
+              <w:spacing w:after="0"/>
+            </w:pPr>
+            <w:r>
+              <w:t xml:space="preserve">            &lt;&lt; </w:t>
+            </w:r>
+            <w:proofErr w:type="spellStart"/>
+            <w:r>
+              <w:t>i</w:t>
+            </w:r>
+            <w:proofErr w:type="spellEnd"/>
+            <w:r>
+              <w:t xml:space="preserve"> &lt;</w:t>
+            </w:r>
+            <w:r>
+              <w:t xml:space="preserve">&lt; " Char: " &lt;&lt; </w:t>
+            </w:r>
+            <w:proofErr w:type="spellStart"/>
+            <w:r>
+              <w:t>ch</w:t>
+            </w:r>
+            <w:proofErr w:type="spellEnd"/>
+            <w:r>
+              <w:t xml:space="preserve"> &lt;&lt; </w:t>
+            </w:r>
+            <w:proofErr w:type="spellStart"/>
+            <w:proofErr w:type="gramStart"/>
+            <w:r>
+              <w:t>std</w:t>
+            </w:r>
+            <w:proofErr w:type="spellEnd"/>
+            <w:r>
+              <w:t>::</w:t>
+            </w:r>
+            <w:proofErr w:type="spellStart"/>
+            <w:proofErr w:type="gramEnd"/>
+            <w:r>
+              <w:t>endl</w:t>
+            </w:r>
+            <w:proofErr w:type="spellEnd"/>
+            <w:r>
+              <w:t>;</w:t>
+            </w:r>
+          </w:p>
+          <w:p>
+            <w:pPr>
+              <w:pStyle w:val="afd"/>
+              <w:spacing w:after="0"/>
+            </w:pPr>
+            <w:r>
+              <w:t xml:space="preserve">        if (</w:t>
+            </w:r>
+            <w:proofErr w:type="spellStart"/>
+            <w:r>
+              <w:t>i</w:t>
+            </w:r>
+            <w:proofErr w:type="spellEnd"/>
+            <w:r>
+              <w:t xml:space="preserve"> == 60)</w:t>
+            </w:r>
+          </w:p>
+          <w:p>
+            <w:pPr>
+              <w:pStyle w:val="afd"/>
+              <w:spacing w:after="0"/>
+            </w:pPr>
+            <w:r>
+              <w:t xml:space="preserve">            </w:t>
+            </w:r>
+            <w:proofErr w:type="spellStart"/>
+            <w:r>
+              <w:t>pthread_mutex_unlock</w:t>
+            </w:r>
+            <w:proofErr w:type="spellEnd"/>
+            <w:r>
+              <w:t>(&amp;mutex1);</w:t>
+            </w:r>
+          </w:p>
+          <w:p>
+            <w:pPr>
+              <w:pStyle w:val="afd"/>
+              <w:spacing w:after="0"/>
+            </w:pPr>
+          </w:p>
+          <w:p>
+            <w:pPr>
+              <w:pStyle w:val="afd"/>
+              <w:spacing w:after="0"/>
+            </w:pPr>
+            <w:r>
+              <w:t xml:space="preserve">        </w:t>
+            </w:r>
+            <w:proofErr w:type="spellStart"/>
+            <w:proofErr w:type="gramStart"/>
+            <w:r>
+              <w:t>usleep</w:t>
+            </w:r>
+            <w:proofErr w:type="spellEnd"/>
+            <w:r>
+              <w:t>(</w:t>
+            </w:r>
+            <w:proofErr w:type="gramEnd"/>
+            <w:r>
+              <w:t>100000);</w:t>
+            </w:r>
+          </w:p>
+          <w:p>
+            <w:pPr>
+              <w:pStyle w:val="afd"/>
+              <w:spacing w:after="0"/>
+            </w:pPr>
+            <w:r>
+              <w:t xml:space="preserve">    }</w:t>
+            </w:r>
+          </w:p>
+          <w:p>
+            <w:pPr>
+              <w:pStyle w:val="afd"/>
+              <w:spacing w:after="0"/>
+            </w:pPr>
+            <w:r>
+              <w:t xml:space="preserve">    </w:t>
+            </w:r>
+            <w:proofErr w:type="spellStart"/>
+            <w:r>
+              <w:t>pthread_</w:t>
+            </w:r>
+            <w:proofErr w:type="gramStart"/>
+            <w:r>
+              <w:t>join</w:t>
+            </w:r>
+            <w:proofErr w:type="spellEnd"/>
+            <w:r>
+              <w:t>(</w:t>
+            </w:r>
+            <w:proofErr w:type="spellStart"/>
+            <w:proofErr w:type="gramEnd"/>
+            <w:r>
+              <w:t>tA</w:t>
+            </w:r>
+            <w:proofErr w:type="spellEnd"/>
+            <w:r>
+              <w:t xml:space="preserve">, </w:t>
+            </w:r>
+            <w:proofErr w:type="spellStart"/>
+            <w:r>
+              <w:t>nullptr</w:t>
+            </w:r>
+            <w:proofErr w:type="spellEnd"/>
+            <w:r>
+              <w:t>);</w:t>
+            </w:r>
+          </w:p>
+          <w:p>
+            <w:pPr>
+              <w:pStyle w:val="afd"/>
+              <w:spacing w:after="0"/>
+            </w:pPr>
+            <w:r>
+              <w:t xml:space="preserve">    </w:t>
+            </w:r>
+            <w:proofErr w:type="spellStart"/>
+            <w:r>
+              <w:t>pthread_</w:t>
+            </w:r>
+            <w:proofErr w:type="gramStart"/>
+            <w:r>
+              <w:t>join</w:t>
+            </w:r>
+            <w:proofErr w:type="spellEnd"/>
+            <w:r>
+              <w:t>(</w:t>
+            </w:r>
+            <w:proofErr w:type="spellStart"/>
+            <w:proofErr w:type="gramEnd"/>
+            <w:r>
+              <w:t>tB</w:t>
+            </w:r>
+            <w:proofErr w:type="spellEnd"/>
+            <w:r>
+              <w:t xml:space="preserve">, </w:t>
+            </w:r>
+            <w:proofErr w:type="spellStart"/>
+            <w:r>
+              <w:t>nullptr</w:t>
+            </w:r>
+            <w:proofErr w:type="spellEnd"/>
+            <w:r>
+              <w:t>);</w:t>
+            </w:r>
+          </w:p>
+          <w:p>
+            <w:pPr>
+              <w:pStyle w:val="afd"/>
+              <w:spacing w:after="0"/>
+            </w:pPr>
+          </w:p>
+          <w:p>
+            <w:pPr>
+              <w:pStyle w:val="afd"/>
+              <w:spacing w:after="0"/>
+            </w:pPr>
+            <w:r>
+              <w:t xml:space="preserve">    </w:t>
+            </w:r>
+            <w:proofErr w:type="spellStart"/>
+            <w:r>
+              <w:t>pthread_mutex_destroy</w:t>
+            </w:r>
+            <w:proofErr w:type="spellEnd"/>
+            <w:r>
+              <w:t>(&amp;mutex1);</w:t>
+            </w:r>
+          </w:p>
+          <w:p>
+            <w:pPr>
+              <w:pStyle w:val="afd"/>
+              <w:spacing w:after="0"/>
+            </w:pPr>
+            <w:r>
+              <w:t xml:space="preserve">    </w:t>
+            </w:r>
+            <w:r>
+              <w:t>return 0;</w:t>
+            </w:r>
+          </w:p>
+          <w:p>
+            <w:pPr>
+              <w:pStyle w:val="afd"/>
+              <w:spacing w:after="0"/>
+              <w:rPr>
+                <w:lang w:val="ru-RU"/>
+              </w:rPr>
+            </w:pPr>
+            <w:r>
+              <w:rPr>
+                <w:lang w:val="ru-RU"/>
+              </w:rPr>
+              <w:t>}</w:t>
+            </w:r>
+          </w:p>
+        </w:tc>
+      </w:tr>
+    </w:tbl>
+    <w:p>
       <w:pPr>
         <w:pStyle w:val="af4"/>
+        <w:spacing w:before="120"/>
       </w:pPr>
       <w:r>
         <w:lastRenderedPageBreak/>
+        <w:t>Листинг 2.2.</w:t>
+      </w:r>
+      <w:r>
+        <w:t>1</w:t>
+      </w:r>
+      <w:r>
+        <w:t xml:space="preserve"> – Исходный код приложения lab-06</w:t>
+      </w:r>
+      <w:r>
+        <w:rPr>
+          <w:lang w:val="en-US"/>
+        </w:rPr>
+        <w:t>a</w:t>
+      </w:r>
+    </w:p>
+    <w:p>
+      <w:r>
+        <w:t xml:space="preserve">В этом приложении требуется продемонстрировать корректную работу двух дочерних потоков A и B, а также потока </w:t>
+      </w:r>
+      <w:proofErr w:type="spellStart"/>
+      <w:r>
+        <w:t>main</w:t>
+      </w:r>
+      <w:proofErr w:type="spellEnd"/>
+      <w:r>
+        <w:t>.</w:t>
+      </w:r>
+    </w:p>
+    <w:p>
+      <w:pPr>
+        <w:pStyle w:val="af4"/>
+      </w:pPr>
+      <w:r>
         <w:drawing>
-          <wp:inline distT="0" distB="0" distL="0" distR="0" wp14:anchorId="4DA85AE6" wp14:editId="62380191">
-            <wp:extent cx="6372225" cy="4342765"/>
-            <wp:effectExtent l="0" t="0" r="9525" b="635"/>
-            <wp:docPr id="18" name="Рисунок 18"/>
+          <wp:inline distT="0" distB="0" distL="0" distR="0" wp14:anchorId="3151444A" wp14:editId="15B586C1">
+            <wp:extent cx="6372225" cy="2221230"/>
+            <wp:effectExtent l="0" t="0" r="9525" b="7620"/>
+            <wp:docPr id="19" name="Рисунок 19"/>
             <wp:cNvGraphicFramePr>
               <a:graphicFrameLocks xmlns:a="http://schemas.openxmlformats.org/drawingml/2006/main" noChangeAspect="1"/>
             </wp:cNvGraphicFramePr>
@@ -9542,1878 +11358,6 @@
                   <pic:spPr>
                     <a:xfrm>
                       <a:off x="0" y="0"/>
-                      <a:ext cx="6372225" cy="4342765"/>
-                    </a:xfrm>
-                    <a:prstGeom prst="rect">
-                      <a:avLst/>
-                    </a:prstGeom>
-                  </pic:spPr>
-                </pic:pic>
-              </a:graphicData>
-            </a:graphic>
-          </wp:inline>
-        </w:drawing>
-      </w:r>
-    </w:p>
-    <w:p>
-      <w:pPr>
-        <w:pStyle w:val="af4"/>
-        <w:rPr>
-          <w:lang w:val="en-US"/>
-        </w:rPr>
-      </w:pPr>
-      <w:r>
-        <w:t>Рисунок 2.1.</w:t>
-      </w:r>
-      <w:r>
-        <w:t xml:space="preserve">11 – </w:t>
-      </w:r>
-      <w:r>
-        <w:t xml:space="preserve">Начало интераций процессов А и В после 15 итерации в процессе </w:t>
-      </w:r>
-      <w:r>
-        <w:rPr>
-          <w:lang w:val="en-US"/>
-        </w:rPr>
-        <w:t>Main</w:t>
-      </w:r>
-    </w:p>
-    <w:p>
-      <w:r>
-        <w:t xml:space="preserve">Объект события корректно реализует </w:t>
-      </w:r>
-      <w:r>
-        <w:t>механизм синхронизации запуска.</w:t>
-      </w:r>
-      <w:r>
-        <w:t xml:space="preserve"> </w:t>
-      </w:r>
-      <w:r>
-        <w:t>Дочерние процессы ожидают сигнал и начинают выполнение строго после 16-й итерации главного процесса.</w:t>
-      </w:r>
-    </w:p>
-    <w:p>
-      <w:pPr>
-        <w:pStyle w:val="2"/>
-      </w:pPr>
-      <w:r>
-        <w:t>2.</w:t>
-      </w:r>
-      <w:r>
-        <w:t>2</w:t>
-      </w:r>
-      <w:r>
-        <w:t xml:space="preserve"> Выполнение заданий для </w:t>
-      </w:r>
-      <w:r>
-        <w:rPr>
-          <w:lang w:val="en-US"/>
-        </w:rPr>
-        <w:t>Linux</w:t>
-      </w:r>
-    </w:p>
-    <w:p>
-      <w:pPr>
-        <w:pStyle w:val="3"/>
-      </w:pPr>
-      <w:r>
-        <w:t>2.</w:t>
-      </w:r>
-      <w:r>
-        <w:t>2</w:t>
-      </w:r>
-      <w:r>
-        <w:t>.</w:t>
-      </w:r>
-      <w:r>
-        <w:t>1</w:t>
-      </w:r>
-      <w:r>
-        <w:t xml:space="preserve"> </w:t>
-      </w:r>
-      <w:r>
-        <w:rPr>
-          <w:rFonts w:cs="Times New Roman"/>
-          <w:bCs/>
-          <w:szCs w:val="28"/>
-        </w:rPr>
-        <w:t>Приложение Lab-06</w:t>
-      </w:r>
-      <w:r>
-        <w:rPr>
-          <w:rFonts w:cs="Times New Roman"/>
-          <w:bCs/>
-          <w:szCs w:val="28"/>
-        </w:rPr>
-        <w:t>a</w:t>
-      </w:r>
-    </w:p>
-    <w:p>
-      <w:pPr>
-        <w:spacing w:after="100" w:afterAutospacing="1"/>
-      </w:pPr>
-      <w:r>
-        <w:t xml:space="preserve"> </w:t>
-      </w:r>
-      <w:r>
-        <w:t xml:space="preserve">Является полным аналогом приложения из </w:t>
-      </w:r>
-      <w:proofErr w:type="spellStart"/>
-      <w:r>
-        <w:t>Windows</w:t>
-      </w:r>
-      <w:proofErr w:type="spellEnd"/>
-      <w:r>
-        <w:t xml:space="preserve">, но вместо секции должен использоваться </w:t>
-      </w:r>
-      <w:proofErr w:type="spellStart"/>
-      <w:r>
-        <w:t>мьютекс</w:t>
-      </w:r>
-      <w:proofErr w:type="spellEnd"/>
-      <w:r>
-        <w:t xml:space="preserve">. </w:t>
-      </w:r>
-    </w:p>
-    <w:tbl>
-      <w:tblPr>
-        <w:tblStyle w:val="a5"/>
-        <w:tblW w:w="10060" w:type="dxa"/>
-        <w:tblLook w:val="04A0" w:firstRow="1" w:lastRow="0" w:firstColumn="1" w:lastColumn="0" w:noHBand="0" w:noVBand="1"/>
-      </w:tblPr>
-      <w:tblGrid>
-        <w:gridCol w:w="10060"/>
-      </w:tblGrid>
-      <w:tr>
-        <w:trPr>
-          <w:trHeight w:val="376"/>
-        </w:trPr>
-        <w:tc>
-          <w:tcPr>
-            <w:tcW w:w="10060" w:type="dxa"/>
-          </w:tcPr>
-          <w:p>
-            <w:pPr>
-              <w:pStyle w:val="afd"/>
-              <w:spacing w:after="0"/>
-            </w:pPr>
-            <w:r>
-              <w:t>#include &lt;</w:t>
-            </w:r>
-            <w:proofErr w:type="spellStart"/>
-            <w:r>
-              <w:t>iostream</w:t>
-            </w:r>
-            <w:proofErr w:type="spellEnd"/>
-            <w:r>
-              <w:t>&gt;</w:t>
-            </w:r>
-          </w:p>
-          <w:p>
-            <w:pPr>
-              <w:pStyle w:val="afd"/>
-              <w:spacing w:after="0"/>
-            </w:pPr>
-            <w:r>
-              <w:t>#include &lt;vector&gt;</w:t>
-            </w:r>
-          </w:p>
-          <w:p>
-            <w:pPr>
-              <w:pStyle w:val="afd"/>
-              <w:spacing w:after="0"/>
-            </w:pPr>
-            <w:r>
-              <w:t>#include &lt;string&gt;</w:t>
-            </w:r>
-          </w:p>
-          <w:p>
-            <w:pPr>
-              <w:pStyle w:val="afd"/>
-              <w:spacing w:after="0"/>
-            </w:pPr>
-            <w:r>
-              <w:t>#include &lt;</w:t>
-            </w:r>
-            <w:proofErr w:type="spellStart"/>
-            <w:r>
-              <w:t>cctype</w:t>
-            </w:r>
-            <w:proofErr w:type="spellEnd"/>
-            <w:r>
-              <w:t>&gt;</w:t>
-            </w:r>
-          </w:p>
-          <w:p>
-            <w:pPr>
-              <w:pStyle w:val="afd"/>
-              <w:spacing w:after="0"/>
-            </w:pPr>
-            <w:r>
-              <w:t>#include &lt;</w:t>
-            </w:r>
-            <w:proofErr w:type="spellStart"/>
-            <w:r>
-              <w:t>cstdlib</w:t>
-            </w:r>
-            <w:proofErr w:type="spellEnd"/>
-            <w:r>
-              <w:t>&gt;</w:t>
-            </w:r>
-          </w:p>
-          <w:p>
-            <w:pPr>
-              <w:pStyle w:val="afd"/>
-              <w:spacing w:after="0"/>
-            </w:pPr>
-            <w:r>
-              <w:t>#include &lt;</w:t>
-            </w:r>
-            <w:proofErr w:type="spellStart"/>
-            <w:r>
-              <w:t>pthread.h</w:t>
-            </w:r>
-            <w:proofErr w:type="spellEnd"/>
-            <w:r>
-              <w:t>&gt;</w:t>
-            </w:r>
-          </w:p>
-          <w:p>
-            <w:pPr>
-              <w:pStyle w:val="afd"/>
-              <w:spacing w:after="0"/>
-            </w:pPr>
-            <w:r>
-              <w:t>#include &lt;</w:t>
-            </w:r>
-            <w:proofErr w:type="spellStart"/>
-            <w:r>
-              <w:t>unistd.h</w:t>
-            </w:r>
-            <w:proofErr w:type="spellEnd"/>
-            <w:r>
-              <w:t>&gt;</w:t>
-            </w:r>
-          </w:p>
-          <w:p>
-            <w:pPr>
-              <w:pStyle w:val="afd"/>
-              <w:spacing w:after="0"/>
-            </w:pPr>
-          </w:p>
-          <w:p>
-            <w:pPr>
-              <w:pStyle w:val="afd"/>
-              <w:spacing w:after="0"/>
-            </w:pPr>
-            <w:proofErr w:type="spellStart"/>
-            <w:r>
-              <w:t>pthread_mutex_t</w:t>
-            </w:r>
-            <w:proofErr w:type="spellEnd"/>
-            <w:r>
-              <w:t xml:space="preserve"> mutex1;</w:t>
-            </w:r>
-          </w:p>
-          <w:p>
-            <w:pPr>
-              <w:pStyle w:val="afd"/>
-              <w:spacing w:after="0"/>
-            </w:pPr>
-          </w:p>
-          <w:p>
-            <w:pPr>
-              <w:pStyle w:val="afd"/>
-              <w:spacing w:after="0"/>
-            </w:pPr>
-            <w:proofErr w:type="spellStart"/>
-            <w:proofErr w:type="gramStart"/>
-            <w:r>
-              <w:t>std</w:t>
-            </w:r>
-            <w:proofErr w:type="spellEnd"/>
-            <w:r>
-              <w:t>::</w:t>
-            </w:r>
-            <w:proofErr w:type="gramEnd"/>
-            <w:r>
-              <w:t xml:space="preserve">vector&lt;char&gt; </w:t>
-            </w:r>
-            <w:proofErr w:type="spellStart"/>
-            <w:r>
-              <w:t>extract_letters_from_username</w:t>
-            </w:r>
-            <w:proofErr w:type="spellEnd"/>
-            <w:r>
-              <w:t>() {</w:t>
-            </w:r>
-          </w:p>
-          <w:p>
-            <w:pPr>
-              <w:pStyle w:val="afd"/>
-              <w:spacing w:after="0"/>
-            </w:pPr>
-            <w:r>
-              <w:t xml:space="preserve">    </w:t>
-            </w:r>
-            <w:proofErr w:type="spellStart"/>
-            <w:r>
-              <w:t>const</w:t>
-            </w:r>
-            <w:proofErr w:type="spellEnd"/>
-            <w:r>
-              <w:t xml:space="preserve"> char* name = </w:t>
-            </w:r>
-            <w:proofErr w:type="spellStart"/>
-            <w:proofErr w:type="gramStart"/>
-            <w:r>
-              <w:t>std</w:t>
-            </w:r>
-            <w:proofErr w:type="spellEnd"/>
-            <w:r>
-              <w:t>::</w:t>
-            </w:r>
-            <w:proofErr w:type="spellStart"/>
-            <w:proofErr w:type="gramEnd"/>
-            <w:r>
-              <w:t>getenv</w:t>
-            </w:r>
-            <w:proofErr w:type="spellEnd"/>
-            <w:r>
-              <w:t>("USER");</w:t>
-            </w:r>
-          </w:p>
-          <w:p>
-            <w:pPr>
-              <w:pStyle w:val="afd"/>
-              <w:spacing w:after="0"/>
-            </w:pPr>
-            <w:r>
-              <w:lastRenderedPageBreak/>
-              <w:t xml:space="preserve">    if </w:t>
-            </w:r>
-            <w:proofErr w:type="gramStart"/>
-            <w:r>
-              <w:t>(!name</w:t>
-            </w:r>
-            <w:proofErr w:type="gramEnd"/>
-            <w:r>
-              <w:t>) name = "Unknown";</w:t>
-            </w:r>
-          </w:p>
-          <w:p>
-            <w:pPr>
-              <w:pStyle w:val="afd"/>
-              <w:spacing w:after="0"/>
-            </w:pPr>
-          </w:p>
-          <w:p>
-            <w:pPr>
-              <w:pStyle w:val="afd"/>
-              <w:spacing w:after="0"/>
-            </w:pPr>
-            <w:r>
-              <w:t xml:space="preserve">    </w:t>
-            </w:r>
-            <w:proofErr w:type="spellStart"/>
-            <w:proofErr w:type="gramStart"/>
-            <w:r>
-              <w:t>std</w:t>
-            </w:r>
-            <w:proofErr w:type="spellEnd"/>
-            <w:r>
-              <w:t>::</w:t>
-            </w:r>
-            <w:proofErr w:type="gramEnd"/>
-            <w:r>
-              <w:t>vector&lt;char&gt; letters;</w:t>
-            </w:r>
-          </w:p>
-          <w:p>
-            <w:pPr>
-              <w:pStyle w:val="afd"/>
-              <w:spacing w:after="0"/>
-            </w:pPr>
-            <w:r>
-              <w:t xml:space="preserve">    for (</w:t>
-            </w:r>
-            <w:proofErr w:type="spellStart"/>
-            <w:r>
-              <w:t>int</w:t>
-            </w:r>
-            <w:proofErr w:type="spellEnd"/>
-            <w:r>
-              <w:t xml:space="preserve"> </w:t>
-            </w:r>
-            <w:proofErr w:type="spellStart"/>
-            <w:r>
-              <w:t>i</w:t>
-            </w:r>
-            <w:proofErr w:type="spellEnd"/>
-            <w:r>
-              <w:t xml:space="preserve"> = 0; name[</w:t>
-            </w:r>
-            <w:proofErr w:type="spellStart"/>
-            <w:r>
-              <w:t>i</w:t>
-            </w:r>
-            <w:proofErr w:type="spellEnd"/>
-            <w:r>
-              <w:t xml:space="preserve">]; </w:t>
-            </w:r>
-            <w:proofErr w:type="spellStart"/>
-            <w:r>
-              <w:t>i</w:t>
-            </w:r>
-            <w:proofErr w:type="spellEnd"/>
-            <w:r>
-              <w:t>++) {</w:t>
-            </w:r>
-          </w:p>
-          <w:p>
-            <w:pPr>
-              <w:pStyle w:val="afd"/>
-              <w:spacing w:after="0"/>
-            </w:pPr>
-            <w:r>
-              <w:t xml:space="preserve">        if (</w:t>
-            </w:r>
-            <w:proofErr w:type="spellStart"/>
-            <w:proofErr w:type="gramStart"/>
-            <w:r>
-              <w:t>std</w:t>
-            </w:r>
-            <w:proofErr w:type="spellEnd"/>
-            <w:r>
-              <w:t>::</w:t>
-            </w:r>
-            <w:proofErr w:type="spellStart"/>
-            <w:proofErr w:type="gramEnd"/>
-            <w:r>
-              <w:t>isalpha</w:t>
-            </w:r>
-            <w:proofErr w:type="spellEnd"/>
-            <w:r>
-              <w:t>((unsigned char)name[</w:t>
-            </w:r>
-            <w:proofErr w:type="spellStart"/>
-            <w:r>
-              <w:t>i</w:t>
-            </w:r>
-            <w:proofErr w:type="spellEnd"/>
-            <w:r>
-              <w:t>]))</w:t>
-            </w:r>
-          </w:p>
-          <w:p>
-            <w:pPr>
-              <w:pStyle w:val="afd"/>
-              <w:spacing w:after="0"/>
-            </w:pPr>
-            <w:r>
-              <w:t xml:space="preserve">            </w:t>
-            </w:r>
-            <w:proofErr w:type="spellStart"/>
-            <w:proofErr w:type="gramStart"/>
-            <w:r>
-              <w:t>letters.push</w:t>
-            </w:r>
-            <w:proofErr w:type="gramEnd"/>
-            <w:r>
-              <w:t>_back</w:t>
-            </w:r>
-            <w:proofErr w:type="spellEnd"/>
-            <w:r>
-              <w:t>(name[</w:t>
-            </w:r>
-            <w:proofErr w:type="spellStart"/>
-            <w:r>
-              <w:t>i</w:t>
-            </w:r>
-            <w:proofErr w:type="spellEnd"/>
-            <w:r>
-              <w:t>]);</w:t>
-            </w:r>
-          </w:p>
-          <w:p>
-            <w:pPr>
-              <w:pStyle w:val="afd"/>
-              <w:spacing w:after="0"/>
-            </w:pPr>
-            <w:r>
-              <w:t xml:space="preserve">    }</w:t>
-            </w:r>
-          </w:p>
-          <w:p>
-            <w:pPr>
-              <w:pStyle w:val="afd"/>
-              <w:spacing w:after="0"/>
-            </w:pPr>
-            <w:r>
-              <w:t xml:space="preserve">    if (</w:t>
-            </w:r>
-            <w:proofErr w:type="spellStart"/>
-            <w:proofErr w:type="gramStart"/>
-            <w:r>
-              <w:t>letters.empty</w:t>
-            </w:r>
-            <w:proofErr w:type="spellEnd"/>
-            <w:proofErr w:type="gramEnd"/>
-            <w:r>
-              <w:t xml:space="preserve">()) </w:t>
-            </w:r>
-            <w:proofErr w:type="spellStart"/>
-            <w:r>
-              <w:t>letters.push_back</w:t>
-            </w:r>
-            <w:proofErr w:type="spellEnd"/>
-            <w:r>
-              <w:t>('X');</w:t>
-            </w:r>
-          </w:p>
-          <w:p>
-            <w:pPr>
-              <w:pStyle w:val="afd"/>
-              <w:spacing w:after="0"/>
-            </w:pPr>
-            <w:r>
-              <w:t xml:space="preserve">    return letters;</w:t>
-            </w:r>
-          </w:p>
-          <w:p>
-            <w:pPr>
-              <w:pStyle w:val="afd"/>
-              <w:spacing w:after="0"/>
-            </w:pPr>
-            <w:r>
-              <w:t>}</w:t>
-            </w:r>
-          </w:p>
-          <w:p>
-            <w:pPr>
-              <w:pStyle w:val="afd"/>
-              <w:spacing w:after="0"/>
-            </w:pPr>
-          </w:p>
-          <w:p>
-            <w:pPr>
-              <w:pStyle w:val="afd"/>
-              <w:spacing w:after="0"/>
-            </w:pPr>
-            <w:proofErr w:type="spellStart"/>
-            <w:r>
-              <w:t>struct</w:t>
-            </w:r>
-            <w:proofErr w:type="spellEnd"/>
-            <w:r>
-              <w:t xml:space="preserve"> </w:t>
-            </w:r>
-            <w:proofErr w:type="spellStart"/>
-            <w:r>
-              <w:t>ThreadParam</w:t>
-            </w:r>
-            <w:proofErr w:type="spellEnd"/>
-            <w:r>
-              <w:t xml:space="preserve"> {</w:t>
-            </w:r>
-          </w:p>
-          <w:p>
-            <w:pPr>
-              <w:pStyle w:val="afd"/>
-              <w:spacing w:after="0"/>
-            </w:pPr>
-            <w:r>
-              <w:t xml:space="preserve">    </w:t>
-            </w:r>
-            <w:proofErr w:type="spellStart"/>
-            <w:r>
-              <w:t>const</w:t>
-            </w:r>
-            <w:proofErr w:type="spellEnd"/>
-            <w:r>
-              <w:t xml:space="preserve"> char* name;</w:t>
-            </w:r>
-          </w:p>
-          <w:p>
-            <w:pPr>
-              <w:pStyle w:val="afd"/>
-              <w:spacing w:after="0"/>
-            </w:pPr>
-            <w:r>
-              <w:t xml:space="preserve">    </w:t>
-            </w:r>
-            <w:proofErr w:type="spellStart"/>
-            <w:proofErr w:type="gramStart"/>
-            <w:r>
-              <w:t>std</w:t>
-            </w:r>
-            <w:proofErr w:type="spellEnd"/>
-            <w:r>
-              <w:t>::</w:t>
-            </w:r>
-            <w:proofErr w:type="gramEnd"/>
-            <w:r>
-              <w:t>vector&lt;char&gt;* letters;</w:t>
-            </w:r>
-          </w:p>
-          <w:p>
-            <w:pPr>
-              <w:pStyle w:val="afd"/>
-              <w:spacing w:after="0"/>
-            </w:pPr>
-            <w:r>
-              <w:t>};</w:t>
-            </w:r>
-          </w:p>
-          <w:p>
-            <w:pPr>
-              <w:pStyle w:val="afd"/>
-              <w:spacing w:after="0"/>
-            </w:pPr>
-          </w:p>
-          <w:p>
-            <w:pPr>
-              <w:pStyle w:val="afd"/>
-              <w:spacing w:after="0"/>
-            </w:pPr>
-            <w:r>
-              <w:t xml:space="preserve">void* </w:t>
-            </w:r>
-            <w:proofErr w:type="spellStart"/>
-            <w:r>
-              <w:t>thread_</w:t>
-            </w:r>
-            <w:proofErr w:type="gramStart"/>
-            <w:r>
-              <w:t>func</w:t>
-            </w:r>
-            <w:proofErr w:type="spellEnd"/>
-            <w:r>
-              <w:t>(</w:t>
-            </w:r>
-            <w:proofErr w:type="gramEnd"/>
-            <w:r>
-              <w:t xml:space="preserve">void* </w:t>
-            </w:r>
-            <w:proofErr w:type="spellStart"/>
-            <w:r>
-              <w:t>arg</w:t>
-            </w:r>
-            <w:proofErr w:type="spellEnd"/>
-            <w:r>
-              <w:t>) {</w:t>
-            </w:r>
-          </w:p>
-          <w:p>
-            <w:pPr>
-              <w:pStyle w:val="afd"/>
-              <w:spacing w:after="0"/>
-            </w:pPr>
-            <w:r>
-              <w:t xml:space="preserve">    </w:t>
-            </w:r>
-            <w:proofErr w:type="spellStart"/>
-            <w:r>
-              <w:t>ThreadParam</w:t>
-            </w:r>
-            <w:proofErr w:type="spellEnd"/>
-            <w:r>
-              <w:t>* p = (</w:t>
-            </w:r>
-            <w:proofErr w:type="spellStart"/>
-            <w:r>
-              <w:t>ThreadParam</w:t>
-            </w:r>
-            <w:proofErr w:type="spellEnd"/>
-            <w:proofErr w:type="gramStart"/>
-            <w:r>
-              <w:t>*)</w:t>
-            </w:r>
-            <w:proofErr w:type="spellStart"/>
-            <w:r>
-              <w:t>arg</w:t>
-            </w:r>
-            <w:proofErr w:type="spellEnd"/>
-            <w:proofErr w:type="gramEnd"/>
-            <w:r>
-              <w:t>;</w:t>
-            </w:r>
-          </w:p>
-          <w:p>
-            <w:pPr>
-              <w:pStyle w:val="afd"/>
-              <w:spacing w:after="0"/>
-            </w:pPr>
-            <w:r>
-              <w:t xml:space="preserve">    </w:t>
-            </w:r>
-            <w:proofErr w:type="spellStart"/>
-            <w:r>
-              <w:t>const</w:t>
-            </w:r>
-            <w:proofErr w:type="spellEnd"/>
-            <w:r>
-              <w:t xml:space="preserve"> char* </w:t>
-            </w:r>
-            <w:proofErr w:type="spellStart"/>
-            <w:r>
-              <w:t>tname</w:t>
-            </w:r>
-            <w:proofErr w:type="spellEnd"/>
-            <w:r>
-              <w:t xml:space="preserve"> = p-&gt;name;</w:t>
-            </w:r>
-          </w:p>
-          <w:p>
-            <w:pPr>
-              <w:pStyle w:val="afd"/>
-              <w:spacing w:after="0"/>
-            </w:pPr>
-            <w:r>
-              <w:t xml:space="preserve">    auto&amp; letters = *p-&gt;letters;</w:t>
-            </w:r>
-          </w:p>
-          <w:p>
-            <w:pPr>
-              <w:pStyle w:val="afd"/>
-              <w:spacing w:after="0"/>
-            </w:pPr>
-            <w:r>
-              <w:t xml:space="preserve">    </w:t>
-            </w:r>
-            <w:proofErr w:type="spellStart"/>
-            <w:r>
-              <w:t>int</w:t>
-            </w:r>
-            <w:proofErr w:type="spellEnd"/>
-            <w:r>
-              <w:t xml:space="preserve"> L = </w:t>
-            </w:r>
-            <w:proofErr w:type="spellStart"/>
-            <w:proofErr w:type="gramStart"/>
-            <w:r>
-              <w:t>letters.size</w:t>
-            </w:r>
-            <w:proofErr w:type="spellEnd"/>
-            <w:proofErr w:type="gramEnd"/>
-            <w:r>
-              <w:t>();</w:t>
-            </w:r>
-          </w:p>
-          <w:p>
-            <w:pPr>
-              <w:pStyle w:val="afd"/>
-              <w:spacing w:after="0"/>
-            </w:pPr>
-          </w:p>
-          <w:p>
-            <w:pPr>
-              <w:pStyle w:val="afd"/>
-              <w:spacing w:after="0"/>
-            </w:pPr>
-            <w:r>
-              <w:t xml:space="preserve">    for (</w:t>
-            </w:r>
-            <w:proofErr w:type="spellStart"/>
-            <w:r>
-              <w:t>int</w:t>
-            </w:r>
-            <w:proofErr w:type="spellEnd"/>
-            <w:r>
-              <w:t xml:space="preserve"> </w:t>
-            </w:r>
-            <w:proofErr w:type="spellStart"/>
-            <w:r>
-              <w:t>i</w:t>
-            </w:r>
-            <w:proofErr w:type="spellEnd"/>
-            <w:r>
-              <w:t xml:space="preserve"> = 1; </w:t>
-            </w:r>
-            <w:proofErr w:type="spellStart"/>
-            <w:r>
-              <w:t>i</w:t>
-            </w:r>
-            <w:proofErr w:type="spellEnd"/>
-            <w:r>
-              <w:t xml:space="preserve"> &lt;= 90; </w:t>
-            </w:r>
-            <w:proofErr w:type="spellStart"/>
-            <w:r>
-              <w:t>i</w:t>
-            </w:r>
-            <w:proofErr w:type="spellEnd"/>
-            <w:r>
-              <w:t>++) {</w:t>
-            </w:r>
-          </w:p>
-          <w:p>
-            <w:pPr>
-              <w:pStyle w:val="afd"/>
-              <w:spacing w:after="0"/>
-            </w:pPr>
-          </w:p>
-          <w:p>
-            <w:pPr>
-              <w:pStyle w:val="afd"/>
-              <w:spacing w:after="0"/>
-            </w:pPr>
-            <w:r>
-              <w:t xml:space="preserve">        if (</w:t>
-            </w:r>
-            <w:proofErr w:type="spellStart"/>
-            <w:r>
-              <w:t>i</w:t>
-            </w:r>
-            <w:proofErr w:type="spellEnd"/>
-            <w:r>
-              <w:t xml:space="preserve"> == 30)</w:t>
-            </w:r>
-          </w:p>
-          <w:p>
-            <w:pPr>
-              <w:pStyle w:val="afd"/>
-              <w:spacing w:after="0"/>
-            </w:pPr>
-            <w:r>
-              <w:t xml:space="preserve">            </w:t>
-            </w:r>
-            <w:proofErr w:type="spellStart"/>
-            <w:r>
-              <w:t>pthread_mutex_lock</w:t>
-            </w:r>
-            <w:proofErr w:type="spellEnd"/>
-            <w:r>
-              <w:t>(&amp;mutex1);</w:t>
-            </w:r>
-          </w:p>
-          <w:p>
-            <w:pPr>
-              <w:pStyle w:val="afd"/>
-              <w:spacing w:after="0"/>
-            </w:pPr>
-          </w:p>
-          <w:p>
-            <w:pPr>
-              <w:pStyle w:val="afd"/>
-              <w:spacing w:after="0"/>
-            </w:pPr>
-            <w:r>
-              <w:t xml:space="preserve">        char </w:t>
-            </w:r>
-            <w:proofErr w:type="spellStart"/>
-            <w:r>
-              <w:t>ch</w:t>
-            </w:r>
-            <w:proofErr w:type="spellEnd"/>
-            <w:r>
-              <w:t xml:space="preserve"> = </w:t>
-            </w:r>
-            <w:proofErr w:type="gramStart"/>
-            <w:r>
-              <w:t>letters[</w:t>
-            </w:r>
-            <w:proofErr w:type="gramEnd"/>
-            <w:r>
-              <w:t>(</w:t>
-            </w:r>
-            <w:proofErr w:type="spellStart"/>
-            <w:r>
-              <w:t>i</w:t>
-            </w:r>
-            <w:proofErr w:type="spellEnd"/>
-            <w:r>
-              <w:t xml:space="preserve"> - 1) % L];</w:t>
-            </w:r>
-          </w:p>
-          <w:p>
-            <w:pPr>
-              <w:pStyle w:val="afd"/>
-              <w:spacing w:after="0"/>
-            </w:pPr>
-            <w:r>
-              <w:t xml:space="preserve">        </w:t>
-            </w:r>
-            <w:proofErr w:type="spellStart"/>
-            <w:proofErr w:type="gramStart"/>
-            <w:r>
-              <w:t>std</w:t>
-            </w:r>
-            <w:proofErr w:type="spellEnd"/>
-            <w:r>
-              <w:t>::</w:t>
-            </w:r>
-            <w:proofErr w:type="spellStart"/>
-            <w:proofErr w:type="gramEnd"/>
-            <w:r>
-              <w:t>cout</w:t>
-            </w:r>
-            <w:proofErr w:type="spellEnd"/>
-            <w:r>
-              <w:t xml:space="preserve"> &lt;&lt; "[" &lt;&lt; </w:t>
-            </w:r>
-            <w:proofErr w:type="spellStart"/>
-            <w:r>
-              <w:t>tname</w:t>
-            </w:r>
-            <w:proofErr w:type="spellEnd"/>
-            <w:r>
-              <w:t xml:space="preserve"> &lt;&lt; "] Iteration "</w:t>
-            </w:r>
-          </w:p>
-          <w:p>
-            <w:pPr>
-              <w:pStyle w:val="afd"/>
-              <w:spacing w:after="0"/>
-            </w:pPr>
-            <w:r>
-              <w:t xml:space="preserve">            &lt;&lt; </w:t>
-            </w:r>
-            <w:proofErr w:type="spellStart"/>
-            <w:r>
-              <w:t>i</w:t>
-            </w:r>
-            <w:proofErr w:type="spellEnd"/>
-            <w:r>
-              <w:t xml:space="preserve"> &lt;&lt; " Char: " &lt;&lt; </w:t>
-            </w:r>
-            <w:proofErr w:type="spellStart"/>
-            <w:r>
-              <w:t>ch</w:t>
-            </w:r>
-            <w:proofErr w:type="spellEnd"/>
-            <w:r>
-              <w:t xml:space="preserve"> &lt;&lt; </w:t>
-            </w:r>
-            <w:proofErr w:type="spellStart"/>
-            <w:proofErr w:type="gramStart"/>
-            <w:r>
-              <w:t>std</w:t>
-            </w:r>
-            <w:proofErr w:type="spellEnd"/>
-            <w:r>
-              <w:t>::</w:t>
-            </w:r>
-            <w:proofErr w:type="spellStart"/>
-            <w:proofErr w:type="gramEnd"/>
-            <w:r>
-              <w:t>endl</w:t>
-            </w:r>
-            <w:proofErr w:type="spellEnd"/>
-            <w:r>
-              <w:t>;</w:t>
-            </w:r>
-          </w:p>
-          <w:p>
-            <w:pPr>
-              <w:pStyle w:val="afd"/>
-              <w:spacing w:after="0"/>
-            </w:pPr>
-          </w:p>
-          <w:p>
-            <w:pPr>
-              <w:pStyle w:val="afd"/>
-              <w:spacing w:after="0"/>
-            </w:pPr>
-            <w:r>
-              <w:t xml:space="preserve">        if (</w:t>
-            </w:r>
-            <w:proofErr w:type="spellStart"/>
-            <w:r>
-              <w:t>i</w:t>
-            </w:r>
-            <w:proofErr w:type="spellEnd"/>
-            <w:r>
-              <w:t xml:space="preserve"> == 60)</w:t>
-            </w:r>
-          </w:p>
-          <w:p>
-            <w:pPr>
-              <w:pStyle w:val="afd"/>
-              <w:spacing w:after="0"/>
-            </w:pPr>
-            <w:r>
-              <w:t xml:space="preserve">            </w:t>
-            </w:r>
-            <w:proofErr w:type="spellStart"/>
-            <w:r>
-              <w:t>pthread_mutex_unlock</w:t>
-            </w:r>
-            <w:proofErr w:type="spellEnd"/>
-            <w:r>
-              <w:t>(&amp;mutex1);</w:t>
-            </w:r>
-          </w:p>
-          <w:p>
-            <w:pPr>
-              <w:pStyle w:val="afd"/>
-              <w:spacing w:after="0"/>
-            </w:pPr>
-          </w:p>
-          <w:p>
-            <w:pPr>
-              <w:pStyle w:val="afd"/>
-              <w:spacing w:after="0"/>
-            </w:pPr>
-            <w:r>
-              <w:t xml:space="preserve">        </w:t>
-            </w:r>
-            <w:proofErr w:type="spellStart"/>
-            <w:proofErr w:type="gramStart"/>
-            <w:r>
-              <w:t>usleep</w:t>
-            </w:r>
-            <w:proofErr w:type="spellEnd"/>
-            <w:r>
-              <w:t>(</w:t>
-            </w:r>
-            <w:proofErr w:type="gramEnd"/>
-            <w:r>
-              <w:t>100000);</w:t>
-            </w:r>
-          </w:p>
-          <w:p>
-            <w:pPr>
-              <w:pStyle w:val="afd"/>
-              <w:spacing w:after="0"/>
-            </w:pPr>
-            <w:r>
-              <w:t xml:space="preserve">    }</w:t>
-            </w:r>
-          </w:p>
-          <w:p>
-            <w:pPr>
-              <w:pStyle w:val="afd"/>
-              <w:spacing w:after="0"/>
-            </w:pPr>
-          </w:p>
-          <w:p>
-            <w:pPr>
-              <w:pStyle w:val="afd"/>
-              <w:spacing w:after="0"/>
-            </w:pPr>
-            <w:r>
-              <w:t xml:space="preserve">    return </w:t>
-            </w:r>
-            <w:proofErr w:type="spellStart"/>
-            <w:r>
-              <w:t>nullptr</w:t>
-            </w:r>
-            <w:proofErr w:type="spellEnd"/>
-            <w:r>
-              <w:t>;</w:t>
-            </w:r>
-          </w:p>
-          <w:p>
-            <w:pPr>
-              <w:pStyle w:val="afd"/>
-              <w:spacing w:after="0"/>
-            </w:pPr>
-            <w:r>
-              <w:t>}</w:t>
-            </w:r>
-          </w:p>
-          <w:p>
-            <w:pPr>
-              <w:pStyle w:val="afd"/>
-              <w:spacing w:after="0"/>
-            </w:pPr>
-          </w:p>
-          <w:p>
-            <w:pPr>
-              <w:pStyle w:val="afd"/>
-              <w:spacing w:after="0"/>
-            </w:pPr>
-            <w:proofErr w:type="spellStart"/>
-            <w:r>
-              <w:t>int</w:t>
-            </w:r>
-            <w:proofErr w:type="spellEnd"/>
-            <w:r>
-              <w:t xml:space="preserve"> </w:t>
-            </w:r>
-            <w:proofErr w:type="gramStart"/>
-            <w:r>
-              <w:t>main(</w:t>
-            </w:r>
-            <w:proofErr w:type="gramEnd"/>
-            <w:r>
-              <w:t>) {</w:t>
-            </w:r>
-          </w:p>
-          <w:p>
-            <w:pPr>
-              <w:pStyle w:val="afd"/>
-              <w:spacing w:after="0"/>
-            </w:pPr>
-            <w:r>
-              <w:t xml:space="preserve">    </w:t>
-            </w:r>
-            <w:proofErr w:type="spellStart"/>
-            <w:r>
-              <w:t>pthread_mutex_</w:t>
-            </w:r>
-            <w:proofErr w:type="gramStart"/>
-            <w:r>
-              <w:t>init</w:t>
-            </w:r>
-            <w:proofErr w:type="spellEnd"/>
-            <w:r>
-              <w:t>(</w:t>
-            </w:r>
-            <w:proofErr w:type="gramEnd"/>
-            <w:r>
-              <w:t xml:space="preserve">&amp;mutex1, </w:t>
-            </w:r>
-            <w:proofErr w:type="spellStart"/>
-            <w:r>
-              <w:t>nullptr</w:t>
-            </w:r>
-            <w:proofErr w:type="spellEnd"/>
-            <w:r>
-              <w:t>);</w:t>
-            </w:r>
-          </w:p>
-          <w:p>
-            <w:pPr>
-              <w:pStyle w:val="afd"/>
-              <w:spacing w:after="0"/>
-            </w:pPr>
-          </w:p>
-          <w:p>
-            <w:pPr>
-              <w:pStyle w:val="afd"/>
-              <w:spacing w:after="0"/>
-            </w:pPr>
-            <w:r>
-              <w:t xml:space="preserve">    auto letters = </w:t>
-            </w:r>
-            <w:proofErr w:type="spellStart"/>
-            <w:r>
-              <w:t>extract_letters_from_</w:t>
-            </w:r>
-            <w:proofErr w:type="gramStart"/>
-            <w:r>
-              <w:t>username</w:t>
-            </w:r>
-            <w:proofErr w:type="spellEnd"/>
-            <w:r>
-              <w:t>(</w:t>
-            </w:r>
-            <w:proofErr w:type="gramEnd"/>
-            <w:r>
-              <w:t>);</w:t>
-            </w:r>
-          </w:p>
-          <w:p>
-            <w:pPr>
-              <w:pStyle w:val="afd"/>
-              <w:spacing w:after="0"/>
-            </w:pPr>
-          </w:p>
-          <w:p>
-            <w:pPr>
-              <w:pStyle w:val="afd"/>
-              <w:spacing w:after="0"/>
-            </w:pPr>
-            <w:r>
-              <w:t xml:space="preserve">    </w:t>
-            </w:r>
-            <w:proofErr w:type="spellStart"/>
-            <w:r>
-              <w:t>ThreadParam</w:t>
-            </w:r>
-            <w:proofErr w:type="spellEnd"/>
-            <w:r>
-              <w:t xml:space="preserve"> </w:t>
-            </w:r>
-            <w:proofErr w:type="gramStart"/>
-            <w:r>
-              <w:t>A{ "</w:t>
-            </w:r>
-            <w:proofErr w:type="gramEnd"/>
-            <w:r>
-              <w:t>Thread-A", &amp;letters };</w:t>
-            </w:r>
-          </w:p>
-          <w:p>
-            <w:pPr>
-              <w:pStyle w:val="afd"/>
-              <w:spacing w:after="0"/>
-            </w:pPr>
-            <w:r>
-              <w:t xml:space="preserve">    </w:t>
-            </w:r>
-            <w:proofErr w:type="spellStart"/>
-            <w:r>
-              <w:t>ThreadParam</w:t>
-            </w:r>
-            <w:proofErr w:type="spellEnd"/>
-            <w:r>
-              <w:t xml:space="preserve"> </w:t>
-            </w:r>
-            <w:proofErr w:type="gramStart"/>
-            <w:r>
-              <w:t>B{ "</w:t>
-            </w:r>
-            <w:proofErr w:type="gramEnd"/>
-            <w:r>
-              <w:t>Thread-B", &amp;letters };</w:t>
-            </w:r>
-          </w:p>
-          <w:p>
-            <w:pPr>
-              <w:pStyle w:val="afd"/>
-              <w:spacing w:after="0"/>
-            </w:pPr>
-          </w:p>
-          <w:p>
-            <w:pPr>
-              <w:pStyle w:val="afd"/>
-              <w:spacing w:after="0"/>
-            </w:pPr>
-            <w:r>
-              <w:t xml:space="preserve">    </w:t>
-            </w:r>
-            <w:proofErr w:type="spellStart"/>
-            <w:r>
-              <w:t>pthread_t</w:t>
-            </w:r>
-            <w:proofErr w:type="spellEnd"/>
-            <w:r>
-              <w:t xml:space="preserve"> </w:t>
-            </w:r>
-            <w:proofErr w:type="spellStart"/>
-            <w:r>
-              <w:t>tA</w:t>
-            </w:r>
-            <w:proofErr w:type="spellEnd"/>
-            <w:r>
-              <w:t xml:space="preserve">, </w:t>
-            </w:r>
-            <w:proofErr w:type="spellStart"/>
-            <w:r>
-              <w:t>tB</w:t>
-            </w:r>
-            <w:proofErr w:type="spellEnd"/>
-            <w:r>
-              <w:t>;</w:t>
-            </w:r>
-          </w:p>
-          <w:p>
-            <w:pPr>
-              <w:pStyle w:val="afd"/>
-              <w:spacing w:after="0"/>
-            </w:pPr>
-          </w:p>
-          <w:p>
-            <w:pPr>
-              <w:pStyle w:val="afd"/>
-              <w:spacing w:after="0"/>
-            </w:pPr>
-            <w:r>
-              <w:t xml:space="preserve">    </w:t>
-            </w:r>
-            <w:proofErr w:type="spellStart"/>
-            <w:r>
-              <w:t>pthread_</w:t>
-            </w:r>
-            <w:proofErr w:type="gramStart"/>
-            <w:r>
-              <w:t>create</w:t>
-            </w:r>
-            <w:proofErr w:type="spellEnd"/>
-            <w:r>
-              <w:t>(</w:t>
-            </w:r>
-            <w:proofErr w:type="gramEnd"/>
-            <w:r>
-              <w:t>&amp;</w:t>
-            </w:r>
-            <w:proofErr w:type="spellStart"/>
-            <w:r>
-              <w:t>tA</w:t>
-            </w:r>
-            <w:proofErr w:type="spellEnd"/>
-            <w:r>
-              <w:t xml:space="preserve">, </w:t>
-            </w:r>
-            <w:proofErr w:type="spellStart"/>
-            <w:r>
-              <w:t>nullptr</w:t>
-            </w:r>
-            <w:proofErr w:type="spellEnd"/>
-            <w:r>
-              <w:t xml:space="preserve">, </w:t>
-            </w:r>
-            <w:proofErr w:type="spellStart"/>
-            <w:r>
-              <w:t>thread_func</w:t>
-            </w:r>
-            <w:proofErr w:type="spellEnd"/>
-            <w:r>
-              <w:t>, &amp;A);</w:t>
-            </w:r>
-          </w:p>
-          <w:p>
-            <w:pPr>
-              <w:pStyle w:val="afd"/>
-              <w:spacing w:after="0"/>
-            </w:pPr>
-            <w:r>
-              <w:t xml:space="preserve">    </w:t>
-            </w:r>
-            <w:proofErr w:type="spellStart"/>
-            <w:r>
-              <w:t>pthread_</w:t>
-            </w:r>
-            <w:proofErr w:type="gramStart"/>
-            <w:r>
-              <w:t>create</w:t>
-            </w:r>
-            <w:proofErr w:type="spellEnd"/>
-            <w:r>
-              <w:t>(</w:t>
-            </w:r>
-            <w:proofErr w:type="gramEnd"/>
-            <w:r>
-              <w:t>&amp;</w:t>
-            </w:r>
-            <w:proofErr w:type="spellStart"/>
-            <w:r>
-              <w:t>tB</w:t>
-            </w:r>
-            <w:proofErr w:type="spellEnd"/>
-            <w:r>
-              <w:t xml:space="preserve">, </w:t>
-            </w:r>
-            <w:proofErr w:type="spellStart"/>
-            <w:r>
-              <w:t>nullptr</w:t>
-            </w:r>
-            <w:proofErr w:type="spellEnd"/>
-            <w:r>
-              <w:t xml:space="preserve">, </w:t>
-            </w:r>
-            <w:proofErr w:type="spellStart"/>
-            <w:r>
-              <w:t>thread_func</w:t>
-            </w:r>
-            <w:proofErr w:type="spellEnd"/>
-            <w:r>
-              <w:t>, &amp;B);</w:t>
-            </w:r>
-          </w:p>
-          <w:p>
-            <w:pPr>
-              <w:pStyle w:val="afd"/>
-              <w:spacing w:after="0"/>
-            </w:pPr>
-          </w:p>
-          <w:p>
-            <w:pPr>
-              <w:pStyle w:val="afd"/>
-              <w:spacing w:after="0"/>
-            </w:pPr>
-            <w:r>
-              <w:t xml:space="preserve">    </w:t>
-            </w:r>
-            <w:proofErr w:type="spellStart"/>
-            <w:r>
-              <w:t>int</w:t>
-            </w:r>
-            <w:proofErr w:type="spellEnd"/>
-            <w:r>
-              <w:t xml:space="preserve"> L = </w:t>
-            </w:r>
-            <w:proofErr w:type="spellStart"/>
-            <w:proofErr w:type="gramStart"/>
-            <w:r>
-              <w:t>letters.size</w:t>
-            </w:r>
-            <w:proofErr w:type="spellEnd"/>
-            <w:proofErr w:type="gramEnd"/>
-            <w:r>
-              <w:t>();</w:t>
-            </w:r>
-          </w:p>
-          <w:p>
-            <w:pPr>
-              <w:pStyle w:val="afd"/>
-              <w:spacing w:after="0"/>
-            </w:pPr>
-          </w:p>
-          <w:p>
-            <w:pPr>
-              <w:pStyle w:val="afd"/>
-              <w:spacing w:after="0"/>
-            </w:pPr>
-            <w:r>
-              <w:t xml:space="preserve">    for (</w:t>
-            </w:r>
-            <w:proofErr w:type="spellStart"/>
-            <w:r>
-              <w:t>int</w:t>
-            </w:r>
-            <w:proofErr w:type="spellEnd"/>
-            <w:r>
-              <w:t xml:space="preserve"> </w:t>
-            </w:r>
-            <w:proofErr w:type="spellStart"/>
-            <w:r>
-              <w:t>i</w:t>
-            </w:r>
-            <w:proofErr w:type="spellEnd"/>
-            <w:r>
-              <w:t xml:space="preserve"> = 1; </w:t>
-            </w:r>
-            <w:proofErr w:type="spellStart"/>
-            <w:r>
-              <w:t>i</w:t>
-            </w:r>
-            <w:proofErr w:type="spellEnd"/>
-            <w:r>
-              <w:t xml:space="preserve"> &lt;= 90; </w:t>
-            </w:r>
-            <w:proofErr w:type="spellStart"/>
-            <w:r>
-              <w:t>i</w:t>
-            </w:r>
-            <w:proofErr w:type="spellEnd"/>
-            <w:r>
-              <w:t>++) {</w:t>
-            </w:r>
-          </w:p>
-          <w:p>
-            <w:pPr>
-              <w:pStyle w:val="afd"/>
-              <w:spacing w:after="0"/>
-            </w:pPr>
-            <w:r>
-              <w:t xml:space="preserve">        if (</w:t>
-            </w:r>
-            <w:proofErr w:type="spellStart"/>
-            <w:r>
-              <w:t>i</w:t>
-            </w:r>
-            <w:proofErr w:type="spellEnd"/>
-            <w:r>
-              <w:t xml:space="preserve"> == 30)</w:t>
-            </w:r>
-          </w:p>
-          <w:p>
-            <w:pPr>
-              <w:pStyle w:val="afd"/>
-              <w:spacing w:after="0"/>
-            </w:pPr>
-            <w:r>
-              <w:t xml:space="preserve">            </w:t>
-            </w:r>
-            <w:proofErr w:type="spellStart"/>
-            <w:r>
-              <w:t>pthread_mutex_lock</w:t>
-            </w:r>
-            <w:proofErr w:type="spellEnd"/>
-            <w:r>
-              <w:t>(&amp;mutex1);</w:t>
-            </w:r>
-          </w:p>
-          <w:p>
-            <w:pPr>
-              <w:pStyle w:val="afd"/>
-              <w:spacing w:after="0"/>
-            </w:pPr>
-          </w:p>
-          <w:p>
-            <w:pPr>
-              <w:pStyle w:val="afd"/>
-              <w:spacing w:after="0"/>
-            </w:pPr>
-            <w:r>
-              <w:t xml:space="preserve">        char </w:t>
-            </w:r>
-            <w:proofErr w:type="spellStart"/>
-            <w:r>
-              <w:t>ch</w:t>
-            </w:r>
-            <w:proofErr w:type="spellEnd"/>
-            <w:r>
-              <w:t xml:space="preserve"> = </w:t>
-            </w:r>
-            <w:proofErr w:type="gramStart"/>
-            <w:r>
-              <w:t>letters[</w:t>
-            </w:r>
-            <w:proofErr w:type="gramEnd"/>
-            <w:r>
-              <w:t>(</w:t>
-            </w:r>
-            <w:proofErr w:type="spellStart"/>
-            <w:r>
-              <w:t>i</w:t>
-            </w:r>
-            <w:proofErr w:type="spellEnd"/>
-            <w:r>
-              <w:t xml:space="preserve"> - 1) % L];</w:t>
-            </w:r>
-          </w:p>
-          <w:p>
-            <w:pPr>
-              <w:pStyle w:val="afd"/>
-              <w:spacing w:after="0"/>
-            </w:pPr>
-            <w:r>
-              <w:t xml:space="preserve">        </w:t>
-            </w:r>
-            <w:proofErr w:type="spellStart"/>
-            <w:proofErr w:type="gramStart"/>
-            <w:r>
-              <w:t>std</w:t>
-            </w:r>
-            <w:proofErr w:type="spellEnd"/>
-            <w:r>
-              <w:t>::</w:t>
-            </w:r>
-            <w:proofErr w:type="spellStart"/>
-            <w:proofErr w:type="gramEnd"/>
-            <w:r>
-              <w:t>cout</w:t>
-            </w:r>
-            <w:proofErr w:type="spellEnd"/>
-            <w:r>
-              <w:t xml:space="preserve"> &lt;&lt; "[Main] Iteration "</w:t>
-            </w:r>
-          </w:p>
-          <w:p>
-            <w:pPr>
-              <w:pStyle w:val="afd"/>
-              <w:spacing w:after="0"/>
-            </w:pPr>
-            <w:r>
-              <w:t xml:space="preserve">            &lt;&lt; </w:t>
-            </w:r>
-            <w:proofErr w:type="spellStart"/>
-            <w:r>
-              <w:t>i</w:t>
-            </w:r>
-            <w:proofErr w:type="spellEnd"/>
-            <w:r>
-              <w:t xml:space="preserve"> &lt;</w:t>
-            </w:r>
-            <w:r>
-              <w:t xml:space="preserve">&lt; " Char: " &lt;&lt; </w:t>
-            </w:r>
-            <w:proofErr w:type="spellStart"/>
-            <w:r>
-              <w:t>ch</w:t>
-            </w:r>
-            <w:proofErr w:type="spellEnd"/>
-            <w:r>
-              <w:t xml:space="preserve"> &lt;&lt; </w:t>
-            </w:r>
-            <w:proofErr w:type="spellStart"/>
-            <w:proofErr w:type="gramStart"/>
-            <w:r>
-              <w:t>std</w:t>
-            </w:r>
-            <w:proofErr w:type="spellEnd"/>
-            <w:r>
-              <w:t>::</w:t>
-            </w:r>
-            <w:proofErr w:type="spellStart"/>
-            <w:proofErr w:type="gramEnd"/>
-            <w:r>
-              <w:t>endl</w:t>
-            </w:r>
-            <w:proofErr w:type="spellEnd"/>
-            <w:r>
-              <w:t>;</w:t>
-            </w:r>
-          </w:p>
-          <w:p>
-            <w:pPr>
-              <w:pStyle w:val="afd"/>
-              <w:spacing w:after="0"/>
-            </w:pPr>
-            <w:r>
-              <w:t xml:space="preserve">        if (</w:t>
-            </w:r>
-            <w:proofErr w:type="spellStart"/>
-            <w:r>
-              <w:t>i</w:t>
-            </w:r>
-            <w:proofErr w:type="spellEnd"/>
-            <w:r>
-              <w:t xml:space="preserve"> == 60)</w:t>
-            </w:r>
-          </w:p>
-          <w:p>
-            <w:pPr>
-              <w:pStyle w:val="afd"/>
-              <w:spacing w:after="0"/>
-            </w:pPr>
-            <w:r>
-              <w:t xml:space="preserve">            </w:t>
-            </w:r>
-            <w:proofErr w:type="spellStart"/>
-            <w:r>
-              <w:t>pthread_mutex_unlock</w:t>
-            </w:r>
-            <w:proofErr w:type="spellEnd"/>
-            <w:r>
-              <w:t>(&amp;mutex1);</w:t>
-            </w:r>
-          </w:p>
-          <w:p>
-            <w:pPr>
-              <w:pStyle w:val="afd"/>
-              <w:spacing w:after="0"/>
-            </w:pPr>
-          </w:p>
-          <w:p>
-            <w:pPr>
-              <w:pStyle w:val="afd"/>
-              <w:spacing w:after="0"/>
-            </w:pPr>
-            <w:r>
-              <w:t xml:space="preserve">        </w:t>
-            </w:r>
-            <w:proofErr w:type="spellStart"/>
-            <w:proofErr w:type="gramStart"/>
-            <w:r>
-              <w:t>usleep</w:t>
-            </w:r>
-            <w:proofErr w:type="spellEnd"/>
-            <w:r>
-              <w:t>(</w:t>
-            </w:r>
-            <w:proofErr w:type="gramEnd"/>
-            <w:r>
-              <w:t>100000);</w:t>
-            </w:r>
-          </w:p>
-          <w:p>
-            <w:pPr>
-              <w:pStyle w:val="afd"/>
-              <w:spacing w:after="0"/>
-            </w:pPr>
-            <w:r>
-              <w:t xml:space="preserve">    }</w:t>
-            </w:r>
-          </w:p>
-          <w:p>
-            <w:pPr>
-              <w:pStyle w:val="afd"/>
-              <w:spacing w:after="0"/>
-            </w:pPr>
-            <w:r>
-              <w:t xml:space="preserve">    </w:t>
-            </w:r>
-            <w:proofErr w:type="spellStart"/>
-            <w:r>
-              <w:t>pthread_</w:t>
-            </w:r>
-            <w:proofErr w:type="gramStart"/>
-            <w:r>
-              <w:t>join</w:t>
-            </w:r>
-            <w:proofErr w:type="spellEnd"/>
-            <w:r>
-              <w:t>(</w:t>
-            </w:r>
-            <w:proofErr w:type="spellStart"/>
-            <w:proofErr w:type="gramEnd"/>
-            <w:r>
-              <w:t>tA</w:t>
-            </w:r>
-            <w:proofErr w:type="spellEnd"/>
-            <w:r>
-              <w:t xml:space="preserve">, </w:t>
-            </w:r>
-            <w:proofErr w:type="spellStart"/>
-            <w:r>
-              <w:t>nullptr</w:t>
-            </w:r>
-            <w:proofErr w:type="spellEnd"/>
-            <w:r>
-              <w:t>);</w:t>
-            </w:r>
-          </w:p>
-          <w:p>
-            <w:pPr>
-              <w:pStyle w:val="afd"/>
-              <w:spacing w:after="0"/>
-            </w:pPr>
-            <w:r>
-              <w:t xml:space="preserve">    </w:t>
-            </w:r>
-            <w:proofErr w:type="spellStart"/>
-            <w:r>
-              <w:t>pthread_</w:t>
-            </w:r>
-            <w:proofErr w:type="gramStart"/>
-            <w:r>
-              <w:t>join</w:t>
-            </w:r>
-            <w:proofErr w:type="spellEnd"/>
-            <w:r>
-              <w:t>(</w:t>
-            </w:r>
-            <w:proofErr w:type="spellStart"/>
-            <w:proofErr w:type="gramEnd"/>
-            <w:r>
-              <w:t>tB</w:t>
-            </w:r>
-            <w:proofErr w:type="spellEnd"/>
-            <w:r>
-              <w:t xml:space="preserve">, </w:t>
-            </w:r>
-            <w:proofErr w:type="spellStart"/>
-            <w:r>
-              <w:t>nullptr</w:t>
-            </w:r>
-            <w:proofErr w:type="spellEnd"/>
-            <w:r>
-              <w:t>);</w:t>
-            </w:r>
-          </w:p>
-          <w:p>
-            <w:pPr>
-              <w:pStyle w:val="afd"/>
-              <w:spacing w:after="0"/>
-            </w:pPr>
-          </w:p>
-          <w:p>
-            <w:pPr>
-              <w:pStyle w:val="afd"/>
-              <w:spacing w:after="0"/>
-            </w:pPr>
-            <w:r>
-              <w:t xml:space="preserve">    </w:t>
-            </w:r>
-            <w:proofErr w:type="spellStart"/>
-            <w:r>
-              <w:t>pthread_mutex_destroy</w:t>
-            </w:r>
-            <w:proofErr w:type="spellEnd"/>
-            <w:r>
-              <w:t>(&amp;mutex1);</w:t>
-            </w:r>
-          </w:p>
-          <w:p>
-            <w:pPr>
-              <w:pStyle w:val="afd"/>
-              <w:spacing w:after="0"/>
-              <w:rPr>
-                <w:lang w:val="ru-RU"/>
-              </w:rPr>
-            </w:pPr>
-            <w:r>
-              <w:t xml:space="preserve">    </w:t>
-            </w:r>
-            <w:proofErr w:type="spellStart"/>
-            <w:r>
-              <w:rPr>
-                <w:lang w:val="ru-RU"/>
-              </w:rPr>
-              <w:t>return</w:t>
-            </w:r>
-            <w:proofErr w:type="spellEnd"/>
-            <w:r>
-              <w:rPr>
-                <w:lang w:val="ru-RU"/>
-              </w:rPr>
-              <w:t xml:space="preserve"> 0;</w:t>
-            </w:r>
-          </w:p>
-          <w:p>
-            <w:pPr>
-              <w:pStyle w:val="afd"/>
-              <w:spacing w:after="0"/>
-              <w:rPr>
-                <w:lang w:val="ru-RU"/>
-              </w:rPr>
-            </w:pPr>
-            <w:r>
-              <w:rPr>
-                <w:lang w:val="ru-RU"/>
-              </w:rPr>
-              <w:t>}</w:t>
-            </w:r>
-          </w:p>
-        </w:tc>
-      </w:tr>
-    </w:tbl>
-    <w:p>
-      <w:pPr>
-        <w:pStyle w:val="af4"/>
-        <w:spacing w:before="120"/>
-        <w:rPr>
-          <w:lang w:val="en-US"/>
-        </w:rPr>
-      </w:pPr>
-      <w:r>
-        <w:lastRenderedPageBreak/>
-        <w:t>Листинг 2.2</w:t>
-      </w:r>
-      <w:r>
-        <w:t>.</w:t>
-      </w:r>
-      <w:r>
-        <w:t>1</w:t>
-      </w:r>
-      <w:r>
-        <w:t xml:space="preserve"> – Исходный код приложения lab-06</w:t>
-      </w:r>
-      <w:r>
-        <w:rPr>
-          <w:lang w:val="en-US"/>
-        </w:rPr>
-        <w:t>a</w:t>
-      </w:r>
-    </w:p>
-    <w:p>
-      <w:r>
-        <w:t xml:space="preserve">В этом приложении требуется продемонстрировать корректную работу двух дочерних потоков A и B, а также потока </w:t>
-      </w:r>
-      <w:proofErr w:type="spellStart"/>
-      <w:r>
-        <w:t>main</w:t>
-      </w:r>
-      <w:proofErr w:type="spellEnd"/>
-      <w:r>
-        <w:t>.</w:t>
-      </w:r>
-    </w:p>
-    <w:p>
-      <w:pPr>
-        <w:pStyle w:val="af4"/>
-      </w:pPr>
-      <w:r>
-        <w:drawing>
-          <wp:inline distT="0" distB="0" distL="0" distR="0" wp14:anchorId="3151444A" wp14:editId="15B586C1">
-            <wp:extent cx="6372225" cy="2221230"/>
-            <wp:effectExtent l="0" t="0" r="9525" b="7620"/>
-            <wp:docPr id="19" name="Рисунок 19"/>
-            <wp:cNvGraphicFramePr>
-              <a:graphicFrameLocks xmlns:a="http://schemas.openxmlformats.org/drawingml/2006/main" noChangeAspect="1"/>
-            </wp:cNvGraphicFramePr>
-            <a:graphic xmlns:a="http://schemas.openxmlformats.org/drawingml/2006/main">
-              <a:graphicData uri="http://schemas.openxmlformats.org/drawingml/2006/picture">
-                <pic:pic xmlns:pic="http://schemas.openxmlformats.org/drawingml/2006/picture">
-                  <pic:nvPicPr>
-                    <pic:cNvPr id="1" name=""/>
-                    <pic:cNvPicPr/>
-                  </pic:nvPicPr>
-                  <pic:blipFill>
-                    <a:blip r:embed="rId20"/>
-                    <a:stretch>
-                      <a:fillRect/>
-                    </a:stretch>
-                  </pic:blipFill>
-                  <pic:spPr>
-                    <a:xfrm>
-                      <a:off x="0" y="0"/>
                       <a:ext cx="6372225" cy="2221230"/>
                     </a:xfrm>
                     <a:prstGeom prst="rect">
@@ -11455,9 +11399,6 @@
         <w:pStyle w:val="af4"/>
       </w:pPr>
       <w:r>
-        <w:rPr>
-          <w:lang w:val="en-US"/>
-        </w:rPr>
         <w:drawing>
           <wp:inline distT="0" distB="0" distL="0" distR="0" wp14:anchorId="74A7AA2E" wp14:editId="5F389501">
             <wp:extent cx="6372225" cy="1804035"/>
@@ -11474,7 +11415,7 @@
                     <pic:cNvPicPr/>
                   </pic:nvPicPr>
                   <pic:blipFill rotWithShape="1">
-                    <a:blip r:embed="rId21"/>
+                    <a:blip r:embed="rId20"/>
                     <a:srcRect b="54976"/>
                     <a:stretch/>
                   </pic:blipFill>
@@ -11533,9 +11474,6 @@
         <w:pStyle w:val="af4"/>
       </w:pPr>
       <w:r>
-        <w:rPr>
-          <w:lang w:val="en-US"/>
-        </w:rPr>
         <w:lastRenderedPageBreak/>
         <w:drawing>
           <wp:inline distT="0" distB="0" distL="0" distR="0" wp14:anchorId="6B4E6DB5" wp14:editId="3AD3A88C">
@@ -11553,7 +11491,7 @@
                     <pic:cNvPicPr/>
                   </pic:nvPicPr>
                   <pic:blipFill>
-                    <a:blip r:embed="rId22"/>
+                    <a:blip r:embed="rId21"/>
                     <a:stretch>
                       <a:fillRect/>
                     </a:stretch>
@@ -15187,13 +15125,125 @@
             <w:pPr>
               <w:pStyle w:val="afd"/>
               <w:spacing w:after="0"/>
+            </w:pPr>
+            <w:r>
+              <w:t xml:space="preserve">    </w:t>
+            </w:r>
+            <w:r>
+              <w:t>}</w:t>
+            </w:r>
+          </w:p>
+          <w:p>
+            <w:pPr>
+              <w:pStyle w:val="afd"/>
+              <w:spacing w:after="0"/>
+            </w:pPr>
+            <w:r>
+              <w:lastRenderedPageBreak/>
+              <w:t xml:space="preserve">    if (</w:t>
+            </w:r>
+            <w:proofErr w:type="spellStart"/>
+            <w:r>
+              <w:t>pidB</w:t>
+            </w:r>
+            <w:proofErr w:type="spellEnd"/>
+            <w:r>
+              <w:t xml:space="preserve"> &gt; 0) {</w:t>
+            </w:r>
+          </w:p>
+          <w:p>
+            <w:pPr>
+              <w:pStyle w:val="afd"/>
+              <w:spacing w:after="0"/>
+            </w:pPr>
+            <w:r>
+              <w:t xml:space="preserve">        </w:t>
+            </w:r>
+            <w:proofErr w:type="spellStart"/>
+            <w:r>
+              <w:t>int</w:t>
+            </w:r>
+            <w:proofErr w:type="spellEnd"/>
+            <w:r>
+              <w:t xml:space="preserve"> status;</w:t>
+            </w:r>
+          </w:p>
+          <w:p>
+            <w:pPr>
+              <w:pStyle w:val="afd"/>
+              <w:spacing w:after="0"/>
+            </w:pPr>
+            <w:r>
+              <w:t xml:space="preserve">        </w:t>
+            </w:r>
+            <w:proofErr w:type="spellStart"/>
+            <w:proofErr w:type="gramStart"/>
+            <w:r>
+              <w:t>waitpid</w:t>
+            </w:r>
+            <w:proofErr w:type="spellEnd"/>
+            <w:r>
+              <w:t>(</w:t>
+            </w:r>
+            <w:proofErr w:type="spellStart"/>
+            <w:proofErr w:type="gramEnd"/>
+            <w:r>
+              <w:t>pidB</w:t>
+            </w:r>
+            <w:proofErr w:type="spellEnd"/>
+            <w:r>
+              <w:t>, &amp;status, 0);</w:t>
+            </w:r>
+          </w:p>
+          <w:p>
+            <w:pPr>
+              <w:pStyle w:val="afd"/>
+              <w:spacing w:after="0"/>
+            </w:pPr>
+            <w:r>
+              <w:t xml:space="preserve">    }</w:t>
+            </w:r>
+          </w:p>
+          <w:p>
+            <w:pPr>
+              <w:pStyle w:val="afd"/>
+              <w:spacing w:after="0"/>
+            </w:pPr>
+          </w:p>
+          <w:p>
+            <w:pPr>
+              <w:pStyle w:val="afd"/>
+              <w:spacing w:after="0"/>
+            </w:pPr>
+            <w:r>
+              <w:t xml:space="preserve">    </w:t>
+            </w:r>
+            <w:proofErr w:type="spellStart"/>
+            <w:r>
+              <w:t>sem_unlink</w:t>
+            </w:r>
+            <w:proofErr w:type="spellEnd"/>
+            <w:r>
+              <w:t>(SEM_NAME);</w:t>
+            </w:r>
+          </w:p>
+          <w:p>
+            <w:pPr>
+              <w:pStyle w:val="afd"/>
+              <w:spacing w:after="0"/>
+            </w:pPr>
+            <w:r>
+              <w:t xml:space="preserve">    return 0;</w:t>
+            </w:r>
+          </w:p>
+          <w:p>
+            <w:pPr>
+              <w:pStyle w:val="afd"/>
+              <w:spacing w:after="0"/>
               <w:rPr>
                 <w:lang w:val="ru-RU"/>
               </w:rPr>
             </w:pPr>
-            <w:r>
-              <w:t xml:space="preserve">    </w:t>
-            </w:r>
             <w:r>
               <w:rPr>
                 <w:lang w:val="ru-RU"/>
@@ -15201,124 +15251,6 @@
               <w:t>}</w:t>
             </w:r>
           </w:p>
-          <w:p>
-            <w:pPr>
-              <w:pStyle w:val="afd"/>
-              <w:spacing w:after="0"/>
-            </w:pPr>
-            <w:r>
-              <w:lastRenderedPageBreak/>
-              <w:t xml:space="preserve">    if (</w:t>
-            </w:r>
-            <w:proofErr w:type="spellStart"/>
-            <w:r>
-              <w:t>pidB</w:t>
-            </w:r>
-            <w:proofErr w:type="spellEnd"/>
-            <w:r>
-              <w:t xml:space="preserve"> &gt; 0) {</w:t>
-            </w:r>
-          </w:p>
-          <w:p>
-            <w:pPr>
-              <w:pStyle w:val="afd"/>
-              <w:spacing w:after="0"/>
-            </w:pPr>
-            <w:r>
-              <w:t xml:space="preserve">        </w:t>
-            </w:r>
-            <w:proofErr w:type="spellStart"/>
-            <w:r>
-              <w:t>int</w:t>
-            </w:r>
-            <w:proofErr w:type="spellEnd"/>
-            <w:r>
-              <w:t xml:space="preserve"> status;</w:t>
-            </w:r>
-          </w:p>
-          <w:p>
-            <w:pPr>
-              <w:pStyle w:val="afd"/>
-              <w:spacing w:after="0"/>
-            </w:pPr>
-            <w:r>
-              <w:t xml:space="preserve">        </w:t>
-            </w:r>
-            <w:proofErr w:type="spellStart"/>
-            <w:proofErr w:type="gramStart"/>
-            <w:r>
-              <w:t>waitpid</w:t>
-            </w:r>
-            <w:proofErr w:type="spellEnd"/>
-            <w:r>
-              <w:t>(</w:t>
-            </w:r>
-            <w:proofErr w:type="spellStart"/>
-            <w:proofErr w:type="gramEnd"/>
-            <w:r>
-              <w:t>pidB</w:t>
-            </w:r>
-            <w:proofErr w:type="spellEnd"/>
-            <w:r>
-              <w:t>, &amp;status, 0);</w:t>
-            </w:r>
-          </w:p>
-          <w:p>
-            <w:pPr>
-              <w:pStyle w:val="afd"/>
-              <w:spacing w:after="0"/>
-            </w:pPr>
-            <w:r>
-              <w:t xml:space="preserve">    }</w:t>
-            </w:r>
-          </w:p>
-          <w:p>
-            <w:pPr>
-              <w:pStyle w:val="afd"/>
-              <w:spacing w:after="0"/>
-            </w:pPr>
-          </w:p>
-          <w:p>
-            <w:pPr>
-              <w:pStyle w:val="afd"/>
-              <w:spacing w:after="0"/>
-            </w:pPr>
-            <w:r>
-              <w:t xml:space="preserve">    </w:t>
-            </w:r>
-            <w:proofErr w:type="spellStart"/>
-            <w:r>
-              <w:t>sem_unlink</w:t>
-            </w:r>
-            <w:proofErr w:type="spellEnd"/>
-            <w:r>
-              <w:t>(SEM_NAME);</w:t>
-            </w:r>
-          </w:p>
-          <w:p>
-            <w:pPr>
-              <w:pStyle w:val="afd"/>
-              <w:spacing w:after="0"/>
-            </w:pPr>
-            <w:r>
-              <w:t xml:space="preserve">    return 0;</w:t>
-            </w:r>
-          </w:p>
-          <w:p>
-            <w:pPr>
-              <w:pStyle w:val="afd"/>
-              <w:spacing w:after="0"/>
-              <w:rPr>
-                <w:lang w:val="ru-RU"/>
-              </w:rPr>
-            </w:pPr>
-            <w:r>
-              <w:rPr>
-                <w:lang w:val="ru-RU"/>
-              </w:rPr>
-              <w:t>}</w:t>
-            </w:r>
-          </w:p>
         </w:tc>
       </w:tr>
     </w:tbl>
@@ -15329,16 +15261,7 @@
       </w:pPr>
       <w:r>
         <w:lastRenderedPageBreak/>
-        <w:t>Листинг 2.2</w:t>
-      </w:r>
-      <w:r>
-        <w:t>.</w:t>
-      </w:r>
-      <w:r>
-        <w:t>2</w:t>
-      </w:r>
-      <w:r>
-        <w:t xml:space="preserve"> – Исходный код приложения lab-06</w:t>
+        <w:t>Листинг 2.2.2 – Исходный код приложения lab-06</w:t>
       </w:r>
       <w:r>
         <w:rPr>
@@ -15354,8 +15277,6 @@
       <w:r>
         <w:t>,</w:t>
       </w:r>
-      <w:bookmarkStart w:id="0" w:name="_GoBack"/>
-      <w:bookmarkEnd w:id="0"/>
       <w:r>
         <w:t xml:space="preserve"> который обеспечивает синхронизацию процессов, аналогично </w:t>
       </w:r>
@@ -15389,7 +15310,7 @@
                     <pic:cNvPicPr/>
                   </pic:nvPicPr>
                   <pic:blipFill rotWithShape="1">
-                    <a:blip r:embed="rId23"/>
+                    <a:blip r:embed="rId22"/>
                     <a:srcRect t="47480"/>
                     <a:stretch/>
                   </pic:blipFill>
@@ -15455,7 +15376,7 @@
                     <pic:cNvPicPr/>
                   </pic:nvPicPr>
                   <pic:blipFill>
-                    <a:blip r:embed="rId24"/>
+                    <a:blip r:embed="rId23"/>
                     <a:stretch>
                       <a:fillRect/>
                     </a:stretch>
@@ -15490,7 +15411,12 @@
         <w:t>4</w:t>
       </w:r>
       <w:r>
-        <w:t xml:space="preserve"> – Демонстрация возобновление итераций процесса </w:t>
+        <w:t xml:space="preserve"> – Демонстрация возобновление итер</w:t>
+      </w:r>
+      <w:bookmarkStart w:id="0" w:name="_GoBack"/>
+      <w:bookmarkEnd w:id="0"/>
+      <w:r>
+        <w:t xml:space="preserve">аций процесса </w:t>
       </w:r>
       <w:r>
         <w:t>А</w:t>
@@ -15518,7 +15444,7 @@
                     <pic:cNvPicPr/>
                   </pic:nvPicPr>
                   <pic:blipFill>
-                    <a:blip r:embed="rId25"/>
+                    <a:blip r:embed="rId24"/>
                     <a:stretch>
                       <a:fillRect/>
                     </a:stretch>
@@ -15787,8 +15713,8 @@
       </w:r>
     </w:p>
     <w:sectPr>
-      <w:headerReference w:type="default" r:id="rId26"/>
-      <w:footerReference w:type="first" r:id="rId27"/>
+      <w:headerReference w:type="default" r:id="rId25"/>
+      <w:footerReference w:type="first" r:id="rId26"/>
       <w:pgSz w:w="11906" w:h="16838"/>
       <w:pgMar w:top="1134" w:right="567" w:bottom="851" w:left="1304" w:header="709" w:footer="709" w:gutter="0"/>
       <w:cols w:space="708"/>
@@ -15933,7 +15859,7 @@
             <w:sz w:val="28"/>
             <w:szCs w:val="28"/>
           </w:rPr>
-          <w:t>13</w:t>
+          <w:t>26</w:t>
         </w:r>
         <w:r>
           <w:rPr>
@@ -19689,7 +19615,7 @@
 </file>
 
 <file path=customXml/itemProps1.xml><?xml version="1.0" encoding="utf-8"?>
-<ds:datastoreItem xmlns:ds="http://schemas.openxmlformats.org/officeDocument/2006/customXml" ds:itemID="{324A95F8-348C-48BC-BA94-7802130466E4}">
+<ds:datastoreItem xmlns:ds="http://schemas.openxmlformats.org/officeDocument/2006/customXml" ds:itemID="{DBFEBD94-5071-4BD5-9554-2A45CA55C9EA}">
   <ds:schemaRefs>
     <ds:schemaRef ds:uri="http://schemas.openxmlformats.org/officeDocument/2006/bibliography"/>
   </ds:schemaRefs>
